--- a/docs/table1_midwives_gt.docx
+++ b/docs/table1_midwives_gt.docx
@@ -66,7 +66,7 @@
           <w:sz w:val="20"/>
           <w:color w:val="333333"/>
         </w:rPr>
-        <w:t xml:space="default">11,913 ACTIVE primary-linked midwives · built 2026-08-10 17:52:55</w:t>
+        <w:t xml:space="default">11,913 ACTIVE primary-linked midwives · built 2026-08-10 18:15:42</w:t>
       </w:r>
     </w:p>
     <w:tbl xmlns:w="http://schemas.openxmlformats.org/wordprocessingml/2006/main" xmlns:wp="http://schemas.openxmlformats.org/drawingml/2006/wordprocessingDrawing" xmlns:r="http://schemas.openxmlformats.org/officeDocument/2006/relationships" xmlns:w14="http://schemas.microsoft.com/office/word/2010/wordml">
@@ -1054,7 +1054,7 @@
                 <w:sz w:val="20"/>
                 <w:b w:val="true"/>
               </w:rPr>
-              <w:t xml:space="default">Sex recorded in NPPES</w:t>
+              <w:t xml:space="default">Sex</w:t>
             </w:r>
           </w:p>
         </w:tc>
@@ -2000,7 +2000,7 @@
                 <w:sz w:val="20"/>
                 <w:b w:val="true"/>
               </w:rPr>
-              <w:t xml:space="default">Age Data Source &amp; Provenance</w:t>
+              <w:t xml:space="default">Years Since AMCB Initial Certification</w:t>
             </w:r>
           </w:p>
         </w:tc>
@@ -2029,55 +2029,55 @@
                 <w:rFonts w:ascii="Calibri" w:hAnsi="Calibri"/>
                 <w:sz w:val="20"/>
               </w:rPr>
-              <w:t xml:space="default">Direct Verified DOB (OH/WA/FL/HG)</w:t>
-            </w:r>
-          </w:p>
-        </w:tc>
-        <w:tc>
-          <w:tcPr>
-            <w:tcBorders>
-              <w:top w:val="single" w:space="0" w:color="D3D3D3"/>
-              <w:bottom w:val="single" w:space="0" w:color="D3D3D3"/>
-              <w:start w:val="single" w:space="0" w:color="D3D3D3"/>
-              <w:end w:val="single" w:space="0" w:color="D3D3D3"/>
-            </w:tcBorders>
-          </w:tcPr>
-          <w:p>
-            <w:pPr>
-              <w:spacing w:before="0" w:after="60"/>
-              <w:keepNext/>
-              <w:jc w:val="end"/>
-            </w:pPr>
-            <w:r>
-              <w:rPr>
-                <w:rFonts w:ascii="Calibri" w:hAnsi="Calibri"/>
-                <w:sz w:val="20"/>
-              </w:rPr>
-              <w:t xml:space="default">3,862</w:t>
-            </w:r>
-          </w:p>
-        </w:tc>
-        <w:tc>
-          <w:tcPr>
-            <w:tcBorders>
-              <w:top w:val="single" w:space="0" w:color="D3D3D3"/>
-              <w:bottom w:val="single" w:space="0" w:color="D3D3D3"/>
-              <w:start w:val="single" w:space="0" w:color="D3D3D3"/>
-              <w:end w:val="single" w:space="0" w:color="D3D3D3"/>
-            </w:tcBorders>
-          </w:tcPr>
-          <w:p>
-            <w:pPr>
-              <w:spacing w:before="0" w:after="60"/>
-              <w:keepNext/>
-              <w:jc w:val="end"/>
-            </w:pPr>
-            <w:r>
-              <w:rPr>
-                <w:rFonts w:ascii="Calibri" w:hAnsi="Calibri"/>
-                <w:sz w:val="20"/>
-              </w:rPr>
-              <w:t xml:space="default">32.4</w:t>
+              <w:t xml:space="default">&lt;5 years</w:t>
+            </w:r>
+          </w:p>
+        </w:tc>
+        <w:tc>
+          <w:tcPr>
+            <w:tcBorders>
+              <w:top w:val="single" w:space="0" w:color="D3D3D3"/>
+              <w:bottom w:val="single" w:space="0" w:color="D3D3D3"/>
+              <w:start w:val="single" w:space="0" w:color="D3D3D3"/>
+              <w:end w:val="single" w:space="0" w:color="D3D3D3"/>
+            </w:tcBorders>
+          </w:tcPr>
+          <w:p>
+            <w:pPr>
+              <w:spacing w:before="0" w:after="60"/>
+              <w:keepNext/>
+              <w:jc w:val="end"/>
+            </w:pPr>
+            <w:r>
+              <w:rPr>
+                <w:rFonts w:ascii="Calibri" w:hAnsi="Calibri"/>
+                <w:sz w:val="20"/>
+              </w:rPr>
+              <w:t xml:space="default">2,293</w:t>
+            </w:r>
+          </w:p>
+        </w:tc>
+        <w:tc>
+          <w:tcPr>
+            <w:tcBorders>
+              <w:top w:val="single" w:space="0" w:color="D3D3D3"/>
+              <w:bottom w:val="single" w:space="0" w:color="D3D3D3"/>
+              <w:start w:val="single" w:space="0" w:color="D3D3D3"/>
+              <w:end w:val="single" w:space="0" w:color="D3D3D3"/>
+            </w:tcBorders>
+          </w:tcPr>
+          <w:p>
+            <w:pPr>
+              <w:spacing w:before="0" w:after="60"/>
+              <w:keepNext/>
+              <w:jc w:val="end"/>
+            </w:pPr>
+            <w:r>
+              <w:rPr>
+                <w:rFonts w:ascii="Calibri" w:hAnsi="Calibri"/>
+                <w:sz w:val="20"/>
+              </w:rPr>
+              <w:t xml:space="default">19.2</w:t>
             </w:r>
           </w:p>
         </w:tc>
@@ -2106,55 +2106,286 @@
                 <w:rFonts w:ascii="Calibri" w:hAnsi="Calibri"/>
                 <w:sz w:val="20"/>
               </w:rPr>
-              <w:t xml:space="default">OLS Calibrated Imputation</w:t>
-            </w:r>
-          </w:p>
-        </w:tc>
-        <w:tc>
-          <w:tcPr>
-            <w:tcBorders>
-              <w:top w:val="single" w:space="0" w:color="D3D3D3"/>
-              <w:bottom w:val="single" w:space="0" w:color="D3D3D3"/>
-              <w:start w:val="single" w:space="0" w:color="D3D3D3"/>
-              <w:end w:val="single" w:space="0" w:color="D3D3D3"/>
-            </w:tcBorders>
-          </w:tcPr>
-          <w:p>
-            <w:pPr>
-              <w:spacing w:before="0" w:after="60"/>
-              <w:keepNext/>
-              <w:jc w:val="end"/>
-            </w:pPr>
-            <w:r>
-              <w:rPr>
-                <w:rFonts w:ascii="Calibri" w:hAnsi="Calibri"/>
-                <w:sz w:val="20"/>
-              </w:rPr>
-              <w:t xml:space="default">8,051</w:t>
-            </w:r>
-          </w:p>
-        </w:tc>
-        <w:tc>
-          <w:tcPr>
-            <w:tcBorders>
-              <w:top w:val="single" w:space="0" w:color="D3D3D3"/>
-              <w:bottom w:val="single" w:space="0" w:color="D3D3D3"/>
-              <w:start w:val="single" w:space="0" w:color="D3D3D3"/>
-              <w:end w:val="single" w:space="0" w:color="D3D3D3"/>
-            </w:tcBorders>
-          </w:tcPr>
-          <w:p>
-            <w:pPr>
-              <w:spacing w:before="0" w:after="60"/>
-              <w:keepNext/>
-              <w:jc w:val="end"/>
-            </w:pPr>
-            <w:r>
-              <w:rPr>
-                <w:rFonts w:ascii="Calibri" w:hAnsi="Calibri"/>
-                <w:sz w:val="20"/>
-              </w:rPr>
-              <w:t xml:space="default">67.6</w:t>
+              <w:t xml:space="default">5-9 years</w:t>
+            </w:r>
+          </w:p>
+        </w:tc>
+        <w:tc>
+          <w:tcPr>
+            <w:tcBorders>
+              <w:top w:val="single" w:space="0" w:color="D3D3D3"/>
+              <w:bottom w:val="single" w:space="0" w:color="D3D3D3"/>
+              <w:start w:val="single" w:space="0" w:color="D3D3D3"/>
+              <w:end w:val="single" w:space="0" w:color="D3D3D3"/>
+            </w:tcBorders>
+          </w:tcPr>
+          <w:p>
+            <w:pPr>
+              <w:spacing w:before="0" w:after="60"/>
+              <w:keepNext/>
+              <w:jc w:val="end"/>
+            </w:pPr>
+            <w:r>
+              <w:rPr>
+                <w:rFonts w:ascii="Calibri" w:hAnsi="Calibri"/>
+                <w:sz w:val="20"/>
+              </w:rPr>
+              <w:t xml:space="default">2,746</w:t>
+            </w:r>
+          </w:p>
+        </w:tc>
+        <w:tc>
+          <w:tcPr>
+            <w:tcBorders>
+              <w:top w:val="single" w:space="0" w:color="D3D3D3"/>
+              <w:bottom w:val="single" w:space="0" w:color="D3D3D3"/>
+              <w:start w:val="single" w:space="0" w:color="D3D3D3"/>
+              <w:end w:val="single" w:space="0" w:color="D3D3D3"/>
+            </w:tcBorders>
+          </w:tcPr>
+          <w:p>
+            <w:pPr>
+              <w:spacing w:before="0" w:after="60"/>
+              <w:keepNext/>
+              <w:jc w:val="end"/>
+            </w:pPr>
+            <w:r>
+              <w:rPr>
+                <w:rFonts w:ascii="Calibri" w:hAnsi="Calibri"/>
+                <w:sz w:val="20"/>
+              </w:rPr>
+              <w:t xml:space="default">23.1</w:t>
+            </w:r>
+          </w:p>
+        </w:tc>
+      </w:tr>
+      <w:tr>
+        <w:trPr>
+          <w:cantSplit/>
+        </w:trPr>
+        <w:tc>
+          <w:tcPr>
+            <w:tcBorders>
+              <w:top w:val="single" w:space="0" w:color="D3D3D3"/>
+              <w:bottom w:val="single" w:space="0" w:color="D3D3D3"/>
+              <w:start w:val="single" w:space="0" w:color="D3D3D3"/>
+              <w:end w:val="single" w:space="0" w:color="D3D3D3"/>
+            </w:tcBorders>
+          </w:tcPr>
+          <w:p>
+            <w:pPr>
+              <w:spacing w:before="0" w:after="60"/>
+              <w:keepNext/>
+              <w:jc w:val="start"/>
+            </w:pPr>
+            <w:r>
+              <w:rPr>
+                <w:rFonts w:ascii="Calibri" w:hAnsi="Calibri"/>
+                <w:sz w:val="20"/>
+              </w:rPr>
+              <w:t xml:space="default">10-19 years</w:t>
+            </w:r>
+          </w:p>
+        </w:tc>
+        <w:tc>
+          <w:tcPr>
+            <w:tcBorders>
+              <w:top w:val="single" w:space="0" w:color="D3D3D3"/>
+              <w:bottom w:val="single" w:space="0" w:color="D3D3D3"/>
+              <w:start w:val="single" w:space="0" w:color="D3D3D3"/>
+              <w:end w:val="single" w:space="0" w:color="D3D3D3"/>
+            </w:tcBorders>
+          </w:tcPr>
+          <w:p>
+            <w:pPr>
+              <w:spacing w:before="0" w:after="60"/>
+              <w:keepNext/>
+              <w:jc w:val="end"/>
+            </w:pPr>
+            <w:r>
+              <w:rPr>
+                <w:rFonts w:ascii="Calibri" w:hAnsi="Calibri"/>
+                <w:sz w:val="20"/>
+              </w:rPr>
+              <w:t xml:space="default">3,455</w:t>
+            </w:r>
+          </w:p>
+        </w:tc>
+        <w:tc>
+          <w:tcPr>
+            <w:tcBorders>
+              <w:top w:val="single" w:space="0" w:color="D3D3D3"/>
+              <w:bottom w:val="single" w:space="0" w:color="D3D3D3"/>
+              <w:start w:val="single" w:space="0" w:color="D3D3D3"/>
+              <w:end w:val="single" w:space="0" w:color="D3D3D3"/>
+            </w:tcBorders>
+          </w:tcPr>
+          <w:p>
+            <w:pPr>
+              <w:spacing w:before="0" w:after="60"/>
+              <w:keepNext/>
+              <w:jc w:val="end"/>
+            </w:pPr>
+            <w:r>
+              <w:rPr>
+                <w:rFonts w:ascii="Calibri" w:hAnsi="Calibri"/>
+                <w:sz w:val="20"/>
+              </w:rPr>
+              <w:t xml:space="default">29.0</w:t>
+            </w:r>
+          </w:p>
+        </w:tc>
+      </w:tr>
+      <w:tr>
+        <w:trPr>
+          <w:cantSplit/>
+        </w:trPr>
+        <w:tc>
+          <w:tcPr>
+            <w:tcBorders>
+              <w:top w:val="single" w:space="0" w:color="D3D3D3"/>
+              <w:bottom w:val="single" w:space="0" w:color="D3D3D3"/>
+              <w:start w:val="single" w:space="0" w:color="D3D3D3"/>
+              <w:end w:val="single" w:space="0" w:color="D3D3D3"/>
+            </w:tcBorders>
+          </w:tcPr>
+          <w:p>
+            <w:pPr>
+              <w:spacing w:before="0" w:after="60"/>
+              <w:keepNext/>
+              <w:jc w:val="start"/>
+            </w:pPr>
+            <w:r>
+              <w:rPr>
+                <w:rFonts w:ascii="Calibri" w:hAnsi="Calibri"/>
+                <w:sz w:val="20"/>
+              </w:rPr>
+              <w:t xml:space="default">20-29 years</w:t>
+            </w:r>
+          </w:p>
+        </w:tc>
+        <w:tc>
+          <w:tcPr>
+            <w:tcBorders>
+              <w:top w:val="single" w:space="0" w:color="D3D3D3"/>
+              <w:bottom w:val="single" w:space="0" w:color="D3D3D3"/>
+              <w:start w:val="single" w:space="0" w:color="D3D3D3"/>
+              <w:end w:val="single" w:space="0" w:color="D3D3D3"/>
+            </w:tcBorders>
+          </w:tcPr>
+          <w:p>
+            <w:pPr>
+              <w:spacing w:before="0" w:after="60"/>
+              <w:keepNext/>
+              <w:jc w:val="end"/>
+            </w:pPr>
+            <w:r>
+              <w:rPr>
+                <w:rFonts w:ascii="Calibri" w:hAnsi="Calibri"/>
+                <w:sz w:val="20"/>
+              </w:rPr>
+              <w:t xml:space="default">2,146</w:t>
+            </w:r>
+          </w:p>
+        </w:tc>
+        <w:tc>
+          <w:tcPr>
+            <w:tcBorders>
+              <w:top w:val="single" w:space="0" w:color="D3D3D3"/>
+              <w:bottom w:val="single" w:space="0" w:color="D3D3D3"/>
+              <w:start w:val="single" w:space="0" w:color="D3D3D3"/>
+              <w:end w:val="single" w:space="0" w:color="D3D3D3"/>
+            </w:tcBorders>
+          </w:tcPr>
+          <w:p>
+            <w:pPr>
+              <w:spacing w:before="0" w:after="60"/>
+              <w:keepNext/>
+              <w:jc w:val="end"/>
+            </w:pPr>
+            <w:r>
+              <w:rPr>
+                <w:rFonts w:ascii="Calibri" w:hAnsi="Calibri"/>
+                <w:sz w:val="20"/>
+              </w:rPr>
+              <w:t xml:space="default">18.0</w:t>
+            </w:r>
+          </w:p>
+        </w:tc>
+      </w:tr>
+      <w:tr>
+        <w:trPr>
+          <w:cantSplit/>
+        </w:trPr>
+        <w:tc>
+          <w:tcPr>
+            <w:tcBorders>
+              <w:top w:val="single" w:space="0" w:color="D3D3D3"/>
+              <w:bottom w:val="single" w:space="0" w:color="D3D3D3"/>
+              <w:start w:val="single" w:space="0" w:color="D3D3D3"/>
+              <w:end w:val="single" w:space="0" w:color="D3D3D3"/>
+            </w:tcBorders>
+          </w:tcPr>
+          <w:p>
+            <w:pPr>
+              <w:spacing w:before="0" w:after="60"/>
+              <w:keepNext/>
+              <w:jc w:val="start"/>
+            </w:pPr>
+            <w:r>
+              <w:rPr>
+                <w:rFonts w:ascii="Calibri" w:hAnsi="Calibri"/>
+                <w:sz w:val="20"/>
+              </w:rPr>
+              <w:t xml:space="default">&gt;=30 years</w:t>
+            </w:r>
+          </w:p>
+        </w:tc>
+        <w:tc>
+          <w:tcPr>
+            <w:tcBorders>
+              <w:top w:val="single" w:space="0" w:color="D3D3D3"/>
+              <w:bottom w:val="single" w:space="0" w:color="D3D3D3"/>
+              <w:start w:val="single" w:space="0" w:color="D3D3D3"/>
+              <w:end w:val="single" w:space="0" w:color="D3D3D3"/>
+            </w:tcBorders>
+          </w:tcPr>
+          <w:p>
+            <w:pPr>
+              <w:spacing w:before="0" w:after="60"/>
+              <w:keepNext/>
+              <w:jc w:val="end"/>
+            </w:pPr>
+            <w:r>
+              <w:rPr>
+                <w:rFonts w:ascii="Calibri" w:hAnsi="Calibri"/>
+                <w:sz w:val="20"/>
+              </w:rPr>
+              <w:t xml:space="default">1,273</w:t>
+            </w:r>
+          </w:p>
+        </w:tc>
+        <w:tc>
+          <w:tcPr>
+            <w:tcBorders>
+              <w:top w:val="single" w:space="0" w:color="D3D3D3"/>
+              <w:bottom w:val="single" w:space="0" w:color="D3D3D3"/>
+              <w:start w:val="single" w:space="0" w:color="D3D3D3"/>
+              <w:end w:val="single" w:space="0" w:color="D3D3D3"/>
+            </w:tcBorders>
+          </w:tcPr>
+          <w:p>
+            <w:pPr>
+              <w:spacing w:before="0" w:after="60"/>
+              <w:keepNext/>
+              <w:jc w:val="end"/>
+            </w:pPr>
+            <w:r>
+              <w:rPr>
+                <w:rFonts w:ascii="Calibri" w:hAnsi="Calibri"/>
+                <w:sz w:val="20"/>
+              </w:rPr>
+              <w:t xml:space="default">10.7</w:t>
             </w:r>
           </w:p>
         </w:tc>
@@ -2187,7 +2418,7 @@
                 <w:sz w:val="20"/>
                 <w:b w:val="true"/>
               </w:rPr>
-              <w:t xml:space="default">Years Since AMCB Initial Certification</w:t>
+              <w:t xml:space="default">ACOG district</w:t>
             </w:r>
           </w:p>
         </w:tc>
@@ -2216,55 +2447,55 @@
                 <w:rFonts w:ascii="Calibri" w:hAnsi="Calibri"/>
                 <w:sz w:val="20"/>
               </w:rPr>
-              <w:t xml:space="default">&lt;5 years</w:t>
-            </w:r>
-          </w:p>
-        </w:tc>
-        <w:tc>
-          <w:tcPr>
-            <w:tcBorders>
-              <w:top w:val="single" w:space="0" w:color="D3D3D3"/>
-              <w:bottom w:val="single" w:space="0" w:color="D3D3D3"/>
-              <w:start w:val="single" w:space="0" w:color="D3D3D3"/>
-              <w:end w:val="single" w:space="0" w:color="D3D3D3"/>
-            </w:tcBorders>
-          </w:tcPr>
-          <w:p>
-            <w:pPr>
-              <w:spacing w:before="0" w:after="60"/>
-              <w:keepNext/>
-              <w:jc w:val="end"/>
-            </w:pPr>
-            <w:r>
-              <w:rPr>
-                <w:rFonts w:ascii="Calibri" w:hAnsi="Calibri"/>
-                <w:sz w:val="20"/>
-              </w:rPr>
-              <w:t xml:space="default">2,293</w:t>
-            </w:r>
-          </w:p>
-        </w:tc>
-        <w:tc>
-          <w:tcPr>
-            <w:tcBorders>
-              <w:top w:val="single" w:space="0" w:color="D3D3D3"/>
-              <w:bottom w:val="single" w:space="0" w:color="D3D3D3"/>
-              <w:start w:val="single" w:space="0" w:color="D3D3D3"/>
-              <w:end w:val="single" w:space="0" w:color="D3D3D3"/>
-            </w:tcBorders>
-          </w:tcPr>
-          <w:p>
-            <w:pPr>
-              <w:spacing w:before="0" w:after="60"/>
-              <w:keepNext/>
-              <w:jc w:val="end"/>
-            </w:pPr>
-            <w:r>
-              <w:rPr>
-                <w:rFonts w:ascii="Calibri" w:hAnsi="Calibri"/>
-                <w:sz w:val="20"/>
-              </w:rPr>
-              <w:t xml:space="default">19.2</w:t>
+              <w:t xml:space="default">District I</w:t>
+            </w:r>
+          </w:p>
+        </w:tc>
+        <w:tc>
+          <w:tcPr>
+            <w:tcBorders>
+              <w:top w:val="single" w:space="0" w:color="D3D3D3"/>
+              <w:bottom w:val="single" w:space="0" w:color="D3D3D3"/>
+              <w:start w:val="single" w:space="0" w:color="D3D3D3"/>
+              <w:end w:val="single" w:space="0" w:color="D3D3D3"/>
+            </w:tcBorders>
+          </w:tcPr>
+          <w:p>
+            <w:pPr>
+              <w:spacing w:before="0" w:after="60"/>
+              <w:keepNext/>
+              <w:jc w:val="end"/>
+            </w:pPr>
+            <w:r>
+              <w:rPr>
+                <w:rFonts w:ascii="Calibri" w:hAnsi="Calibri"/>
+                <w:sz w:val="20"/>
+              </w:rPr>
+              <w:t xml:space="default">935</w:t>
+            </w:r>
+          </w:p>
+        </w:tc>
+        <w:tc>
+          <w:tcPr>
+            <w:tcBorders>
+              <w:top w:val="single" w:space="0" w:color="D3D3D3"/>
+              <w:bottom w:val="single" w:space="0" w:color="D3D3D3"/>
+              <w:start w:val="single" w:space="0" w:color="D3D3D3"/>
+              <w:end w:val="single" w:space="0" w:color="D3D3D3"/>
+            </w:tcBorders>
+          </w:tcPr>
+          <w:p>
+            <w:pPr>
+              <w:spacing w:before="0" w:after="60"/>
+              <w:keepNext/>
+              <w:jc w:val="end"/>
+            </w:pPr>
+            <w:r>
+              <w:rPr>
+                <w:rFonts w:ascii="Calibri" w:hAnsi="Calibri"/>
+                <w:sz w:val="20"/>
+              </w:rPr>
+              <w:t xml:space="default">7.9</w:t>
             </w:r>
           </w:p>
         </w:tc>
@@ -2293,55 +2524,55 @@
                 <w:rFonts w:ascii="Calibri" w:hAnsi="Calibri"/>
                 <w:sz w:val="20"/>
               </w:rPr>
-              <w:t xml:space="default">5-9 years</w:t>
-            </w:r>
-          </w:p>
-        </w:tc>
-        <w:tc>
-          <w:tcPr>
-            <w:tcBorders>
-              <w:top w:val="single" w:space="0" w:color="D3D3D3"/>
-              <w:bottom w:val="single" w:space="0" w:color="D3D3D3"/>
-              <w:start w:val="single" w:space="0" w:color="D3D3D3"/>
-              <w:end w:val="single" w:space="0" w:color="D3D3D3"/>
-            </w:tcBorders>
-          </w:tcPr>
-          <w:p>
-            <w:pPr>
-              <w:spacing w:before="0" w:after="60"/>
-              <w:keepNext/>
-              <w:jc w:val="end"/>
-            </w:pPr>
-            <w:r>
-              <w:rPr>
-                <w:rFonts w:ascii="Calibri" w:hAnsi="Calibri"/>
-                <w:sz w:val="20"/>
-              </w:rPr>
-              <w:t xml:space="default">2,746</w:t>
-            </w:r>
-          </w:p>
-        </w:tc>
-        <w:tc>
-          <w:tcPr>
-            <w:tcBorders>
-              <w:top w:val="single" w:space="0" w:color="D3D3D3"/>
-              <w:bottom w:val="single" w:space="0" w:color="D3D3D3"/>
-              <w:start w:val="single" w:space="0" w:color="D3D3D3"/>
-              <w:end w:val="single" w:space="0" w:color="D3D3D3"/>
-            </w:tcBorders>
-          </w:tcPr>
-          <w:p>
-            <w:pPr>
-              <w:spacing w:before="0" w:after="60"/>
-              <w:keepNext/>
-              <w:jc w:val="end"/>
-            </w:pPr>
-            <w:r>
-              <w:rPr>
-                <w:rFonts w:ascii="Calibri" w:hAnsi="Calibri"/>
-                <w:sz w:val="20"/>
-              </w:rPr>
-              <w:t xml:space="default">23.1</w:t>
+              <w:t xml:space="default">District II</w:t>
+            </w:r>
+          </w:p>
+        </w:tc>
+        <w:tc>
+          <w:tcPr>
+            <w:tcBorders>
+              <w:top w:val="single" w:space="0" w:color="D3D3D3"/>
+              <w:bottom w:val="single" w:space="0" w:color="D3D3D3"/>
+              <w:start w:val="single" w:space="0" w:color="D3D3D3"/>
+              <w:end w:val="single" w:space="0" w:color="D3D3D3"/>
+            </w:tcBorders>
+          </w:tcPr>
+          <w:p>
+            <w:pPr>
+              <w:spacing w:before="0" w:after="60"/>
+              <w:keepNext/>
+              <w:jc w:val="end"/>
+            </w:pPr>
+            <w:r>
+              <w:rPr>
+                <w:rFonts w:ascii="Calibri" w:hAnsi="Calibri"/>
+                <w:sz w:val="20"/>
+              </w:rPr>
+              <w:t xml:space="default">971</w:t>
+            </w:r>
+          </w:p>
+        </w:tc>
+        <w:tc>
+          <w:tcPr>
+            <w:tcBorders>
+              <w:top w:val="single" w:space="0" w:color="D3D3D3"/>
+              <w:bottom w:val="single" w:space="0" w:color="D3D3D3"/>
+              <w:start w:val="single" w:space="0" w:color="D3D3D3"/>
+              <w:end w:val="single" w:space="0" w:color="D3D3D3"/>
+            </w:tcBorders>
+          </w:tcPr>
+          <w:p>
+            <w:pPr>
+              <w:spacing w:before="0" w:after="60"/>
+              <w:keepNext/>
+              <w:jc w:val="end"/>
+            </w:pPr>
+            <w:r>
+              <w:rPr>
+                <w:rFonts w:ascii="Calibri" w:hAnsi="Calibri"/>
+                <w:sz w:val="20"/>
+              </w:rPr>
+              <w:t xml:space="default">8.2</w:t>
             </w:r>
           </w:p>
         </w:tc>
@@ -2370,55 +2601,55 @@
                 <w:rFonts w:ascii="Calibri" w:hAnsi="Calibri"/>
                 <w:sz w:val="20"/>
               </w:rPr>
-              <w:t xml:space="default">10-19 years</w:t>
-            </w:r>
-          </w:p>
-        </w:tc>
-        <w:tc>
-          <w:tcPr>
-            <w:tcBorders>
-              <w:top w:val="single" w:space="0" w:color="D3D3D3"/>
-              <w:bottom w:val="single" w:space="0" w:color="D3D3D3"/>
-              <w:start w:val="single" w:space="0" w:color="D3D3D3"/>
-              <w:end w:val="single" w:space="0" w:color="D3D3D3"/>
-            </w:tcBorders>
-          </w:tcPr>
-          <w:p>
-            <w:pPr>
-              <w:spacing w:before="0" w:after="60"/>
-              <w:keepNext/>
-              <w:jc w:val="end"/>
-            </w:pPr>
-            <w:r>
-              <w:rPr>
-                <w:rFonts w:ascii="Calibri" w:hAnsi="Calibri"/>
-                <w:sz w:val="20"/>
-              </w:rPr>
-              <w:t xml:space="default">3,455</w:t>
-            </w:r>
-          </w:p>
-        </w:tc>
-        <w:tc>
-          <w:tcPr>
-            <w:tcBorders>
-              <w:top w:val="single" w:space="0" w:color="D3D3D3"/>
-              <w:bottom w:val="single" w:space="0" w:color="D3D3D3"/>
-              <w:start w:val="single" w:space="0" w:color="D3D3D3"/>
-              <w:end w:val="single" w:space="0" w:color="D3D3D3"/>
-            </w:tcBorders>
-          </w:tcPr>
-          <w:p>
-            <w:pPr>
-              <w:spacing w:before="0" w:after="60"/>
-              <w:keepNext/>
-              <w:jc w:val="end"/>
-            </w:pPr>
-            <w:r>
-              <w:rPr>
-                <w:rFonts w:ascii="Calibri" w:hAnsi="Calibri"/>
-                <w:sz w:val="20"/>
-              </w:rPr>
-              <w:t xml:space="default">29.0</w:t>
+              <w:t xml:space="default">District III</w:t>
+            </w:r>
+          </w:p>
+        </w:tc>
+        <w:tc>
+          <w:tcPr>
+            <w:tcBorders>
+              <w:top w:val="single" w:space="0" w:color="D3D3D3"/>
+              <w:bottom w:val="single" w:space="0" w:color="D3D3D3"/>
+              <w:start w:val="single" w:space="0" w:color="D3D3D3"/>
+              <w:end w:val="single" w:space="0" w:color="D3D3D3"/>
+            </w:tcBorders>
+          </w:tcPr>
+          <w:p>
+            <w:pPr>
+              <w:spacing w:before="0" w:after="60"/>
+              <w:keepNext/>
+              <w:jc w:val="end"/>
+            </w:pPr>
+            <w:r>
+              <w:rPr>
+                <w:rFonts w:ascii="Calibri" w:hAnsi="Calibri"/>
+                <w:sz w:val="20"/>
+              </w:rPr>
+              <w:t xml:space="default">792</w:t>
+            </w:r>
+          </w:p>
+        </w:tc>
+        <w:tc>
+          <w:tcPr>
+            <w:tcBorders>
+              <w:top w:val="single" w:space="0" w:color="D3D3D3"/>
+              <w:bottom w:val="single" w:space="0" w:color="D3D3D3"/>
+              <w:start w:val="single" w:space="0" w:color="D3D3D3"/>
+              <w:end w:val="single" w:space="0" w:color="D3D3D3"/>
+            </w:tcBorders>
+          </w:tcPr>
+          <w:p>
+            <w:pPr>
+              <w:spacing w:before="0" w:after="60"/>
+              <w:keepNext/>
+              <w:jc w:val="end"/>
+            </w:pPr>
+            <w:r>
+              <w:rPr>
+                <w:rFonts w:ascii="Calibri" w:hAnsi="Calibri"/>
+                <w:sz w:val="20"/>
+              </w:rPr>
+              <w:t xml:space="default">6.7</w:t>
             </w:r>
           </w:p>
         </w:tc>
@@ -2447,55 +2678,55 @@
                 <w:rFonts w:ascii="Calibri" w:hAnsi="Calibri"/>
                 <w:sz w:val="20"/>
               </w:rPr>
-              <w:t xml:space="default">20-29 years</w:t>
-            </w:r>
-          </w:p>
-        </w:tc>
-        <w:tc>
-          <w:tcPr>
-            <w:tcBorders>
-              <w:top w:val="single" w:space="0" w:color="D3D3D3"/>
-              <w:bottom w:val="single" w:space="0" w:color="D3D3D3"/>
-              <w:start w:val="single" w:space="0" w:color="D3D3D3"/>
-              <w:end w:val="single" w:space="0" w:color="D3D3D3"/>
-            </w:tcBorders>
-          </w:tcPr>
-          <w:p>
-            <w:pPr>
-              <w:spacing w:before="0" w:after="60"/>
-              <w:keepNext/>
-              <w:jc w:val="end"/>
-            </w:pPr>
-            <w:r>
-              <w:rPr>
-                <w:rFonts w:ascii="Calibri" w:hAnsi="Calibri"/>
-                <w:sz w:val="20"/>
-              </w:rPr>
-              <w:t xml:space="default">2,146</w:t>
-            </w:r>
-          </w:p>
-        </w:tc>
-        <w:tc>
-          <w:tcPr>
-            <w:tcBorders>
-              <w:top w:val="single" w:space="0" w:color="D3D3D3"/>
-              <w:bottom w:val="single" w:space="0" w:color="D3D3D3"/>
-              <w:start w:val="single" w:space="0" w:color="D3D3D3"/>
-              <w:end w:val="single" w:space="0" w:color="D3D3D3"/>
-            </w:tcBorders>
-          </w:tcPr>
-          <w:p>
-            <w:pPr>
-              <w:spacing w:before="0" w:after="60"/>
-              <w:keepNext/>
-              <w:jc w:val="end"/>
-            </w:pPr>
-            <w:r>
-              <w:rPr>
-                <w:rFonts w:ascii="Calibri" w:hAnsi="Calibri"/>
-                <w:sz w:val="20"/>
-              </w:rPr>
-              <w:t xml:space="default">18.0</w:t>
+              <w:t xml:space="default">District IV</w:t>
+            </w:r>
+          </w:p>
+        </w:tc>
+        <w:tc>
+          <w:tcPr>
+            <w:tcBorders>
+              <w:top w:val="single" w:space="0" w:color="D3D3D3"/>
+              <w:bottom w:val="single" w:space="0" w:color="D3D3D3"/>
+              <w:start w:val="single" w:space="0" w:color="D3D3D3"/>
+              <w:end w:val="single" w:space="0" w:color="D3D3D3"/>
+            </w:tcBorders>
+          </w:tcPr>
+          <w:p>
+            <w:pPr>
+              <w:spacing w:before="0" w:after="60"/>
+              <w:keepNext/>
+              <w:jc w:val="end"/>
+            </w:pPr>
+            <w:r>
+              <w:rPr>
+                <w:rFonts w:ascii="Calibri" w:hAnsi="Calibri"/>
+                <w:sz w:val="20"/>
+              </w:rPr>
+              <w:t xml:space="default">1,772</w:t>
+            </w:r>
+          </w:p>
+        </w:tc>
+        <w:tc>
+          <w:tcPr>
+            <w:tcBorders>
+              <w:top w:val="single" w:space="0" w:color="D3D3D3"/>
+              <w:bottom w:val="single" w:space="0" w:color="D3D3D3"/>
+              <w:start w:val="single" w:space="0" w:color="D3D3D3"/>
+              <w:end w:val="single" w:space="0" w:color="D3D3D3"/>
+            </w:tcBorders>
+          </w:tcPr>
+          <w:p>
+            <w:pPr>
+              <w:spacing w:before="0" w:after="60"/>
+              <w:keepNext/>
+              <w:jc w:val="end"/>
+            </w:pPr>
+            <w:r>
+              <w:rPr>
+                <w:rFonts w:ascii="Calibri" w:hAnsi="Calibri"/>
+                <w:sz w:val="20"/>
+              </w:rPr>
+              <w:t xml:space="default">14.9</w:t>
             </w:r>
           </w:p>
         </w:tc>
@@ -2524,55 +2755,594 @@
                 <w:rFonts w:ascii="Calibri" w:hAnsi="Calibri"/>
                 <w:sz w:val="20"/>
               </w:rPr>
-              <w:t xml:space="default">&gt;=30 years</w:t>
-            </w:r>
-          </w:p>
-        </w:tc>
-        <w:tc>
-          <w:tcPr>
-            <w:tcBorders>
-              <w:top w:val="single" w:space="0" w:color="D3D3D3"/>
-              <w:bottom w:val="single" w:space="0" w:color="D3D3D3"/>
-              <w:start w:val="single" w:space="0" w:color="D3D3D3"/>
-              <w:end w:val="single" w:space="0" w:color="D3D3D3"/>
-            </w:tcBorders>
-          </w:tcPr>
-          <w:p>
-            <w:pPr>
-              <w:spacing w:before="0" w:after="60"/>
-              <w:keepNext/>
-              <w:jc w:val="end"/>
-            </w:pPr>
-            <w:r>
-              <w:rPr>
-                <w:rFonts w:ascii="Calibri" w:hAnsi="Calibri"/>
-                <w:sz w:val="20"/>
-              </w:rPr>
-              <w:t xml:space="default">1,273</w:t>
-            </w:r>
-          </w:p>
-        </w:tc>
-        <w:tc>
-          <w:tcPr>
-            <w:tcBorders>
-              <w:top w:val="single" w:space="0" w:color="D3D3D3"/>
-              <w:bottom w:val="single" w:space="0" w:color="D3D3D3"/>
-              <w:start w:val="single" w:space="0" w:color="D3D3D3"/>
-              <w:end w:val="single" w:space="0" w:color="D3D3D3"/>
-            </w:tcBorders>
-          </w:tcPr>
-          <w:p>
-            <w:pPr>
-              <w:spacing w:before="0" w:after="60"/>
-              <w:keepNext/>
-              <w:jc w:val="end"/>
-            </w:pPr>
-            <w:r>
-              <w:rPr>
-                <w:rFonts w:ascii="Calibri" w:hAnsi="Calibri"/>
-                <w:sz w:val="20"/>
-              </w:rPr>
-              <w:t xml:space="default">10.7</w:t>
+              <w:t xml:space="default">District V</w:t>
+            </w:r>
+          </w:p>
+        </w:tc>
+        <w:tc>
+          <w:tcPr>
+            <w:tcBorders>
+              <w:top w:val="single" w:space="0" w:color="D3D3D3"/>
+              <w:bottom w:val="single" w:space="0" w:color="D3D3D3"/>
+              <w:start w:val="single" w:space="0" w:color="D3D3D3"/>
+              <w:end w:val="single" w:space="0" w:color="D3D3D3"/>
+            </w:tcBorders>
+          </w:tcPr>
+          <w:p>
+            <w:pPr>
+              <w:spacing w:before="0" w:after="60"/>
+              <w:keepNext/>
+              <w:jc w:val="end"/>
+            </w:pPr>
+            <w:r>
+              <w:rPr>
+                <w:rFonts w:ascii="Calibri" w:hAnsi="Calibri"/>
+                <w:sz w:val="20"/>
+              </w:rPr>
+              <w:t xml:space="default">1,155</w:t>
+            </w:r>
+          </w:p>
+        </w:tc>
+        <w:tc>
+          <w:tcPr>
+            <w:tcBorders>
+              <w:top w:val="single" w:space="0" w:color="D3D3D3"/>
+              <w:bottom w:val="single" w:space="0" w:color="D3D3D3"/>
+              <w:start w:val="single" w:space="0" w:color="D3D3D3"/>
+              <w:end w:val="single" w:space="0" w:color="D3D3D3"/>
+            </w:tcBorders>
+          </w:tcPr>
+          <w:p>
+            <w:pPr>
+              <w:spacing w:before="0" w:after="60"/>
+              <w:keepNext/>
+              <w:jc w:val="end"/>
+            </w:pPr>
+            <w:r>
+              <w:rPr>
+                <w:rFonts w:ascii="Calibri" w:hAnsi="Calibri"/>
+                <w:sz w:val="20"/>
+              </w:rPr>
+              <w:t xml:space="default">9.7</w:t>
+            </w:r>
+          </w:p>
+        </w:tc>
+      </w:tr>
+      <w:tr>
+        <w:trPr>
+          <w:cantSplit/>
+        </w:trPr>
+        <w:tc>
+          <w:tcPr>
+            <w:tcBorders>
+              <w:top w:val="single" w:space="0" w:color="D3D3D3"/>
+              <w:bottom w:val="single" w:space="0" w:color="D3D3D3"/>
+              <w:start w:val="single" w:space="0" w:color="D3D3D3"/>
+              <w:end w:val="single" w:space="0" w:color="D3D3D3"/>
+            </w:tcBorders>
+          </w:tcPr>
+          <w:p>
+            <w:pPr>
+              <w:spacing w:before="0" w:after="60"/>
+              <w:keepNext/>
+              <w:jc w:val="start"/>
+            </w:pPr>
+            <w:r>
+              <w:rPr>
+                <w:rFonts w:ascii="Calibri" w:hAnsi="Calibri"/>
+                <w:sz w:val="20"/>
+              </w:rPr>
+              <w:t xml:space="default">District VI</w:t>
+            </w:r>
+          </w:p>
+        </w:tc>
+        <w:tc>
+          <w:tcPr>
+            <w:tcBorders>
+              <w:top w:val="single" w:space="0" w:color="D3D3D3"/>
+              <w:bottom w:val="single" w:space="0" w:color="D3D3D3"/>
+              <w:start w:val="single" w:space="0" w:color="D3D3D3"/>
+              <w:end w:val="single" w:space="0" w:color="D3D3D3"/>
+            </w:tcBorders>
+          </w:tcPr>
+          <w:p>
+            <w:pPr>
+              <w:spacing w:before="0" w:after="60"/>
+              <w:keepNext/>
+              <w:jc w:val="end"/>
+            </w:pPr>
+            <w:r>
+              <w:rPr>
+                <w:rFonts w:ascii="Calibri" w:hAnsi="Calibri"/>
+                <w:sz w:val="20"/>
+              </w:rPr>
+              <w:t xml:space="default">1,253</w:t>
+            </w:r>
+          </w:p>
+        </w:tc>
+        <w:tc>
+          <w:tcPr>
+            <w:tcBorders>
+              <w:top w:val="single" w:space="0" w:color="D3D3D3"/>
+              <w:bottom w:val="single" w:space="0" w:color="D3D3D3"/>
+              <w:start w:val="single" w:space="0" w:color="D3D3D3"/>
+              <w:end w:val="single" w:space="0" w:color="D3D3D3"/>
+            </w:tcBorders>
+          </w:tcPr>
+          <w:p>
+            <w:pPr>
+              <w:spacing w:before="0" w:after="60"/>
+              <w:keepNext/>
+              <w:jc w:val="end"/>
+            </w:pPr>
+            <w:r>
+              <w:rPr>
+                <w:rFonts w:ascii="Calibri" w:hAnsi="Calibri"/>
+                <w:sz w:val="20"/>
+              </w:rPr>
+              <w:t xml:space="default">10.6</w:t>
+            </w:r>
+          </w:p>
+        </w:tc>
+      </w:tr>
+      <w:tr>
+        <w:trPr>
+          <w:cantSplit/>
+        </w:trPr>
+        <w:tc>
+          <w:tcPr>
+            <w:tcBorders>
+              <w:top w:val="single" w:space="0" w:color="D3D3D3"/>
+              <w:bottom w:val="single" w:space="0" w:color="D3D3D3"/>
+              <w:start w:val="single" w:space="0" w:color="D3D3D3"/>
+              <w:end w:val="single" w:space="0" w:color="D3D3D3"/>
+            </w:tcBorders>
+          </w:tcPr>
+          <w:p>
+            <w:pPr>
+              <w:spacing w:before="0" w:after="60"/>
+              <w:keepNext/>
+              <w:jc w:val="start"/>
+            </w:pPr>
+            <w:r>
+              <w:rPr>
+                <w:rFonts w:ascii="Calibri" w:hAnsi="Calibri"/>
+                <w:sz w:val="20"/>
+              </w:rPr>
+              <w:t xml:space="default">District VII</w:t>
+            </w:r>
+          </w:p>
+        </w:tc>
+        <w:tc>
+          <w:tcPr>
+            <w:tcBorders>
+              <w:top w:val="single" w:space="0" w:color="D3D3D3"/>
+              <w:bottom w:val="single" w:space="0" w:color="D3D3D3"/>
+              <w:start w:val="single" w:space="0" w:color="D3D3D3"/>
+              <w:end w:val="single" w:space="0" w:color="D3D3D3"/>
+            </w:tcBorders>
+          </w:tcPr>
+          <w:p>
+            <w:pPr>
+              <w:spacing w:before="0" w:after="60"/>
+              <w:keepNext/>
+              <w:jc w:val="end"/>
+            </w:pPr>
+            <w:r>
+              <w:rPr>
+                <w:rFonts w:ascii="Calibri" w:hAnsi="Calibri"/>
+                <w:sz w:val="20"/>
+              </w:rPr>
+              <w:t xml:space="default">662</w:t>
+            </w:r>
+          </w:p>
+        </w:tc>
+        <w:tc>
+          <w:tcPr>
+            <w:tcBorders>
+              <w:top w:val="single" w:space="0" w:color="D3D3D3"/>
+              <w:bottom w:val="single" w:space="0" w:color="D3D3D3"/>
+              <w:start w:val="single" w:space="0" w:color="D3D3D3"/>
+              <w:end w:val="single" w:space="0" w:color="D3D3D3"/>
+            </w:tcBorders>
+          </w:tcPr>
+          <w:p>
+            <w:pPr>
+              <w:spacing w:before="0" w:after="60"/>
+              <w:keepNext/>
+              <w:jc w:val="end"/>
+            </w:pPr>
+            <w:r>
+              <w:rPr>
+                <w:rFonts w:ascii="Calibri" w:hAnsi="Calibri"/>
+                <w:sz w:val="20"/>
+              </w:rPr>
+              <w:t xml:space="default">5.6</w:t>
+            </w:r>
+          </w:p>
+        </w:tc>
+      </w:tr>
+      <w:tr>
+        <w:trPr>
+          <w:cantSplit/>
+        </w:trPr>
+        <w:tc>
+          <w:tcPr>
+            <w:tcBorders>
+              <w:top w:val="single" w:space="0" w:color="D3D3D3"/>
+              <w:bottom w:val="single" w:space="0" w:color="D3D3D3"/>
+              <w:start w:val="single" w:space="0" w:color="D3D3D3"/>
+              <w:end w:val="single" w:space="0" w:color="D3D3D3"/>
+            </w:tcBorders>
+          </w:tcPr>
+          <w:p>
+            <w:pPr>
+              <w:spacing w:before="0" w:after="60"/>
+              <w:keepNext/>
+              <w:jc w:val="start"/>
+            </w:pPr>
+            <w:r>
+              <w:rPr>
+                <w:rFonts w:ascii="Calibri" w:hAnsi="Calibri"/>
+                <w:sz w:val="20"/>
+              </w:rPr>
+              <w:t xml:space="default">District VIII</w:t>
+            </w:r>
+          </w:p>
+        </w:tc>
+        <w:tc>
+          <w:tcPr>
+            <w:tcBorders>
+              <w:top w:val="single" w:space="0" w:color="D3D3D3"/>
+              <w:bottom w:val="single" w:space="0" w:color="D3D3D3"/>
+              <w:start w:val="single" w:space="0" w:color="D3D3D3"/>
+              <w:end w:val="single" w:space="0" w:color="D3D3D3"/>
+            </w:tcBorders>
+          </w:tcPr>
+          <w:p>
+            <w:pPr>
+              <w:spacing w:before="0" w:after="60"/>
+              <w:keepNext/>
+              <w:jc w:val="end"/>
+            </w:pPr>
+            <w:r>
+              <w:rPr>
+                <w:rFonts w:ascii="Calibri" w:hAnsi="Calibri"/>
+                <w:sz w:val="20"/>
+              </w:rPr>
+              <w:t xml:space="default">2,112</w:t>
+            </w:r>
+          </w:p>
+        </w:tc>
+        <w:tc>
+          <w:tcPr>
+            <w:tcBorders>
+              <w:top w:val="single" w:space="0" w:color="D3D3D3"/>
+              <w:bottom w:val="single" w:space="0" w:color="D3D3D3"/>
+              <w:start w:val="single" w:space="0" w:color="D3D3D3"/>
+              <w:end w:val="single" w:space="0" w:color="D3D3D3"/>
+            </w:tcBorders>
+          </w:tcPr>
+          <w:p>
+            <w:pPr>
+              <w:spacing w:before="0" w:after="60"/>
+              <w:keepNext/>
+              <w:jc w:val="end"/>
+            </w:pPr>
+            <w:r>
+              <w:rPr>
+                <w:rFonts w:ascii="Calibri" w:hAnsi="Calibri"/>
+                <w:sz w:val="20"/>
+              </w:rPr>
+              <w:t xml:space="default">17.8</w:t>
+            </w:r>
+          </w:p>
+        </w:tc>
+      </w:tr>
+      <w:tr>
+        <w:trPr>
+          <w:cantSplit/>
+        </w:trPr>
+        <w:tc>
+          <w:tcPr>
+            <w:tcBorders>
+              <w:top w:val="single" w:space="0" w:color="D3D3D3"/>
+              <w:bottom w:val="single" w:space="0" w:color="D3D3D3"/>
+              <w:start w:val="single" w:space="0" w:color="D3D3D3"/>
+              <w:end w:val="single" w:space="0" w:color="D3D3D3"/>
+            </w:tcBorders>
+          </w:tcPr>
+          <w:p>
+            <w:pPr>
+              <w:spacing w:before="0" w:after="60"/>
+              <w:keepNext/>
+              <w:jc w:val="start"/>
+            </w:pPr>
+            <w:r>
+              <w:rPr>
+                <w:rFonts w:ascii="Calibri" w:hAnsi="Calibri"/>
+                <w:sz w:val="20"/>
+              </w:rPr>
+              <w:t xml:space="default">District IX</w:t>
+            </w:r>
+          </w:p>
+        </w:tc>
+        <w:tc>
+          <w:tcPr>
+            <w:tcBorders>
+              <w:top w:val="single" w:space="0" w:color="D3D3D3"/>
+              <w:bottom w:val="single" w:space="0" w:color="D3D3D3"/>
+              <w:start w:val="single" w:space="0" w:color="D3D3D3"/>
+              <w:end w:val="single" w:space="0" w:color="D3D3D3"/>
+            </w:tcBorders>
+          </w:tcPr>
+          <w:p>
+            <w:pPr>
+              <w:spacing w:before="0" w:after="60"/>
+              <w:keepNext/>
+              <w:jc w:val="end"/>
+            </w:pPr>
+            <w:r>
+              <w:rPr>
+                <w:rFonts w:ascii="Calibri" w:hAnsi="Calibri"/>
+                <w:sz w:val="20"/>
+              </w:rPr>
+              <w:t xml:space="default">1,015</w:t>
+            </w:r>
+          </w:p>
+        </w:tc>
+        <w:tc>
+          <w:tcPr>
+            <w:tcBorders>
+              <w:top w:val="single" w:space="0" w:color="D3D3D3"/>
+              <w:bottom w:val="single" w:space="0" w:color="D3D3D3"/>
+              <w:start w:val="single" w:space="0" w:color="D3D3D3"/>
+              <w:end w:val="single" w:space="0" w:color="D3D3D3"/>
+            </w:tcBorders>
+          </w:tcPr>
+          <w:p>
+            <w:pPr>
+              <w:spacing w:before="0" w:after="60"/>
+              <w:keepNext/>
+              <w:jc w:val="end"/>
+            </w:pPr>
+            <w:r>
+              <w:rPr>
+                <w:rFonts w:ascii="Calibri" w:hAnsi="Calibri"/>
+                <w:sz w:val="20"/>
+              </w:rPr>
+              <w:t xml:space="default">8.5</w:t>
+            </w:r>
+          </w:p>
+        </w:tc>
+      </w:tr>
+      <w:tr>
+        <w:trPr>
+          <w:cantSplit/>
+        </w:trPr>
+        <w:tc>
+          <w:tcPr>
+            <w:tcBorders>
+              <w:top w:val="single" w:space="0" w:color="D3D3D3"/>
+              <w:bottom w:val="single" w:space="0" w:color="D3D3D3"/>
+              <w:start w:val="single" w:space="0" w:color="D3D3D3"/>
+              <w:end w:val="single" w:space="0" w:color="D3D3D3"/>
+            </w:tcBorders>
+          </w:tcPr>
+          <w:p>
+            <w:pPr>
+              <w:spacing w:before="0" w:after="60"/>
+              <w:keepNext/>
+              <w:jc w:val="start"/>
+            </w:pPr>
+            <w:r>
+              <w:rPr>
+                <w:rFonts w:ascii="Calibri" w:hAnsi="Calibri"/>
+                <w:sz w:val="20"/>
+              </w:rPr>
+              <w:t xml:space="default">District XI</w:t>
+            </w:r>
+          </w:p>
+        </w:tc>
+        <w:tc>
+          <w:tcPr>
+            <w:tcBorders>
+              <w:top w:val="single" w:space="0" w:color="D3D3D3"/>
+              <w:bottom w:val="single" w:space="0" w:color="D3D3D3"/>
+              <w:start w:val="single" w:space="0" w:color="D3D3D3"/>
+              <w:end w:val="single" w:space="0" w:color="D3D3D3"/>
+            </w:tcBorders>
+          </w:tcPr>
+          <w:p>
+            <w:pPr>
+              <w:spacing w:before="0" w:after="60"/>
+              <w:keepNext/>
+              <w:jc w:val="end"/>
+            </w:pPr>
+            <w:r>
+              <w:rPr>
+                <w:rFonts w:ascii="Calibri" w:hAnsi="Calibri"/>
+                <w:sz w:val="20"/>
+              </w:rPr>
+              <w:t xml:space="default">536</w:t>
+            </w:r>
+          </w:p>
+        </w:tc>
+        <w:tc>
+          <w:tcPr>
+            <w:tcBorders>
+              <w:top w:val="single" w:space="0" w:color="D3D3D3"/>
+              <w:bottom w:val="single" w:space="0" w:color="D3D3D3"/>
+              <w:start w:val="single" w:space="0" w:color="D3D3D3"/>
+              <w:end w:val="single" w:space="0" w:color="D3D3D3"/>
+            </w:tcBorders>
+          </w:tcPr>
+          <w:p>
+            <w:pPr>
+              <w:spacing w:before="0" w:after="60"/>
+              <w:keepNext/>
+              <w:jc w:val="end"/>
+            </w:pPr>
+            <w:r>
+              <w:rPr>
+                <w:rFonts w:ascii="Calibri" w:hAnsi="Calibri"/>
+                <w:sz w:val="20"/>
+              </w:rPr>
+              <w:t xml:space="default">4.5</w:t>
+            </w:r>
+          </w:p>
+        </w:tc>
+      </w:tr>
+      <w:tr>
+        <w:trPr>
+          <w:cantSplit/>
+        </w:trPr>
+        <w:tc>
+          <w:tcPr>
+            <w:tcBorders>
+              <w:top w:val="single" w:space="0" w:color="D3D3D3"/>
+              <w:bottom w:val="single" w:space="0" w:color="D3D3D3"/>
+              <w:start w:val="single" w:space="0" w:color="D3D3D3"/>
+              <w:end w:val="single" w:space="0" w:color="D3D3D3"/>
+            </w:tcBorders>
+          </w:tcPr>
+          <w:p>
+            <w:pPr>
+              <w:spacing w:before="0" w:after="60"/>
+              <w:keepNext/>
+              <w:jc w:val="start"/>
+            </w:pPr>
+            <w:r>
+              <w:rPr>
+                <w:rFonts w:ascii="Calibri" w:hAnsi="Calibri"/>
+                <w:sz w:val="20"/>
+              </w:rPr>
+              <w:t xml:space="default">District XII</w:t>
+            </w:r>
+          </w:p>
+        </w:tc>
+        <w:tc>
+          <w:tcPr>
+            <w:tcBorders>
+              <w:top w:val="single" w:space="0" w:color="D3D3D3"/>
+              <w:bottom w:val="single" w:space="0" w:color="D3D3D3"/>
+              <w:start w:val="single" w:space="0" w:color="D3D3D3"/>
+              <w:end w:val="single" w:space="0" w:color="D3D3D3"/>
+            </w:tcBorders>
+          </w:tcPr>
+          <w:p>
+            <w:pPr>
+              <w:spacing w:before="0" w:after="60"/>
+              <w:keepNext/>
+              <w:jc w:val="end"/>
+            </w:pPr>
+            <w:r>
+              <w:rPr>
+                <w:rFonts w:ascii="Calibri" w:hAnsi="Calibri"/>
+                <w:sz w:val="20"/>
+              </w:rPr>
+              <w:t xml:space="default">670</w:t>
+            </w:r>
+          </w:p>
+        </w:tc>
+        <w:tc>
+          <w:tcPr>
+            <w:tcBorders>
+              <w:top w:val="single" w:space="0" w:color="D3D3D3"/>
+              <w:bottom w:val="single" w:space="0" w:color="D3D3D3"/>
+              <w:start w:val="single" w:space="0" w:color="D3D3D3"/>
+              <w:end w:val="single" w:space="0" w:color="D3D3D3"/>
+            </w:tcBorders>
+          </w:tcPr>
+          <w:p>
+            <w:pPr>
+              <w:spacing w:before="0" w:after="60"/>
+              <w:keepNext/>
+              <w:jc w:val="end"/>
+            </w:pPr>
+            <w:r>
+              <w:rPr>
+                <w:rFonts w:ascii="Calibri" w:hAnsi="Calibri"/>
+                <w:sz w:val="20"/>
+              </w:rPr>
+              <w:t xml:space="default">5.6</w:t>
+            </w:r>
+          </w:p>
+        </w:tc>
+      </w:tr>
+      <w:tr>
+        <w:trPr>
+          <w:cantSplit/>
+        </w:trPr>
+        <w:tc>
+          <w:tcPr>
+            <w:tcBorders>
+              <w:top w:val="single" w:space="0" w:color="D3D3D3"/>
+              <w:bottom w:val="single" w:space="0" w:color="D3D3D3"/>
+              <w:start w:val="single" w:space="0" w:color="D3D3D3"/>
+              <w:end w:val="single" w:space="0" w:color="D3D3D3"/>
+            </w:tcBorders>
+          </w:tcPr>
+          <w:p>
+            <w:pPr>
+              <w:spacing w:before="0" w:after="60"/>
+              <w:keepNext/>
+              <w:jc w:val="start"/>
+            </w:pPr>
+            <w:r>
+              <w:rPr>
+                <w:rFonts w:ascii="Calibri" w:hAnsi="Calibri"/>
+                <w:sz w:val="20"/>
+              </w:rPr>
+              <w:t xml:space="default">Unknown / not recorded</w:t>
+            </w:r>
+          </w:p>
+        </w:tc>
+        <w:tc>
+          <w:tcPr>
+            <w:tcBorders>
+              <w:top w:val="single" w:space="0" w:color="D3D3D3"/>
+              <w:bottom w:val="single" w:space="0" w:color="D3D3D3"/>
+              <w:start w:val="single" w:space="0" w:color="D3D3D3"/>
+              <w:end w:val="single" w:space="0" w:color="D3D3D3"/>
+            </w:tcBorders>
+          </w:tcPr>
+          <w:p>
+            <w:pPr>
+              <w:spacing w:before="0" w:after="60"/>
+              <w:keepNext/>
+              <w:jc w:val="end"/>
+            </w:pPr>
+            <w:r>
+              <w:rPr>
+                <w:rFonts w:ascii="Calibri" w:hAnsi="Calibri"/>
+                <w:sz w:val="20"/>
+              </w:rPr>
+              <w:t xml:space="default">2</w:t>
+            </w:r>
+          </w:p>
+        </w:tc>
+        <w:tc>
+          <w:tcPr>
+            <w:tcBorders>
+              <w:top w:val="single" w:space="0" w:color="D3D3D3"/>
+              <w:bottom w:val="single" w:space="0" w:color="D3D3D3"/>
+              <w:start w:val="single" w:space="0" w:color="D3D3D3"/>
+              <w:end w:val="single" w:space="0" w:color="D3D3D3"/>
+            </w:tcBorders>
+          </w:tcPr>
+          <w:p>
+            <w:pPr>
+              <w:spacing w:before="0" w:after="60"/>
+              <w:keepNext/>
+              <w:jc w:val="end"/>
+            </w:pPr>
+            <w:r>
+              <w:rPr>
+                <w:rFonts w:ascii="Calibri" w:hAnsi="Calibri"/>
+                <w:sz w:val="20"/>
+              </w:rPr>
+              <w:t xml:space="default">—</w:t>
             </w:r>
           </w:p>
         </w:tc>
@@ -2605,7 +3375,7 @@
                 <w:sz w:val="20"/>
                 <w:b w:val="true"/>
               </w:rPr>
-              <w:t xml:space="default">ACOG district</w:t>
+              <w:t xml:space="default">Rurality (RUCC 2023)</w:t>
             </w:r>
           </w:p>
         </w:tc>
@@ -2634,55 +3404,55 @@
                 <w:rFonts w:ascii="Calibri" w:hAnsi="Calibri"/>
                 <w:sz w:val="20"/>
               </w:rPr>
-              <w:t xml:space="default">District I</w:t>
-            </w:r>
-          </w:p>
-        </w:tc>
-        <w:tc>
-          <w:tcPr>
-            <w:tcBorders>
-              <w:top w:val="single" w:space="0" w:color="D3D3D3"/>
-              <w:bottom w:val="single" w:space="0" w:color="D3D3D3"/>
-              <w:start w:val="single" w:space="0" w:color="D3D3D3"/>
-              <w:end w:val="single" w:space="0" w:color="D3D3D3"/>
-            </w:tcBorders>
-          </w:tcPr>
-          <w:p>
-            <w:pPr>
-              <w:spacing w:before="0" w:after="60"/>
-              <w:keepNext/>
-              <w:jc w:val="end"/>
-            </w:pPr>
-            <w:r>
-              <w:rPr>
-                <w:rFonts w:ascii="Calibri" w:hAnsi="Calibri"/>
-                <w:sz w:val="20"/>
-              </w:rPr>
-              <w:t xml:space="default">935</w:t>
-            </w:r>
-          </w:p>
-        </w:tc>
-        <w:tc>
-          <w:tcPr>
-            <w:tcBorders>
-              <w:top w:val="single" w:space="0" w:color="D3D3D3"/>
-              <w:bottom w:val="single" w:space="0" w:color="D3D3D3"/>
-              <w:start w:val="single" w:space="0" w:color="D3D3D3"/>
-              <w:end w:val="single" w:space="0" w:color="D3D3D3"/>
-            </w:tcBorders>
-          </w:tcPr>
-          <w:p>
-            <w:pPr>
-              <w:spacing w:before="0" w:after="60"/>
-              <w:keepNext/>
-              <w:jc w:val="end"/>
-            </w:pPr>
-            <w:r>
-              <w:rPr>
-                <w:rFonts w:ascii="Calibri" w:hAnsi="Calibri"/>
-                <w:sz w:val="20"/>
-              </w:rPr>
-              <w:t xml:space="default">7.9</w:t>
+              <w:t xml:space="default">Metropolitan (RUCC 1-3)</w:t>
+            </w:r>
+          </w:p>
+        </w:tc>
+        <w:tc>
+          <w:tcPr>
+            <w:tcBorders>
+              <w:top w:val="single" w:space="0" w:color="D3D3D3"/>
+              <w:bottom w:val="single" w:space="0" w:color="D3D3D3"/>
+              <w:start w:val="single" w:space="0" w:color="D3D3D3"/>
+              <w:end w:val="single" w:space="0" w:color="D3D3D3"/>
+            </w:tcBorders>
+          </w:tcPr>
+          <w:p>
+            <w:pPr>
+              <w:spacing w:before="0" w:after="60"/>
+              <w:keepNext/>
+              <w:jc w:val="end"/>
+            </w:pPr>
+            <w:r>
+              <w:rPr>
+                <w:rFonts w:ascii="Calibri" w:hAnsi="Calibri"/>
+                <w:sz w:val="20"/>
+              </w:rPr>
+              <w:t xml:space="default">10,594</w:t>
+            </w:r>
+          </w:p>
+        </w:tc>
+        <w:tc>
+          <w:tcPr>
+            <w:tcBorders>
+              <w:top w:val="single" w:space="0" w:color="D3D3D3"/>
+              <w:bottom w:val="single" w:space="0" w:color="D3D3D3"/>
+              <w:start w:val="single" w:space="0" w:color="D3D3D3"/>
+              <w:end w:val="single" w:space="0" w:color="D3D3D3"/>
+            </w:tcBorders>
+          </w:tcPr>
+          <w:p>
+            <w:pPr>
+              <w:spacing w:before="0" w:after="60"/>
+              <w:keepNext/>
+              <w:jc w:val="end"/>
+            </w:pPr>
+            <w:r>
+              <w:rPr>
+                <w:rFonts w:ascii="Calibri" w:hAnsi="Calibri"/>
+                <w:sz w:val="20"/>
+              </w:rPr>
+              <w:t xml:space="default">90.4</w:t>
             </w:r>
           </w:p>
         </w:tc>
@@ -2711,55 +3481,55 @@
                 <w:rFonts w:ascii="Calibri" w:hAnsi="Calibri"/>
                 <w:sz w:val="20"/>
               </w:rPr>
-              <w:t xml:space="default">District II</w:t>
-            </w:r>
-          </w:p>
-        </w:tc>
-        <w:tc>
-          <w:tcPr>
-            <w:tcBorders>
-              <w:top w:val="single" w:space="0" w:color="D3D3D3"/>
-              <w:bottom w:val="single" w:space="0" w:color="D3D3D3"/>
-              <w:start w:val="single" w:space="0" w:color="D3D3D3"/>
-              <w:end w:val="single" w:space="0" w:color="D3D3D3"/>
-            </w:tcBorders>
-          </w:tcPr>
-          <w:p>
-            <w:pPr>
-              <w:spacing w:before="0" w:after="60"/>
-              <w:keepNext/>
-              <w:jc w:val="end"/>
-            </w:pPr>
-            <w:r>
-              <w:rPr>
-                <w:rFonts w:ascii="Calibri" w:hAnsi="Calibri"/>
-                <w:sz w:val="20"/>
-              </w:rPr>
-              <w:t xml:space="default">971</w:t>
-            </w:r>
-          </w:p>
-        </w:tc>
-        <w:tc>
-          <w:tcPr>
-            <w:tcBorders>
-              <w:top w:val="single" w:space="0" w:color="D3D3D3"/>
-              <w:bottom w:val="single" w:space="0" w:color="D3D3D3"/>
-              <w:start w:val="single" w:space="0" w:color="D3D3D3"/>
-              <w:end w:val="single" w:space="0" w:color="D3D3D3"/>
-            </w:tcBorders>
-          </w:tcPr>
-          <w:p>
-            <w:pPr>
-              <w:spacing w:before="0" w:after="60"/>
-              <w:keepNext/>
-              <w:jc w:val="end"/>
-            </w:pPr>
-            <w:r>
-              <w:rPr>
-                <w:rFonts w:ascii="Calibri" w:hAnsi="Calibri"/>
-                <w:sz w:val="20"/>
-              </w:rPr>
-              <w:t xml:space="default">8.2</w:t>
+              <w:t xml:space="default">Nonmetropolitan, adjacent (RUCC 4-6)</w:t>
+            </w:r>
+          </w:p>
+        </w:tc>
+        <w:tc>
+          <w:tcPr>
+            <w:tcBorders>
+              <w:top w:val="single" w:space="0" w:color="D3D3D3"/>
+              <w:bottom w:val="single" w:space="0" w:color="D3D3D3"/>
+              <w:start w:val="single" w:space="0" w:color="D3D3D3"/>
+              <w:end w:val="single" w:space="0" w:color="D3D3D3"/>
+            </w:tcBorders>
+          </w:tcPr>
+          <w:p>
+            <w:pPr>
+              <w:spacing w:before="0" w:after="60"/>
+              <w:keepNext/>
+              <w:jc w:val="end"/>
+            </w:pPr>
+            <w:r>
+              <w:rPr>
+                <w:rFonts w:ascii="Calibri" w:hAnsi="Calibri"/>
+                <w:sz w:val="20"/>
+              </w:rPr>
+              <w:t xml:space="default">784</w:t>
+            </w:r>
+          </w:p>
+        </w:tc>
+        <w:tc>
+          <w:tcPr>
+            <w:tcBorders>
+              <w:top w:val="single" w:space="0" w:color="D3D3D3"/>
+              <w:bottom w:val="single" w:space="0" w:color="D3D3D3"/>
+              <w:start w:val="single" w:space="0" w:color="D3D3D3"/>
+              <w:end w:val="single" w:space="0" w:color="D3D3D3"/>
+            </w:tcBorders>
+          </w:tcPr>
+          <w:p>
+            <w:pPr>
+              <w:spacing w:before="0" w:after="60"/>
+              <w:keepNext/>
+              <w:jc w:val="end"/>
+            </w:pPr>
+            <w:r>
+              <w:rPr>
+                <w:rFonts w:ascii="Calibri" w:hAnsi="Calibri"/>
+                <w:sz w:val="20"/>
+              </w:rPr>
+              <w:t xml:space="default">6.7</w:t>
             </w:r>
           </w:p>
         </w:tc>
@@ -2788,55 +3558,55 @@
                 <w:rFonts w:ascii="Calibri" w:hAnsi="Calibri"/>
                 <w:sz w:val="20"/>
               </w:rPr>
-              <w:t xml:space="default">District III</w:t>
-            </w:r>
-          </w:p>
-        </w:tc>
-        <w:tc>
-          <w:tcPr>
-            <w:tcBorders>
-              <w:top w:val="single" w:space="0" w:color="D3D3D3"/>
-              <w:bottom w:val="single" w:space="0" w:color="D3D3D3"/>
-              <w:start w:val="single" w:space="0" w:color="D3D3D3"/>
-              <w:end w:val="single" w:space="0" w:color="D3D3D3"/>
-            </w:tcBorders>
-          </w:tcPr>
-          <w:p>
-            <w:pPr>
-              <w:spacing w:before="0" w:after="60"/>
-              <w:keepNext/>
-              <w:jc w:val="end"/>
-            </w:pPr>
-            <w:r>
-              <w:rPr>
-                <w:rFonts w:ascii="Calibri" w:hAnsi="Calibri"/>
-                <w:sz w:val="20"/>
-              </w:rPr>
-              <w:t xml:space="default">792</w:t>
-            </w:r>
-          </w:p>
-        </w:tc>
-        <w:tc>
-          <w:tcPr>
-            <w:tcBorders>
-              <w:top w:val="single" w:space="0" w:color="D3D3D3"/>
-              <w:bottom w:val="single" w:space="0" w:color="D3D3D3"/>
-              <w:start w:val="single" w:space="0" w:color="D3D3D3"/>
-              <w:end w:val="single" w:space="0" w:color="D3D3D3"/>
-            </w:tcBorders>
-          </w:tcPr>
-          <w:p>
-            <w:pPr>
-              <w:spacing w:before="0" w:after="60"/>
-              <w:keepNext/>
-              <w:jc w:val="end"/>
-            </w:pPr>
-            <w:r>
-              <w:rPr>
-                <w:rFonts w:ascii="Calibri" w:hAnsi="Calibri"/>
-                <w:sz w:val="20"/>
-              </w:rPr>
-              <w:t xml:space="default">6.7</w:t>
+              <w:t xml:space="default">Nonmetropolitan, remote (RUCC 7-9)</w:t>
+            </w:r>
+          </w:p>
+        </w:tc>
+        <w:tc>
+          <w:tcPr>
+            <w:tcBorders>
+              <w:top w:val="single" w:space="0" w:color="D3D3D3"/>
+              <w:bottom w:val="single" w:space="0" w:color="D3D3D3"/>
+              <w:start w:val="single" w:space="0" w:color="D3D3D3"/>
+              <w:end w:val="single" w:space="0" w:color="D3D3D3"/>
+            </w:tcBorders>
+          </w:tcPr>
+          <w:p>
+            <w:pPr>
+              <w:spacing w:before="0" w:after="60"/>
+              <w:keepNext/>
+              <w:jc w:val="end"/>
+            </w:pPr>
+            <w:r>
+              <w:rPr>
+                <w:rFonts w:ascii="Calibri" w:hAnsi="Calibri"/>
+                <w:sz w:val="20"/>
+              </w:rPr>
+              <w:t xml:space="default">336</w:t>
+            </w:r>
+          </w:p>
+        </w:tc>
+        <w:tc>
+          <w:tcPr>
+            <w:tcBorders>
+              <w:top w:val="single" w:space="0" w:color="D3D3D3"/>
+              <w:bottom w:val="single" w:space="0" w:color="D3D3D3"/>
+              <w:start w:val="single" w:space="0" w:color="D3D3D3"/>
+              <w:end w:val="single" w:space="0" w:color="D3D3D3"/>
+            </w:tcBorders>
+          </w:tcPr>
+          <w:p>
+            <w:pPr>
+              <w:spacing w:before="0" w:after="60"/>
+              <w:keepNext/>
+              <w:jc w:val="end"/>
+            </w:pPr>
+            <w:r>
+              <w:rPr>
+                <w:rFonts w:ascii="Calibri" w:hAnsi="Calibri"/>
+                <w:sz w:val="20"/>
+              </w:rPr>
+              <w:t xml:space="default">2.9</w:t>
             </w:r>
           </w:p>
         </w:tc>
@@ -2865,622 +3635,6 @@
                 <w:rFonts w:ascii="Calibri" w:hAnsi="Calibri"/>
                 <w:sz w:val="20"/>
               </w:rPr>
-              <w:t xml:space="default">District IV</w:t>
-            </w:r>
-          </w:p>
-        </w:tc>
-        <w:tc>
-          <w:tcPr>
-            <w:tcBorders>
-              <w:top w:val="single" w:space="0" w:color="D3D3D3"/>
-              <w:bottom w:val="single" w:space="0" w:color="D3D3D3"/>
-              <w:start w:val="single" w:space="0" w:color="D3D3D3"/>
-              <w:end w:val="single" w:space="0" w:color="D3D3D3"/>
-            </w:tcBorders>
-          </w:tcPr>
-          <w:p>
-            <w:pPr>
-              <w:spacing w:before="0" w:after="60"/>
-              <w:keepNext/>
-              <w:jc w:val="end"/>
-            </w:pPr>
-            <w:r>
-              <w:rPr>
-                <w:rFonts w:ascii="Calibri" w:hAnsi="Calibri"/>
-                <w:sz w:val="20"/>
-              </w:rPr>
-              <w:t xml:space="default">1,772</w:t>
-            </w:r>
-          </w:p>
-        </w:tc>
-        <w:tc>
-          <w:tcPr>
-            <w:tcBorders>
-              <w:top w:val="single" w:space="0" w:color="D3D3D3"/>
-              <w:bottom w:val="single" w:space="0" w:color="D3D3D3"/>
-              <w:start w:val="single" w:space="0" w:color="D3D3D3"/>
-              <w:end w:val="single" w:space="0" w:color="D3D3D3"/>
-            </w:tcBorders>
-          </w:tcPr>
-          <w:p>
-            <w:pPr>
-              <w:spacing w:before="0" w:after="60"/>
-              <w:keepNext/>
-              <w:jc w:val="end"/>
-            </w:pPr>
-            <w:r>
-              <w:rPr>
-                <w:rFonts w:ascii="Calibri" w:hAnsi="Calibri"/>
-                <w:sz w:val="20"/>
-              </w:rPr>
-              <w:t xml:space="default">14.9</w:t>
-            </w:r>
-          </w:p>
-        </w:tc>
-      </w:tr>
-      <w:tr>
-        <w:trPr>
-          <w:cantSplit/>
-        </w:trPr>
-        <w:tc>
-          <w:tcPr>
-            <w:tcBorders>
-              <w:top w:val="single" w:space="0" w:color="D3D3D3"/>
-              <w:bottom w:val="single" w:space="0" w:color="D3D3D3"/>
-              <w:start w:val="single" w:space="0" w:color="D3D3D3"/>
-              <w:end w:val="single" w:space="0" w:color="D3D3D3"/>
-            </w:tcBorders>
-          </w:tcPr>
-          <w:p>
-            <w:pPr>
-              <w:spacing w:before="0" w:after="60"/>
-              <w:keepNext/>
-              <w:jc w:val="start"/>
-            </w:pPr>
-            <w:r>
-              <w:rPr>
-                <w:rFonts w:ascii="Calibri" w:hAnsi="Calibri"/>
-                <w:sz w:val="20"/>
-              </w:rPr>
-              <w:t xml:space="default">District V</w:t>
-            </w:r>
-          </w:p>
-        </w:tc>
-        <w:tc>
-          <w:tcPr>
-            <w:tcBorders>
-              <w:top w:val="single" w:space="0" w:color="D3D3D3"/>
-              <w:bottom w:val="single" w:space="0" w:color="D3D3D3"/>
-              <w:start w:val="single" w:space="0" w:color="D3D3D3"/>
-              <w:end w:val="single" w:space="0" w:color="D3D3D3"/>
-            </w:tcBorders>
-          </w:tcPr>
-          <w:p>
-            <w:pPr>
-              <w:spacing w:before="0" w:after="60"/>
-              <w:keepNext/>
-              <w:jc w:val="end"/>
-            </w:pPr>
-            <w:r>
-              <w:rPr>
-                <w:rFonts w:ascii="Calibri" w:hAnsi="Calibri"/>
-                <w:sz w:val="20"/>
-              </w:rPr>
-              <w:t xml:space="default">1,155</w:t>
-            </w:r>
-          </w:p>
-        </w:tc>
-        <w:tc>
-          <w:tcPr>
-            <w:tcBorders>
-              <w:top w:val="single" w:space="0" w:color="D3D3D3"/>
-              <w:bottom w:val="single" w:space="0" w:color="D3D3D3"/>
-              <w:start w:val="single" w:space="0" w:color="D3D3D3"/>
-              <w:end w:val="single" w:space="0" w:color="D3D3D3"/>
-            </w:tcBorders>
-          </w:tcPr>
-          <w:p>
-            <w:pPr>
-              <w:spacing w:before="0" w:after="60"/>
-              <w:keepNext/>
-              <w:jc w:val="end"/>
-            </w:pPr>
-            <w:r>
-              <w:rPr>
-                <w:rFonts w:ascii="Calibri" w:hAnsi="Calibri"/>
-                <w:sz w:val="20"/>
-              </w:rPr>
-              <w:t xml:space="default">9.7</w:t>
-            </w:r>
-          </w:p>
-        </w:tc>
-      </w:tr>
-      <w:tr>
-        <w:trPr>
-          <w:cantSplit/>
-        </w:trPr>
-        <w:tc>
-          <w:tcPr>
-            <w:tcBorders>
-              <w:top w:val="single" w:space="0" w:color="D3D3D3"/>
-              <w:bottom w:val="single" w:space="0" w:color="D3D3D3"/>
-              <w:start w:val="single" w:space="0" w:color="D3D3D3"/>
-              <w:end w:val="single" w:space="0" w:color="D3D3D3"/>
-            </w:tcBorders>
-          </w:tcPr>
-          <w:p>
-            <w:pPr>
-              <w:spacing w:before="0" w:after="60"/>
-              <w:keepNext/>
-              <w:jc w:val="start"/>
-            </w:pPr>
-            <w:r>
-              <w:rPr>
-                <w:rFonts w:ascii="Calibri" w:hAnsi="Calibri"/>
-                <w:sz w:val="20"/>
-              </w:rPr>
-              <w:t xml:space="default">District VI</w:t>
-            </w:r>
-          </w:p>
-        </w:tc>
-        <w:tc>
-          <w:tcPr>
-            <w:tcBorders>
-              <w:top w:val="single" w:space="0" w:color="D3D3D3"/>
-              <w:bottom w:val="single" w:space="0" w:color="D3D3D3"/>
-              <w:start w:val="single" w:space="0" w:color="D3D3D3"/>
-              <w:end w:val="single" w:space="0" w:color="D3D3D3"/>
-            </w:tcBorders>
-          </w:tcPr>
-          <w:p>
-            <w:pPr>
-              <w:spacing w:before="0" w:after="60"/>
-              <w:keepNext/>
-              <w:jc w:val="end"/>
-            </w:pPr>
-            <w:r>
-              <w:rPr>
-                <w:rFonts w:ascii="Calibri" w:hAnsi="Calibri"/>
-                <w:sz w:val="20"/>
-              </w:rPr>
-              <w:t xml:space="default">1,253</w:t>
-            </w:r>
-          </w:p>
-        </w:tc>
-        <w:tc>
-          <w:tcPr>
-            <w:tcBorders>
-              <w:top w:val="single" w:space="0" w:color="D3D3D3"/>
-              <w:bottom w:val="single" w:space="0" w:color="D3D3D3"/>
-              <w:start w:val="single" w:space="0" w:color="D3D3D3"/>
-              <w:end w:val="single" w:space="0" w:color="D3D3D3"/>
-            </w:tcBorders>
-          </w:tcPr>
-          <w:p>
-            <w:pPr>
-              <w:spacing w:before="0" w:after="60"/>
-              <w:keepNext/>
-              <w:jc w:val="end"/>
-            </w:pPr>
-            <w:r>
-              <w:rPr>
-                <w:rFonts w:ascii="Calibri" w:hAnsi="Calibri"/>
-                <w:sz w:val="20"/>
-              </w:rPr>
-              <w:t xml:space="default">10.6</w:t>
-            </w:r>
-          </w:p>
-        </w:tc>
-      </w:tr>
-      <w:tr>
-        <w:trPr>
-          <w:cantSplit/>
-        </w:trPr>
-        <w:tc>
-          <w:tcPr>
-            <w:tcBorders>
-              <w:top w:val="single" w:space="0" w:color="D3D3D3"/>
-              <w:bottom w:val="single" w:space="0" w:color="D3D3D3"/>
-              <w:start w:val="single" w:space="0" w:color="D3D3D3"/>
-              <w:end w:val="single" w:space="0" w:color="D3D3D3"/>
-            </w:tcBorders>
-          </w:tcPr>
-          <w:p>
-            <w:pPr>
-              <w:spacing w:before="0" w:after="60"/>
-              <w:keepNext/>
-              <w:jc w:val="start"/>
-            </w:pPr>
-            <w:r>
-              <w:rPr>
-                <w:rFonts w:ascii="Calibri" w:hAnsi="Calibri"/>
-                <w:sz w:val="20"/>
-              </w:rPr>
-              <w:t xml:space="default">District VII</w:t>
-            </w:r>
-          </w:p>
-        </w:tc>
-        <w:tc>
-          <w:tcPr>
-            <w:tcBorders>
-              <w:top w:val="single" w:space="0" w:color="D3D3D3"/>
-              <w:bottom w:val="single" w:space="0" w:color="D3D3D3"/>
-              <w:start w:val="single" w:space="0" w:color="D3D3D3"/>
-              <w:end w:val="single" w:space="0" w:color="D3D3D3"/>
-            </w:tcBorders>
-          </w:tcPr>
-          <w:p>
-            <w:pPr>
-              <w:spacing w:before="0" w:after="60"/>
-              <w:keepNext/>
-              <w:jc w:val="end"/>
-            </w:pPr>
-            <w:r>
-              <w:rPr>
-                <w:rFonts w:ascii="Calibri" w:hAnsi="Calibri"/>
-                <w:sz w:val="20"/>
-              </w:rPr>
-              <w:t xml:space="default">662</w:t>
-            </w:r>
-          </w:p>
-        </w:tc>
-        <w:tc>
-          <w:tcPr>
-            <w:tcBorders>
-              <w:top w:val="single" w:space="0" w:color="D3D3D3"/>
-              <w:bottom w:val="single" w:space="0" w:color="D3D3D3"/>
-              <w:start w:val="single" w:space="0" w:color="D3D3D3"/>
-              <w:end w:val="single" w:space="0" w:color="D3D3D3"/>
-            </w:tcBorders>
-          </w:tcPr>
-          <w:p>
-            <w:pPr>
-              <w:spacing w:before="0" w:after="60"/>
-              <w:keepNext/>
-              <w:jc w:val="end"/>
-            </w:pPr>
-            <w:r>
-              <w:rPr>
-                <w:rFonts w:ascii="Calibri" w:hAnsi="Calibri"/>
-                <w:sz w:val="20"/>
-              </w:rPr>
-              <w:t xml:space="default">5.6</w:t>
-            </w:r>
-          </w:p>
-        </w:tc>
-      </w:tr>
-      <w:tr>
-        <w:trPr>
-          <w:cantSplit/>
-        </w:trPr>
-        <w:tc>
-          <w:tcPr>
-            <w:tcBorders>
-              <w:top w:val="single" w:space="0" w:color="D3D3D3"/>
-              <w:bottom w:val="single" w:space="0" w:color="D3D3D3"/>
-              <w:start w:val="single" w:space="0" w:color="D3D3D3"/>
-              <w:end w:val="single" w:space="0" w:color="D3D3D3"/>
-            </w:tcBorders>
-          </w:tcPr>
-          <w:p>
-            <w:pPr>
-              <w:spacing w:before="0" w:after="60"/>
-              <w:keepNext/>
-              <w:jc w:val="start"/>
-            </w:pPr>
-            <w:r>
-              <w:rPr>
-                <w:rFonts w:ascii="Calibri" w:hAnsi="Calibri"/>
-                <w:sz w:val="20"/>
-              </w:rPr>
-              <w:t xml:space="default">District VIII</w:t>
-            </w:r>
-          </w:p>
-        </w:tc>
-        <w:tc>
-          <w:tcPr>
-            <w:tcBorders>
-              <w:top w:val="single" w:space="0" w:color="D3D3D3"/>
-              <w:bottom w:val="single" w:space="0" w:color="D3D3D3"/>
-              <w:start w:val="single" w:space="0" w:color="D3D3D3"/>
-              <w:end w:val="single" w:space="0" w:color="D3D3D3"/>
-            </w:tcBorders>
-          </w:tcPr>
-          <w:p>
-            <w:pPr>
-              <w:spacing w:before="0" w:after="60"/>
-              <w:keepNext/>
-              <w:jc w:val="end"/>
-            </w:pPr>
-            <w:r>
-              <w:rPr>
-                <w:rFonts w:ascii="Calibri" w:hAnsi="Calibri"/>
-                <w:sz w:val="20"/>
-              </w:rPr>
-              <w:t xml:space="default">2,112</w:t>
-            </w:r>
-          </w:p>
-        </w:tc>
-        <w:tc>
-          <w:tcPr>
-            <w:tcBorders>
-              <w:top w:val="single" w:space="0" w:color="D3D3D3"/>
-              <w:bottom w:val="single" w:space="0" w:color="D3D3D3"/>
-              <w:start w:val="single" w:space="0" w:color="D3D3D3"/>
-              <w:end w:val="single" w:space="0" w:color="D3D3D3"/>
-            </w:tcBorders>
-          </w:tcPr>
-          <w:p>
-            <w:pPr>
-              <w:spacing w:before="0" w:after="60"/>
-              <w:keepNext/>
-              <w:jc w:val="end"/>
-            </w:pPr>
-            <w:r>
-              <w:rPr>
-                <w:rFonts w:ascii="Calibri" w:hAnsi="Calibri"/>
-                <w:sz w:val="20"/>
-              </w:rPr>
-              <w:t xml:space="default">17.8</w:t>
-            </w:r>
-          </w:p>
-        </w:tc>
-      </w:tr>
-      <w:tr>
-        <w:trPr>
-          <w:cantSplit/>
-        </w:trPr>
-        <w:tc>
-          <w:tcPr>
-            <w:tcBorders>
-              <w:top w:val="single" w:space="0" w:color="D3D3D3"/>
-              <w:bottom w:val="single" w:space="0" w:color="D3D3D3"/>
-              <w:start w:val="single" w:space="0" w:color="D3D3D3"/>
-              <w:end w:val="single" w:space="0" w:color="D3D3D3"/>
-            </w:tcBorders>
-          </w:tcPr>
-          <w:p>
-            <w:pPr>
-              <w:spacing w:before="0" w:after="60"/>
-              <w:keepNext/>
-              <w:jc w:val="start"/>
-            </w:pPr>
-            <w:r>
-              <w:rPr>
-                <w:rFonts w:ascii="Calibri" w:hAnsi="Calibri"/>
-                <w:sz w:val="20"/>
-              </w:rPr>
-              <w:t xml:space="default">District IX</w:t>
-            </w:r>
-          </w:p>
-        </w:tc>
-        <w:tc>
-          <w:tcPr>
-            <w:tcBorders>
-              <w:top w:val="single" w:space="0" w:color="D3D3D3"/>
-              <w:bottom w:val="single" w:space="0" w:color="D3D3D3"/>
-              <w:start w:val="single" w:space="0" w:color="D3D3D3"/>
-              <w:end w:val="single" w:space="0" w:color="D3D3D3"/>
-            </w:tcBorders>
-          </w:tcPr>
-          <w:p>
-            <w:pPr>
-              <w:spacing w:before="0" w:after="60"/>
-              <w:keepNext/>
-              <w:jc w:val="end"/>
-            </w:pPr>
-            <w:r>
-              <w:rPr>
-                <w:rFonts w:ascii="Calibri" w:hAnsi="Calibri"/>
-                <w:sz w:val="20"/>
-              </w:rPr>
-              <w:t xml:space="default">1,015</w:t>
-            </w:r>
-          </w:p>
-        </w:tc>
-        <w:tc>
-          <w:tcPr>
-            <w:tcBorders>
-              <w:top w:val="single" w:space="0" w:color="D3D3D3"/>
-              <w:bottom w:val="single" w:space="0" w:color="D3D3D3"/>
-              <w:start w:val="single" w:space="0" w:color="D3D3D3"/>
-              <w:end w:val="single" w:space="0" w:color="D3D3D3"/>
-            </w:tcBorders>
-          </w:tcPr>
-          <w:p>
-            <w:pPr>
-              <w:spacing w:before="0" w:after="60"/>
-              <w:keepNext/>
-              <w:jc w:val="end"/>
-            </w:pPr>
-            <w:r>
-              <w:rPr>
-                <w:rFonts w:ascii="Calibri" w:hAnsi="Calibri"/>
-                <w:sz w:val="20"/>
-              </w:rPr>
-              <w:t xml:space="default">8.5</w:t>
-            </w:r>
-          </w:p>
-        </w:tc>
-      </w:tr>
-      <w:tr>
-        <w:trPr>
-          <w:cantSplit/>
-        </w:trPr>
-        <w:tc>
-          <w:tcPr>
-            <w:tcBorders>
-              <w:top w:val="single" w:space="0" w:color="D3D3D3"/>
-              <w:bottom w:val="single" w:space="0" w:color="D3D3D3"/>
-              <w:start w:val="single" w:space="0" w:color="D3D3D3"/>
-              <w:end w:val="single" w:space="0" w:color="D3D3D3"/>
-            </w:tcBorders>
-          </w:tcPr>
-          <w:p>
-            <w:pPr>
-              <w:spacing w:before="0" w:after="60"/>
-              <w:keepNext/>
-              <w:jc w:val="start"/>
-            </w:pPr>
-            <w:r>
-              <w:rPr>
-                <w:rFonts w:ascii="Calibri" w:hAnsi="Calibri"/>
-                <w:sz w:val="20"/>
-              </w:rPr>
-              <w:t xml:space="default">District XI</w:t>
-            </w:r>
-          </w:p>
-        </w:tc>
-        <w:tc>
-          <w:tcPr>
-            <w:tcBorders>
-              <w:top w:val="single" w:space="0" w:color="D3D3D3"/>
-              <w:bottom w:val="single" w:space="0" w:color="D3D3D3"/>
-              <w:start w:val="single" w:space="0" w:color="D3D3D3"/>
-              <w:end w:val="single" w:space="0" w:color="D3D3D3"/>
-            </w:tcBorders>
-          </w:tcPr>
-          <w:p>
-            <w:pPr>
-              <w:spacing w:before="0" w:after="60"/>
-              <w:keepNext/>
-              <w:jc w:val="end"/>
-            </w:pPr>
-            <w:r>
-              <w:rPr>
-                <w:rFonts w:ascii="Calibri" w:hAnsi="Calibri"/>
-                <w:sz w:val="20"/>
-              </w:rPr>
-              <w:t xml:space="default">536</w:t>
-            </w:r>
-          </w:p>
-        </w:tc>
-        <w:tc>
-          <w:tcPr>
-            <w:tcBorders>
-              <w:top w:val="single" w:space="0" w:color="D3D3D3"/>
-              <w:bottom w:val="single" w:space="0" w:color="D3D3D3"/>
-              <w:start w:val="single" w:space="0" w:color="D3D3D3"/>
-              <w:end w:val="single" w:space="0" w:color="D3D3D3"/>
-            </w:tcBorders>
-          </w:tcPr>
-          <w:p>
-            <w:pPr>
-              <w:spacing w:before="0" w:after="60"/>
-              <w:keepNext/>
-              <w:jc w:val="end"/>
-            </w:pPr>
-            <w:r>
-              <w:rPr>
-                <w:rFonts w:ascii="Calibri" w:hAnsi="Calibri"/>
-                <w:sz w:val="20"/>
-              </w:rPr>
-              <w:t xml:space="default">4.5</w:t>
-            </w:r>
-          </w:p>
-        </w:tc>
-      </w:tr>
-      <w:tr>
-        <w:trPr>
-          <w:cantSplit/>
-        </w:trPr>
-        <w:tc>
-          <w:tcPr>
-            <w:tcBorders>
-              <w:top w:val="single" w:space="0" w:color="D3D3D3"/>
-              <w:bottom w:val="single" w:space="0" w:color="D3D3D3"/>
-              <w:start w:val="single" w:space="0" w:color="D3D3D3"/>
-              <w:end w:val="single" w:space="0" w:color="D3D3D3"/>
-            </w:tcBorders>
-          </w:tcPr>
-          <w:p>
-            <w:pPr>
-              <w:spacing w:before="0" w:after="60"/>
-              <w:keepNext/>
-              <w:jc w:val="start"/>
-            </w:pPr>
-            <w:r>
-              <w:rPr>
-                <w:rFonts w:ascii="Calibri" w:hAnsi="Calibri"/>
-                <w:sz w:val="20"/>
-              </w:rPr>
-              <w:t xml:space="default">District XII</w:t>
-            </w:r>
-          </w:p>
-        </w:tc>
-        <w:tc>
-          <w:tcPr>
-            <w:tcBorders>
-              <w:top w:val="single" w:space="0" w:color="D3D3D3"/>
-              <w:bottom w:val="single" w:space="0" w:color="D3D3D3"/>
-              <w:start w:val="single" w:space="0" w:color="D3D3D3"/>
-              <w:end w:val="single" w:space="0" w:color="D3D3D3"/>
-            </w:tcBorders>
-          </w:tcPr>
-          <w:p>
-            <w:pPr>
-              <w:spacing w:before="0" w:after="60"/>
-              <w:keepNext/>
-              <w:jc w:val="end"/>
-            </w:pPr>
-            <w:r>
-              <w:rPr>
-                <w:rFonts w:ascii="Calibri" w:hAnsi="Calibri"/>
-                <w:sz w:val="20"/>
-              </w:rPr>
-              <w:t xml:space="default">670</w:t>
-            </w:r>
-          </w:p>
-        </w:tc>
-        <w:tc>
-          <w:tcPr>
-            <w:tcBorders>
-              <w:top w:val="single" w:space="0" w:color="D3D3D3"/>
-              <w:bottom w:val="single" w:space="0" w:color="D3D3D3"/>
-              <w:start w:val="single" w:space="0" w:color="D3D3D3"/>
-              <w:end w:val="single" w:space="0" w:color="D3D3D3"/>
-            </w:tcBorders>
-          </w:tcPr>
-          <w:p>
-            <w:pPr>
-              <w:spacing w:before="0" w:after="60"/>
-              <w:keepNext/>
-              <w:jc w:val="end"/>
-            </w:pPr>
-            <w:r>
-              <w:rPr>
-                <w:rFonts w:ascii="Calibri" w:hAnsi="Calibri"/>
-                <w:sz w:val="20"/>
-              </w:rPr>
-              <w:t xml:space="default">5.6</w:t>
-            </w:r>
-          </w:p>
-        </w:tc>
-      </w:tr>
-      <w:tr>
-        <w:trPr>
-          <w:cantSplit/>
-        </w:trPr>
-        <w:tc>
-          <w:tcPr>
-            <w:tcBorders>
-              <w:top w:val="single" w:space="0" w:color="D3D3D3"/>
-              <w:bottom w:val="single" w:space="0" w:color="D3D3D3"/>
-              <w:start w:val="single" w:space="0" w:color="D3D3D3"/>
-              <w:end w:val="single" w:space="0" w:color="D3D3D3"/>
-            </w:tcBorders>
-          </w:tcPr>
-          <w:p>
-            <w:pPr>
-              <w:spacing w:before="0" w:after="60"/>
-              <w:keepNext/>
-              <w:jc w:val="start"/>
-            </w:pPr>
-            <w:r>
-              <w:rPr>
-                <w:rFonts w:ascii="Calibri" w:hAnsi="Calibri"/>
-                <w:sz w:val="20"/>
-              </w:rPr>
               <w:t xml:space="default">Unknown / not recorded</w:t>
             </w:r>
           </w:p>
@@ -3505,84 +3659,7 @@
                 <w:rFonts w:ascii="Calibri" w:hAnsi="Calibri"/>
                 <w:sz w:val="20"/>
               </w:rPr>
-              <w:t xml:space="default">2</w:t>
-            </w:r>
-          </w:p>
-        </w:tc>
-        <w:tc>
-          <w:tcPr>
-            <w:tcBorders>
-              <w:top w:val="single" w:space="0" w:color="D3D3D3"/>
-              <w:bottom w:val="single" w:space="0" w:color="D3D3D3"/>
-              <w:start w:val="single" w:space="0" w:color="D3D3D3"/>
-              <w:end w:val="single" w:space="0" w:color="D3D3D3"/>
-            </w:tcBorders>
-          </w:tcPr>
-          <w:p>
-            <w:pPr>
-              <w:spacing w:before="0" w:after="60"/>
-              <w:keepNext/>
-              <w:jc w:val="end"/>
-            </w:pPr>
-            <w:r>
-              <w:rPr>
-                <w:rFonts w:ascii="Calibri" w:hAnsi="Calibri"/>
-                <w:sz w:val="20"/>
-              </w:rPr>
-              <w:t xml:space="default">—</w:t>
-            </w:r>
-          </w:p>
-        </w:tc>
-      </w:tr>
-      <w:tr>
-        <w:trPr>
-          <w:cantSplit/>
-        </w:trPr>
-        <w:tc>
-          <w:tcPr>
-            <w:tcBorders>
-              <w:top w:val="single" w:space="0" w:color="D3D3D3"/>
-              <w:bottom w:val="single" w:space="0" w:color="D3D3D3"/>
-              <w:start w:val="single" w:space="0" w:color="D3D3D3"/>
-              <w:end w:val="single" w:space="0" w:color="D3D3D3"/>
-            </w:tcBorders>
-          </w:tcPr>
-          <w:p>
-            <w:pPr>
-              <w:spacing w:before="0" w:after="60"/>
-              <w:keepNext/>
-              <w:jc w:val="start"/>
-            </w:pPr>
-            <w:r>
-              <w:rPr>
-                <w:rFonts w:ascii="Calibri" w:hAnsi="Calibri"/>
-                <w:sz w:val="20"/>
-              </w:rPr>
-              <w:t xml:space="default">Excluded: overseas military or US territory</w:t>
-            </w:r>
-          </w:p>
-        </w:tc>
-        <w:tc>
-          <w:tcPr>
-            <w:tcBorders>
-              <w:top w:val="single" w:space="0" w:color="D3D3D3"/>
-              <w:bottom w:val="single" w:space="0" w:color="D3D3D3"/>
-              <w:start w:val="single" w:space="0" w:color="D3D3D3"/>
-              <w:end w:val="single" w:space="0" w:color="D3D3D3"/>
-            </w:tcBorders>
-          </w:tcPr>
-          <w:p>
-            <w:pPr>
-              <w:spacing w:before="0" w:after="60"/>
-              <w:keepNext/>
-              <w:jc w:val="end"/>
-            </w:pPr>
-            <w:r>
-              <w:rPr>
-                <w:rFonts w:ascii="Calibri" w:hAnsi="Calibri"/>
-                <w:sz w:val="20"/>
-              </w:rPr>
-              <w:t xml:space="default">38</w:t>
+              <w:t xml:space="default">199</w:t>
             </w:r>
           </w:p>
         </w:tc>
@@ -3639,7 +3716,7 @@
                 <w:sz w:val="20"/>
                 <w:b w:val="true"/>
               </w:rPr>
-              <w:t xml:space="default">Rurality (RUCC 2023)</w:t>
+              <w:t xml:space="default">Language (Healthgrades floor)</w:t>
             </w:r>
           </w:p>
         </w:tc>
@@ -3668,55 +3745,55 @@
                 <w:rFonts w:ascii="Calibri" w:hAnsi="Calibri"/>
                 <w:sz w:val="20"/>
               </w:rPr>
-              <w:t xml:space="default">Metropolitan (RUCC 1-3)</w:t>
-            </w:r>
-          </w:p>
-        </w:tc>
-        <w:tc>
-          <w:tcPr>
-            <w:tcBorders>
-              <w:top w:val="single" w:space="0" w:color="D3D3D3"/>
-              <w:bottom w:val="single" w:space="0" w:color="D3D3D3"/>
-              <w:start w:val="single" w:space="0" w:color="D3D3D3"/>
-              <w:end w:val="single" w:space="0" w:color="D3D3D3"/>
-            </w:tcBorders>
-          </w:tcPr>
-          <w:p>
-            <w:pPr>
-              <w:spacing w:before="0" w:after="60"/>
-              <w:keepNext/>
-              <w:jc w:val="end"/>
-            </w:pPr>
-            <w:r>
-              <w:rPr>
-                <w:rFonts w:ascii="Calibri" w:hAnsi="Calibri"/>
-                <w:sz w:val="20"/>
-              </w:rPr>
-              <w:t xml:space="default">10,594</w:t>
-            </w:r>
-          </w:p>
-        </w:tc>
-        <w:tc>
-          <w:tcPr>
-            <w:tcBorders>
-              <w:top w:val="single" w:space="0" w:color="D3D3D3"/>
-              <w:bottom w:val="single" w:space="0" w:color="D3D3D3"/>
-              <w:start w:val="single" w:space="0" w:color="D3D3D3"/>
-              <w:end w:val="single" w:space="0" w:color="D3D3D3"/>
-            </w:tcBorders>
-          </w:tcPr>
-          <w:p>
-            <w:pPr>
-              <w:spacing w:before="0" w:after="60"/>
-              <w:keepNext/>
-              <w:jc w:val="end"/>
-            </w:pPr>
-            <w:r>
-              <w:rPr>
-                <w:rFonts w:ascii="Calibri" w:hAnsi="Calibri"/>
-                <w:sz w:val="20"/>
-              </w:rPr>
-              <w:t xml:space="default">90.4</w:t>
+              <w:t xml:space="default">At least this many speak a language other than English</w:t>
+            </w:r>
+          </w:p>
+        </w:tc>
+        <w:tc>
+          <w:tcPr>
+            <w:tcBorders>
+              <w:top w:val="single" w:space="0" w:color="D3D3D3"/>
+              <w:bottom w:val="single" w:space="0" w:color="D3D3D3"/>
+              <w:start w:val="single" w:space="0" w:color="D3D3D3"/>
+              <w:end w:val="single" w:space="0" w:color="D3D3D3"/>
+            </w:tcBorders>
+          </w:tcPr>
+          <w:p>
+            <w:pPr>
+              <w:spacing w:before="0" w:after="60"/>
+              <w:keepNext/>
+              <w:jc w:val="end"/>
+            </w:pPr>
+            <w:r>
+              <w:rPr>
+                <w:rFonts w:ascii="Calibri" w:hAnsi="Calibri"/>
+                <w:sz w:val="20"/>
+              </w:rPr>
+              <w:t xml:space="default">367</w:t>
+            </w:r>
+          </w:p>
+        </w:tc>
+        <w:tc>
+          <w:tcPr>
+            <w:tcBorders>
+              <w:top w:val="single" w:space="0" w:color="D3D3D3"/>
+              <w:bottom w:val="single" w:space="0" w:color="D3D3D3"/>
+              <w:start w:val="single" w:space="0" w:color="D3D3D3"/>
+              <w:end w:val="single" w:space="0" w:color="D3D3D3"/>
+            </w:tcBorders>
+          </w:tcPr>
+          <w:p>
+            <w:pPr>
+              <w:spacing w:before="0" w:after="60"/>
+              <w:keepNext/>
+              <w:jc w:val="end"/>
+            </w:pPr>
+            <w:r>
+              <w:rPr>
+                <w:rFonts w:ascii="Calibri" w:hAnsi="Calibri"/>
+                <w:sz w:val="20"/>
+              </w:rPr>
+              <w:t xml:space="default">3.1</w:t>
             </w:r>
           </w:p>
         </w:tc>
@@ -3745,185 +3822,31 @@
                 <w:rFonts w:ascii="Calibri" w:hAnsi="Calibri"/>
                 <w:sz w:val="20"/>
               </w:rPr>
-              <w:t xml:space="default">Nonmetropolitan, adjacent (RUCC 4-6)</w:t>
-            </w:r>
-          </w:p>
-        </w:tc>
-        <w:tc>
-          <w:tcPr>
-            <w:tcBorders>
-              <w:top w:val="single" w:space="0" w:color="D3D3D3"/>
-              <w:bottom w:val="single" w:space="0" w:color="D3D3D3"/>
-              <w:start w:val="single" w:space="0" w:color="D3D3D3"/>
-              <w:end w:val="single" w:space="0" w:color="D3D3D3"/>
-            </w:tcBorders>
-          </w:tcPr>
-          <w:p>
-            <w:pPr>
-              <w:spacing w:before="0" w:after="60"/>
-              <w:keepNext/>
-              <w:jc w:val="end"/>
-            </w:pPr>
-            <w:r>
-              <w:rPr>
-                <w:rFonts w:ascii="Calibri" w:hAnsi="Calibri"/>
-                <w:sz w:val="20"/>
-              </w:rPr>
-              <w:t xml:space="default">784</w:t>
-            </w:r>
-          </w:p>
-        </w:tc>
-        <w:tc>
-          <w:tcPr>
-            <w:tcBorders>
-              <w:top w:val="single" w:space="0" w:color="D3D3D3"/>
-              <w:bottom w:val="single" w:space="0" w:color="D3D3D3"/>
-              <w:start w:val="single" w:space="0" w:color="D3D3D3"/>
-              <w:end w:val="single" w:space="0" w:color="D3D3D3"/>
-            </w:tcBorders>
-          </w:tcPr>
-          <w:p>
-            <w:pPr>
-              <w:spacing w:before="0" w:after="60"/>
-              <w:keepNext/>
-              <w:jc w:val="end"/>
-            </w:pPr>
-            <w:r>
-              <w:rPr>
-                <w:rFonts w:ascii="Calibri" w:hAnsi="Calibri"/>
-                <w:sz w:val="20"/>
-              </w:rPr>
-              <w:t xml:space="default">6.7</w:t>
-            </w:r>
-          </w:p>
-        </w:tc>
-      </w:tr>
-      <w:tr>
-        <w:trPr>
-          <w:cantSplit/>
-        </w:trPr>
-        <w:tc>
-          <w:tcPr>
-            <w:tcBorders>
-              <w:top w:val="single" w:space="0" w:color="D3D3D3"/>
-              <w:bottom w:val="single" w:space="0" w:color="D3D3D3"/>
-              <w:start w:val="single" w:space="0" w:color="D3D3D3"/>
-              <w:end w:val="single" w:space="0" w:color="D3D3D3"/>
-            </w:tcBorders>
-          </w:tcPr>
-          <w:p>
-            <w:pPr>
-              <w:spacing w:before="0" w:after="60"/>
-              <w:keepNext/>
-              <w:jc w:val="start"/>
-            </w:pPr>
-            <w:r>
-              <w:rPr>
-                <w:rFonts w:ascii="Calibri" w:hAnsi="Calibri"/>
-                <w:sz w:val="20"/>
-              </w:rPr>
-              <w:t xml:space="default">Nonmetropolitan, remote (RUCC 7-9)</w:t>
-            </w:r>
-          </w:p>
-        </w:tc>
-        <w:tc>
-          <w:tcPr>
-            <w:tcBorders>
-              <w:top w:val="single" w:space="0" w:color="D3D3D3"/>
-              <w:bottom w:val="single" w:space="0" w:color="D3D3D3"/>
-              <w:start w:val="single" w:space="0" w:color="D3D3D3"/>
-              <w:end w:val="single" w:space="0" w:color="D3D3D3"/>
-            </w:tcBorders>
-          </w:tcPr>
-          <w:p>
-            <w:pPr>
-              <w:spacing w:before="0" w:after="60"/>
-              <w:keepNext/>
-              <w:jc w:val="end"/>
-            </w:pPr>
-            <w:r>
-              <w:rPr>
-                <w:rFonts w:ascii="Calibri" w:hAnsi="Calibri"/>
-                <w:sz w:val="20"/>
-              </w:rPr>
-              <w:t xml:space="default">336</w:t>
-            </w:r>
-          </w:p>
-        </w:tc>
-        <w:tc>
-          <w:tcPr>
-            <w:tcBorders>
-              <w:top w:val="single" w:space="0" w:color="D3D3D3"/>
-              <w:bottom w:val="single" w:space="0" w:color="D3D3D3"/>
-              <w:start w:val="single" w:space="0" w:color="D3D3D3"/>
-              <w:end w:val="single" w:space="0" w:color="D3D3D3"/>
-            </w:tcBorders>
-          </w:tcPr>
-          <w:p>
-            <w:pPr>
-              <w:spacing w:before="0" w:after="60"/>
-              <w:keepNext/>
-              <w:jc w:val="end"/>
-            </w:pPr>
-            <w:r>
-              <w:rPr>
-                <w:rFonts w:ascii="Calibri" w:hAnsi="Calibri"/>
-                <w:sz w:val="20"/>
-              </w:rPr>
-              <w:t xml:space="default">2.9</w:t>
-            </w:r>
-          </w:p>
-        </w:tc>
-      </w:tr>
-      <w:tr>
-        <w:trPr>
-          <w:cantSplit/>
-        </w:trPr>
-        <w:tc>
-          <w:tcPr>
-            <w:tcBorders>
-              <w:top w:val="single" w:space="0" w:color="D3D3D3"/>
-              <w:bottom w:val="single" w:space="0" w:color="D3D3D3"/>
-              <w:start w:val="single" w:space="0" w:color="D3D3D3"/>
-              <w:end w:val="single" w:space="0" w:color="D3D3D3"/>
-            </w:tcBorders>
-          </w:tcPr>
-          <w:p>
-            <w:pPr>
-              <w:spacing w:before="0" w:after="60"/>
-              <w:keepNext/>
-              <w:jc w:val="start"/>
-            </w:pPr>
-            <w:r>
-              <w:rPr>
-                <w:rFonts w:ascii="Calibri" w:hAnsi="Calibri"/>
-                <w:sz w:val="20"/>
-              </w:rPr>
-              <w:t xml:space="default">Unknown / not recorded</w:t>
-            </w:r>
-          </w:p>
-        </w:tc>
-        <w:tc>
-          <w:tcPr>
-            <w:tcBorders>
-              <w:top w:val="single" w:space="0" w:color="D3D3D3"/>
-              <w:bottom w:val="single" w:space="0" w:color="D3D3D3"/>
-              <w:start w:val="single" w:space="0" w:color="D3D3D3"/>
-              <w:end w:val="single" w:space="0" w:color="D3D3D3"/>
-            </w:tcBorders>
-          </w:tcPr>
-          <w:p>
-            <w:pPr>
-              <w:spacing w:before="0" w:after="60"/>
-              <w:keepNext/>
-              <w:jc w:val="end"/>
-            </w:pPr>
-            <w:r>
-              <w:rPr>
-                <w:rFonts w:ascii="Calibri" w:hAnsi="Calibri"/>
-                <w:sz w:val="20"/>
-              </w:rPr>
-              <w:t xml:space="default">199</w:t>
+              <w:t xml:space="default">Not listed (absence is not evidence of English-only)</w:t>
+            </w:r>
+          </w:p>
+        </w:tc>
+        <w:tc>
+          <w:tcPr>
+            <w:tcBorders>
+              <w:top w:val="single" w:space="0" w:color="D3D3D3"/>
+              <w:bottom w:val="single" w:space="0" w:color="D3D3D3"/>
+              <w:start w:val="single" w:space="0" w:color="D3D3D3"/>
+              <w:end w:val="single" w:space="0" w:color="D3D3D3"/>
+            </w:tcBorders>
+          </w:tcPr>
+          <w:p>
+            <w:pPr>
+              <w:spacing w:before="0" w:after="60"/>
+              <w:keepNext/>
+              <w:jc w:val="end"/>
+            </w:pPr>
+            <w:r>
+              <w:rPr>
+                <w:rFonts w:ascii="Calibri" w:hAnsi="Calibri"/>
+                <w:sz w:val="20"/>
+              </w:rPr>
+              <w:t xml:space="default">11,434</w:t>
             </w:r>
           </w:p>
         </w:tc>
@@ -3980,7 +3903,7 @@
                 <w:sz w:val="20"/>
                 <w:b w:val="true"/>
               </w:rPr>
-              <w:t xml:space="default">Years since NPI enumeration</w:t>
+              <w:t xml:space="default">Accepts new patients</w:t>
             </w:r>
           </w:p>
         </w:tc>
@@ -4009,55 +3932,55 @@
                 <w:rFonts w:ascii="Calibri" w:hAnsi="Calibri"/>
                 <w:sz w:val="20"/>
               </w:rPr>
-              <w:t xml:space="default">&lt;5 years</w:t>
-            </w:r>
-          </w:p>
-        </w:tc>
-        <w:tc>
-          <w:tcPr>
-            <w:tcBorders>
-              <w:top w:val="single" w:space="0" w:color="D3D3D3"/>
-              <w:bottom w:val="single" w:space="0" w:color="D3D3D3"/>
-              <w:start w:val="single" w:space="0" w:color="D3D3D3"/>
-              <w:end w:val="single" w:space="0" w:color="D3D3D3"/>
-            </w:tcBorders>
-          </w:tcPr>
-          <w:p>
-            <w:pPr>
-              <w:spacing w:before="0" w:after="60"/>
-              <w:keepNext/>
-              <w:jc w:val="end"/>
-            </w:pPr>
-            <w:r>
-              <w:rPr>
-                <w:rFonts w:ascii="Calibri" w:hAnsi="Calibri"/>
-                <w:sz w:val="20"/>
-              </w:rPr>
-              <w:t xml:space="default">2,223</w:t>
-            </w:r>
-          </w:p>
-        </w:tc>
-        <w:tc>
-          <w:tcPr>
-            <w:tcBorders>
-              <w:top w:val="single" w:space="0" w:color="D3D3D3"/>
-              <w:bottom w:val="single" w:space="0" w:color="D3D3D3"/>
-              <w:start w:val="single" w:space="0" w:color="D3D3D3"/>
-              <w:end w:val="single" w:space="0" w:color="D3D3D3"/>
-            </w:tcBorders>
-          </w:tcPr>
-          <w:p>
-            <w:pPr>
-              <w:spacing w:before="0" w:after="60"/>
-              <w:keepNext/>
-              <w:jc w:val="end"/>
-            </w:pPr>
-            <w:r>
-              <w:rPr>
-                <w:rFonts w:ascii="Calibri" w:hAnsi="Calibri"/>
-                <w:sz w:val="20"/>
-              </w:rPr>
-              <w:t xml:space="default">18.7</w:t>
+              <w:t xml:space="default">Yes</w:t>
+            </w:r>
+          </w:p>
+        </w:tc>
+        <w:tc>
+          <w:tcPr>
+            <w:tcBorders>
+              <w:top w:val="single" w:space="0" w:color="D3D3D3"/>
+              <w:bottom w:val="single" w:space="0" w:color="D3D3D3"/>
+              <w:start w:val="single" w:space="0" w:color="D3D3D3"/>
+              <w:end w:val="single" w:space="0" w:color="D3D3D3"/>
+            </w:tcBorders>
+          </w:tcPr>
+          <w:p>
+            <w:pPr>
+              <w:spacing w:before="0" w:after="60"/>
+              <w:keepNext/>
+              <w:jc w:val="end"/>
+            </w:pPr>
+            <w:r>
+              <w:rPr>
+                <w:rFonts w:ascii="Calibri" w:hAnsi="Calibri"/>
+                <w:sz w:val="20"/>
+              </w:rPr>
+              <w:t xml:space="default">5,759</w:t>
+            </w:r>
+          </w:p>
+        </w:tc>
+        <w:tc>
+          <w:tcPr>
+            <w:tcBorders>
+              <w:top w:val="single" w:space="0" w:color="D3D3D3"/>
+              <w:bottom w:val="single" w:space="0" w:color="D3D3D3"/>
+              <w:start w:val="single" w:space="0" w:color="D3D3D3"/>
+              <w:end w:val="single" w:space="0" w:color="D3D3D3"/>
+            </w:tcBorders>
+          </w:tcPr>
+          <w:p>
+            <w:pPr>
+              <w:spacing w:before="0" w:after="60"/>
+              <w:keepNext/>
+              <w:jc w:val="end"/>
+            </w:pPr>
+            <w:r>
+              <w:rPr>
+                <w:rFonts w:ascii="Calibri" w:hAnsi="Calibri"/>
+                <w:sz w:val="20"/>
+              </w:rPr>
+              <w:t xml:space="default">97.9</w:t>
             </w:r>
           </w:p>
         </w:tc>
@@ -4086,55 +4009,55 @@
                 <w:rFonts w:ascii="Calibri" w:hAnsi="Calibri"/>
                 <w:sz w:val="20"/>
               </w:rPr>
-              <w:t xml:space="default">5-9 years</w:t>
-            </w:r>
-          </w:p>
-        </w:tc>
-        <w:tc>
-          <w:tcPr>
-            <w:tcBorders>
-              <w:top w:val="single" w:space="0" w:color="D3D3D3"/>
-              <w:bottom w:val="single" w:space="0" w:color="D3D3D3"/>
-              <w:start w:val="single" w:space="0" w:color="D3D3D3"/>
-              <w:end w:val="single" w:space="0" w:color="D3D3D3"/>
-            </w:tcBorders>
-          </w:tcPr>
-          <w:p>
-            <w:pPr>
-              <w:spacing w:before="0" w:after="60"/>
-              <w:keepNext/>
-              <w:jc w:val="end"/>
-            </w:pPr>
-            <w:r>
-              <w:rPr>
-                <w:rFonts w:ascii="Calibri" w:hAnsi="Calibri"/>
-                <w:sz w:val="20"/>
-              </w:rPr>
-              <w:t xml:space="default">2,729</w:t>
-            </w:r>
-          </w:p>
-        </w:tc>
-        <w:tc>
-          <w:tcPr>
-            <w:tcBorders>
-              <w:top w:val="single" w:space="0" w:color="D3D3D3"/>
-              <w:bottom w:val="single" w:space="0" w:color="D3D3D3"/>
-              <w:start w:val="single" w:space="0" w:color="D3D3D3"/>
-              <w:end w:val="single" w:space="0" w:color="D3D3D3"/>
-            </w:tcBorders>
-          </w:tcPr>
-          <w:p>
-            <w:pPr>
-              <w:spacing w:before="0" w:after="60"/>
-              <w:keepNext/>
-              <w:jc w:val="end"/>
-            </w:pPr>
-            <w:r>
-              <w:rPr>
-                <w:rFonts w:ascii="Calibri" w:hAnsi="Calibri"/>
-                <w:sz w:val="20"/>
-              </w:rPr>
-              <w:t xml:space="default">22.9</w:t>
+              <w:t xml:space="default">No</w:t>
+            </w:r>
+          </w:p>
+        </w:tc>
+        <w:tc>
+          <w:tcPr>
+            <w:tcBorders>
+              <w:top w:val="single" w:space="0" w:color="D3D3D3"/>
+              <w:bottom w:val="single" w:space="0" w:color="D3D3D3"/>
+              <w:start w:val="single" w:space="0" w:color="D3D3D3"/>
+              <w:end w:val="single" w:space="0" w:color="D3D3D3"/>
+            </w:tcBorders>
+          </w:tcPr>
+          <w:p>
+            <w:pPr>
+              <w:spacing w:before="0" w:after="60"/>
+              <w:keepNext/>
+              <w:jc w:val="end"/>
+            </w:pPr>
+            <w:r>
+              <w:rPr>
+                <w:rFonts w:ascii="Calibri" w:hAnsi="Calibri"/>
+                <w:sz w:val="20"/>
+              </w:rPr>
+              <w:t xml:space="default">121</w:t>
+            </w:r>
+          </w:p>
+        </w:tc>
+        <w:tc>
+          <w:tcPr>
+            <w:tcBorders>
+              <w:top w:val="single" w:space="0" w:color="D3D3D3"/>
+              <w:bottom w:val="single" w:space="0" w:color="D3D3D3"/>
+              <w:start w:val="single" w:space="0" w:color="D3D3D3"/>
+              <w:end w:val="single" w:space="0" w:color="D3D3D3"/>
+            </w:tcBorders>
+          </w:tcPr>
+          <w:p>
+            <w:pPr>
+              <w:spacing w:before="0" w:after="60"/>
+              <w:keepNext/>
+              <w:jc w:val="end"/>
+            </w:pPr>
+            <w:r>
+              <w:rPr>
+                <w:rFonts w:ascii="Calibri" w:hAnsi="Calibri"/>
+                <w:sz w:val="20"/>
+              </w:rPr>
+              <w:t xml:space="default">2.1</w:t>
             </w:r>
           </w:p>
         </w:tc>
@@ -4163,237 +4086,6 @@
                 <w:rFonts w:ascii="Calibri" w:hAnsi="Calibri"/>
                 <w:sz w:val="20"/>
               </w:rPr>
-              <w:t xml:space="default">10-14 years</w:t>
-            </w:r>
-          </w:p>
-        </w:tc>
-        <w:tc>
-          <w:tcPr>
-            <w:tcBorders>
-              <w:top w:val="single" w:space="0" w:color="D3D3D3"/>
-              <w:bottom w:val="single" w:space="0" w:color="D3D3D3"/>
-              <w:start w:val="single" w:space="0" w:color="D3D3D3"/>
-              <w:end w:val="single" w:space="0" w:color="D3D3D3"/>
-            </w:tcBorders>
-          </w:tcPr>
-          <w:p>
-            <w:pPr>
-              <w:spacing w:before="0" w:after="60"/>
-              <w:keepNext/>
-              <w:jc w:val="end"/>
-            </w:pPr>
-            <w:r>
-              <w:rPr>
-                <w:rFonts w:ascii="Calibri" w:hAnsi="Calibri"/>
-                <w:sz w:val="20"/>
-              </w:rPr>
-              <w:t xml:space="default">2,307</w:t>
-            </w:r>
-          </w:p>
-        </w:tc>
-        <w:tc>
-          <w:tcPr>
-            <w:tcBorders>
-              <w:top w:val="single" w:space="0" w:color="D3D3D3"/>
-              <w:bottom w:val="single" w:space="0" w:color="D3D3D3"/>
-              <w:start w:val="single" w:space="0" w:color="D3D3D3"/>
-              <w:end w:val="single" w:space="0" w:color="D3D3D3"/>
-            </w:tcBorders>
-          </w:tcPr>
-          <w:p>
-            <w:pPr>
-              <w:spacing w:before="0" w:after="60"/>
-              <w:keepNext/>
-              <w:jc w:val="end"/>
-            </w:pPr>
-            <w:r>
-              <w:rPr>
-                <w:rFonts w:ascii="Calibri" w:hAnsi="Calibri"/>
-                <w:sz w:val="20"/>
-              </w:rPr>
-              <w:t xml:space="default">19.4</w:t>
-            </w:r>
-          </w:p>
-        </w:tc>
-      </w:tr>
-      <w:tr>
-        <w:trPr>
-          <w:cantSplit/>
-        </w:trPr>
-        <w:tc>
-          <w:tcPr>
-            <w:tcBorders>
-              <w:top w:val="single" w:space="0" w:color="D3D3D3"/>
-              <w:bottom w:val="single" w:space="0" w:color="D3D3D3"/>
-              <w:start w:val="single" w:space="0" w:color="D3D3D3"/>
-              <w:end w:val="single" w:space="0" w:color="D3D3D3"/>
-            </w:tcBorders>
-          </w:tcPr>
-          <w:p>
-            <w:pPr>
-              <w:spacing w:before="0" w:after="60"/>
-              <w:keepNext/>
-              <w:jc w:val="start"/>
-            </w:pPr>
-            <w:r>
-              <w:rPr>
-                <w:rFonts w:ascii="Calibri" w:hAnsi="Calibri"/>
-                <w:sz w:val="20"/>
-              </w:rPr>
-              <w:t xml:space="default">15-19 years</w:t>
-            </w:r>
-          </w:p>
-        </w:tc>
-        <w:tc>
-          <w:tcPr>
-            <w:tcBorders>
-              <w:top w:val="single" w:space="0" w:color="D3D3D3"/>
-              <w:bottom w:val="single" w:space="0" w:color="D3D3D3"/>
-              <w:start w:val="single" w:space="0" w:color="D3D3D3"/>
-              <w:end w:val="single" w:space="0" w:color="D3D3D3"/>
-            </w:tcBorders>
-          </w:tcPr>
-          <w:p>
-            <w:pPr>
-              <w:spacing w:before="0" w:after="60"/>
-              <w:keepNext/>
-              <w:jc w:val="end"/>
-            </w:pPr>
-            <w:r>
-              <w:rPr>
-                <w:rFonts w:ascii="Calibri" w:hAnsi="Calibri"/>
-                <w:sz w:val="20"/>
-              </w:rPr>
-              <w:t xml:space="default">2,162</w:t>
-            </w:r>
-          </w:p>
-        </w:tc>
-        <w:tc>
-          <w:tcPr>
-            <w:tcBorders>
-              <w:top w:val="single" w:space="0" w:color="D3D3D3"/>
-              <w:bottom w:val="single" w:space="0" w:color="D3D3D3"/>
-              <w:start w:val="single" w:space="0" w:color="D3D3D3"/>
-              <w:end w:val="single" w:space="0" w:color="D3D3D3"/>
-            </w:tcBorders>
-          </w:tcPr>
-          <w:p>
-            <w:pPr>
-              <w:spacing w:before="0" w:after="60"/>
-              <w:keepNext/>
-              <w:jc w:val="end"/>
-            </w:pPr>
-            <w:r>
-              <w:rPr>
-                <w:rFonts w:ascii="Calibri" w:hAnsi="Calibri"/>
-                <w:sz w:val="20"/>
-              </w:rPr>
-              <w:t xml:space="default">18.2</w:t>
-            </w:r>
-          </w:p>
-        </w:tc>
-      </w:tr>
-      <w:tr>
-        <w:trPr>
-          <w:cantSplit/>
-        </w:trPr>
-        <w:tc>
-          <w:tcPr>
-            <w:tcBorders>
-              <w:top w:val="single" w:space="0" w:color="D3D3D3"/>
-              <w:bottom w:val="single" w:space="0" w:color="D3D3D3"/>
-              <w:start w:val="single" w:space="0" w:color="D3D3D3"/>
-              <w:end w:val="single" w:space="0" w:color="D3D3D3"/>
-            </w:tcBorders>
-          </w:tcPr>
-          <w:p>
-            <w:pPr>
-              <w:spacing w:before="0" w:after="60"/>
-              <w:keepNext/>
-              <w:jc w:val="start"/>
-            </w:pPr>
-            <w:r>
-              <w:rPr>
-                <w:rFonts w:ascii="Calibri" w:hAnsi="Calibri"/>
-                <w:sz w:val="20"/>
-              </w:rPr>
-              <w:t xml:space="default">&gt;=20 years</w:t>
-            </w:r>
-          </w:p>
-        </w:tc>
-        <w:tc>
-          <w:tcPr>
-            <w:tcBorders>
-              <w:top w:val="single" w:space="0" w:color="D3D3D3"/>
-              <w:bottom w:val="single" w:space="0" w:color="D3D3D3"/>
-              <w:start w:val="single" w:space="0" w:color="D3D3D3"/>
-              <w:end w:val="single" w:space="0" w:color="D3D3D3"/>
-            </w:tcBorders>
-          </w:tcPr>
-          <w:p>
-            <w:pPr>
-              <w:spacing w:before="0" w:after="60"/>
-              <w:keepNext/>
-              <w:jc w:val="end"/>
-            </w:pPr>
-            <w:r>
-              <w:rPr>
-                <w:rFonts w:ascii="Calibri" w:hAnsi="Calibri"/>
-                <w:sz w:val="20"/>
-              </w:rPr>
-              <w:t xml:space="default">2,484</w:t>
-            </w:r>
-          </w:p>
-        </w:tc>
-        <w:tc>
-          <w:tcPr>
-            <w:tcBorders>
-              <w:top w:val="single" w:space="0" w:color="D3D3D3"/>
-              <w:bottom w:val="single" w:space="0" w:color="D3D3D3"/>
-              <w:start w:val="single" w:space="0" w:color="D3D3D3"/>
-              <w:end w:val="single" w:space="0" w:color="D3D3D3"/>
-            </w:tcBorders>
-          </w:tcPr>
-          <w:p>
-            <w:pPr>
-              <w:spacing w:before="0" w:after="60"/>
-              <w:keepNext/>
-              <w:jc w:val="end"/>
-            </w:pPr>
-            <w:r>
-              <w:rPr>
-                <w:rFonts w:ascii="Calibri" w:hAnsi="Calibri"/>
-                <w:sz w:val="20"/>
-              </w:rPr>
-              <w:t xml:space="default">20.9</w:t>
-            </w:r>
-          </w:p>
-        </w:tc>
-      </w:tr>
-      <w:tr>
-        <w:trPr>
-          <w:cantSplit/>
-        </w:trPr>
-        <w:tc>
-          <w:tcPr>
-            <w:tcBorders>
-              <w:top w:val="single" w:space="0" w:color="D3D3D3"/>
-              <w:bottom w:val="single" w:space="0" w:color="D3D3D3"/>
-              <w:start w:val="single" w:space="0" w:color="D3D3D3"/>
-              <w:end w:val="single" w:space="0" w:color="D3D3D3"/>
-            </w:tcBorders>
-          </w:tcPr>
-          <w:p>
-            <w:pPr>
-              <w:spacing w:before="0" w:after="60"/>
-              <w:keepNext/>
-              <w:jc w:val="start"/>
-            </w:pPr>
-            <w:r>
-              <w:rPr>
-                <w:rFonts w:ascii="Calibri" w:hAnsi="Calibri"/>
-                <w:sz w:val="20"/>
-              </w:rPr>
               <w:t xml:space="default">Unknown / not recorded</w:t>
             </w:r>
           </w:p>
@@ -4418,7 +4110,7 @@
                 <w:rFonts w:ascii="Calibri" w:hAnsi="Calibri"/>
                 <w:sz w:val="20"/>
               </w:rPr>
-              <w:t xml:space="default">8</w:t>
+              <w:t xml:space="default">5,921</w:t>
             </w:r>
           </w:p>
         </w:tc>
@@ -4475,7 +4167,7 @@
                 <w:sz w:val="20"/>
                 <w:b w:val="true"/>
               </w:rPr>
-              <w:t xml:space="default">Years observed in NPPES</w:t>
+              <w:t xml:space="default">Offers telehealth</w:t>
             </w:r>
           </w:p>
         </w:tc>
@@ -4504,55 +4196,55 @@
                 <w:rFonts w:ascii="Calibri" w:hAnsi="Calibri"/>
                 <w:sz w:val="20"/>
               </w:rPr>
-              <w:t xml:space="default">&lt;5 years</w:t>
-            </w:r>
-          </w:p>
-        </w:tc>
-        <w:tc>
-          <w:tcPr>
-            <w:tcBorders>
-              <w:top w:val="single" w:space="0" w:color="D3D3D3"/>
-              <w:bottom w:val="single" w:space="0" w:color="D3D3D3"/>
-              <w:start w:val="single" w:space="0" w:color="D3D3D3"/>
-              <w:end w:val="single" w:space="0" w:color="D3D3D3"/>
-            </w:tcBorders>
-          </w:tcPr>
-          <w:p>
-            <w:pPr>
-              <w:spacing w:before="0" w:after="60"/>
-              <w:keepNext/>
-              <w:jc w:val="end"/>
-            </w:pPr>
-            <w:r>
-              <w:rPr>
-                <w:rFonts w:ascii="Calibri" w:hAnsi="Calibri"/>
-                <w:sz w:val="20"/>
-              </w:rPr>
-              <w:t xml:space="default">3,095</w:t>
-            </w:r>
-          </w:p>
-        </w:tc>
-        <w:tc>
-          <w:tcPr>
-            <w:tcBorders>
-              <w:top w:val="single" w:space="0" w:color="D3D3D3"/>
-              <w:bottom w:val="single" w:space="0" w:color="D3D3D3"/>
-              <w:start w:val="single" w:space="0" w:color="D3D3D3"/>
-              <w:end w:val="single" w:space="0" w:color="D3D3D3"/>
-            </w:tcBorders>
-          </w:tcPr>
-          <w:p>
-            <w:pPr>
-              <w:spacing w:before="0" w:after="60"/>
-              <w:keepNext/>
-              <w:jc w:val="end"/>
-            </w:pPr>
-            <w:r>
-              <w:rPr>
-                <w:rFonts w:ascii="Calibri" w:hAnsi="Calibri"/>
-                <w:sz w:val="20"/>
-              </w:rPr>
-              <w:t xml:space="default">26.0</w:t>
+              <w:t xml:space="default">No</w:t>
+            </w:r>
+          </w:p>
+        </w:tc>
+        <w:tc>
+          <w:tcPr>
+            <w:tcBorders>
+              <w:top w:val="single" w:space="0" w:color="D3D3D3"/>
+              <w:bottom w:val="single" w:space="0" w:color="D3D3D3"/>
+              <w:start w:val="single" w:space="0" w:color="D3D3D3"/>
+              <w:end w:val="single" w:space="0" w:color="D3D3D3"/>
+            </w:tcBorders>
+          </w:tcPr>
+          <w:p>
+            <w:pPr>
+              <w:spacing w:before="0" w:after="60"/>
+              <w:keepNext/>
+              <w:jc w:val="end"/>
+            </w:pPr>
+            <w:r>
+              <w:rPr>
+                <w:rFonts w:ascii="Calibri" w:hAnsi="Calibri"/>
+                <w:sz w:val="20"/>
+              </w:rPr>
+              <w:t xml:space="default">4,934</w:t>
+            </w:r>
+          </w:p>
+        </w:tc>
+        <w:tc>
+          <w:tcPr>
+            <w:tcBorders>
+              <w:top w:val="single" w:space="0" w:color="D3D3D3"/>
+              <w:bottom w:val="single" w:space="0" w:color="D3D3D3"/>
+              <w:start w:val="single" w:space="0" w:color="D3D3D3"/>
+              <w:end w:val="single" w:space="0" w:color="D3D3D3"/>
+            </w:tcBorders>
+          </w:tcPr>
+          <w:p>
+            <w:pPr>
+              <w:spacing w:before="0" w:after="60"/>
+              <w:keepNext/>
+              <w:jc w:val="end"/>
+            </w:pPr>
+            <w:r>
+              <w:rPr>
+                <w:rFonts w:ascii="Calibri" w:hAnsi="Calibri"/>
+                <w:sz w:val="20"/>
+              </w:rPr>
+              <w:t xml:space="default">83.9</w:t>
             </w:r>
           </w:p>
         </w:tc>
@@ -4581,55 +4273,55 @@
                 <w:rFonts w:ascii="Calibri" w:hAnsi="Calibri"/>
                 <w:sz w:val="20"/>
               </w:rPr>
-              <w:t xml:space="default">5-9 years</w:t>
-            </w:r>
-          </w:p>
-        </w:tc>
-        <w:tc>
-          <w:tcPr>
-            <w:tcBorders>
-              <w:top w:val="single" w:space="0" w:color="D3D3D3"/>
-              <w:bottom w:val="single" w:space="0" w:color="D3D3D3"/>
-              <w:start w:val="single" w:space="0" w:color="D3D3D3"/>
-              <w:end w:val="single" w:space="0" w:color="D3D3D3"/>
-            </w:tcBorders>
-          </w:tcPr>
-          <w:p>
-            <w:pPr>
-              <w:spacing w:before="0" w:after="60"/>
-              <w:keepNext/>
-              <w:jc w:val="end"/>
-            </w:pPr>
-            <w:r>
-              <w:rPr>
-                <w:rFonts w:ascii="Calibri" w:hAnsi="Calibri"/>
-                <w:sz w:val="20"/>
-              </w:rPr>
-              <w:t xml:space="default">2,746</w:t>
-            </w:r>
-          </w:p>
-        </w:tc>
-        <w:tc>
-          <w:tcPr>
-            <w:tcBorders>
-              <w:top w:val="single" w:space="0" w:color="D3D3D3"/>
-              <w:bottom w:val="single" w:space="0" w:color="D3D3D3"/>
-              <w:start w:val="single" w:space="0" w:color="D3D3D3"/>
-              <w:end w:val="single" w:space="0" w:color="D3D3D3"/>
-            </w:tcBorders>
-          </w:tcPr>
-          <w:p>
-            <w:pPr>
-              <w:spacing w:before="0" w:after="60"/>
-              <w:keepNext/>
-              <w:jc w:val="end"/>
-            </w:pPr>
-            <w:r>
-              <w:rPr>
-                <w:rFonts w:ascii="Calibri" w:hAnsi="Calibri"/>
-                <w:sz w:val="20"/>
-              </w:rPr>
-              <w:t xml:space="default">23.1</w:t>
+              <w:t xml:space="default">Yes</w:t>
+            </w:r>
+          </w:p>
+        </w:tc>
+        <w:tc>
+          <w:tcPr>
+            <w:tcBorders>
+              <w:top w:val="single" w:space="0" w:color="D3D3D3"/>
+              <w:bottom w:val="single" w:space="0" w:color="D3D3D3"/>
+              <w:start w:val="single" w:space="0" w:color="D3D3D3"/>
+              <w:end w:val="single" w:space="0" w:color="D3D3D3"/>
+            </w:tcBorders>
+          </w:tcPr>
+          <w:p>
+            <w:pPr>
+              <w:spacing w:before="0" w:after="60"/>
+              <w:keepNext/>
+              <w:jc w:val="end"/>
+            </w:pPr>
+            <w:r>
+              <w:rPr>
+                <w:rFonts w:ascii="Calibri" w:hAnsi="Calibri"/>
+                <w:sz w:val="20"/>
+              </w:rPr>
+              <w:t xml:space="default">946</w:t>
+            </w:r>
+          </w:p>
+        </w:tc>
+        <w:tc>
+          <w:tcPr>
+            <w:tcBorders>
+              <w:top w:val="single" w:space="0" w:color="D3D3D3"/>
+              <w:bottom w:val="single" w:space="0" w:color="D3D3D3"/>
+              <w:start w:val="single" w:space="0" w:color="D3D3D3"/>
+              <w:end w:val="single" w:space="0" w:color="D3D3D3"/>
+            </w:tcBorders>
+          </w:tcPr>
+          <w:p>
+            <w:pPr>
+              <w:spacing w:before="0" w:after="60"/>
+              <w:keepNext/>
+              <w:jc w:val="end"/>
+            </w:pPr>
+            <w:r>
+              <w:rPr>
+                <w:rFonts w:ascii="Calibri" w:hAnsi="Calibri"/>
+                <w:sz w:val="20"/>
+              </w:rPr>
+              <w:t xml:space="default">16.1</w:t>
             </w:r>
           </w:p>
         </w:tc>
@@ -4658,534 +4350,6 @@
                 <w:rFonts w:ascii="Calibri" w:hAnsi="Calibri"/>
                 <w:sz w:val="20"/>
               </w:rPr>
-              <w:t xml:space="default">10-14 years</w:t>
-            </w:r>
-          </w:p>
-        </w:tc>
-        <w:tc>
-          <w:tcPr>
-            <w:tcBorders>
-              <w:top w:val="single" w:space="0" w:color="D3D3D3"/>
-              <w:bottom w:val="single" w:space="0" w:color="D3D3D3"/>
-              <w:start w:val="single" w:space="0" w:color="D3D3D3"/>
-              <w:end w:val="single" w:space="0" w:color="D3D3D3"/>
-            </w:tcBorders>
-          </w:tcPr>
-          <w:p>
-            <w:pPr>
-              <w:spacing w:before="0" w:after="60"/>
-              <w:keepNext/>
-              <w:jc w:val="end"/>
-            </w:pPr>
-            <w:r>
-              <w:rPr>
-                <w:rFonts w:ascii="Calibri" w:hAnsi="Calibri"/>
-                <w:sz w:val="20"/>
-              </w:rPr>
-              <w:t xml:space="default">2,173</w:t>
-            </w:r>
-          </w:p>
-        </w:tc>
-        <w:tc>
-          <w:tcPr>
-            <w:tcBorders>
-              <w:top w:val="single" w:space="0" w:color="D3D3D3"/>
-              <w:bottom w:val="single" w:space="0" w:color="D3D3D3"/>
-              <w:start w:val="single" w:space="0" w:color="D3D3D3"/>
-              <w:end w:val="single" w:space="0" w:color="D3D3D3"/>
-            </w:tcBorders>
-          </w:tcPr>
-          <w:p>
-            <w:pPr>
-              <w:spacing w:before="0" w:after="60"/>
-              <w:keepNext/>
-              <w:jc w:val="end"/>
-            </w:pPr>
-            <w:r>
-              <w:rPr>
-                <w:rFonts w:ascii="Calibri" w:hAnsi="Calibri"/>
-                <w:sz w:val="20"/>
-              </w:rPr>
-              <w:t xml:space="default">18.2</w:t>
-            </w:r>
-          </w:p>
-        </w:tc>
-      </w:tr>
-      <w:tr>
-        <w:trPr>
-          <w:cantSplit/>
-        </w:trPr>
-        <w:tc>
-          <w:tcPr>
-            <w:tcBorders>
-              <w:top w:val="single" w:space="0" w:color="D3D3D3"/>
-              <w:bottom w:val="single" w:space="0" w:color="D3D3D3"/>
-              <w:start w:val="single" w:space="0" w:color="D3D3D3"/>
-              <w:end w:val="single" w:space="0" w:color="D3D3D3"/>
-            </w:tcBorders>
-          </w:tcPr>
-          <w:p>
-            <w:pPr>
-              <w:spacing w:before="0" w:after="60"/>
-              <w:keepNext/>
-              <w:jc w:val="start"/>
-            </w:pPr>
-            <w:r>
-              <w:rPr>
-                <w:rFonts w:ascii="Calibri" w:hAnsi="Calibri"/>
-                <w:sz w:val="20"/>
-              </w:rPr>
-              <w:t xml:space="default">&gt;=15 years</w:t>
-            </w:r>
-          </w:p>
-        </w:tc>
-        <w:tc>
-          <w:tcPr>
-            <w:tcBorders>
-              <w:top w:val="single" w:space="0" w:color="D3D3D3"/>
-              <w:bottom w:val="single" w:space="0" w:color="D3D3D3"/>
-              <w:start w:val="single" w:space="0" w:color="D3D3D3"/>
-              <w:end w:val="single" w:space="0" w:color="D3D3D3"/>
-            </w:tcBorders>
-          </w:tcPr>
-          <w:p>
-            <w:pPr>
-              <w:spacing w:before="0" w:after="60"/>
-              <w:keepNext/>
-              <w:jc w:val="end"/>
-            </w:pPr>
-            <w:r>
-              <w:rPr>
-                <w:rFonts w:ascii="Calibri" w:hAnsi="Calibri"/>
-                <w:sz w:val="20"/>
-              </w:rPr>
-              <w:t xml:space="default">3,899</w:t>
-            </w:r>
-          </w:p>
-        </w:tc>
-        <w:tc>
-          <w:tcPr>
-            <w:tcBorders>
-              <w:top w:val="single" w:space="0" w:color="D3D3D3"/>
-              <w:bottom w:val="single" w:space="0" w:color="D3D3D3"/>
-              <w:start w:val="single" w:space="0" w:color="D3D3D3"/>
-              <w:end w:val="single" w:space="0" w:color="D3D3D3"/>
-            </w:tcBorders>
-          </w:tcPr>
-          <w:p>
-            <w:pPr>
-              <w:spacing w:before="0" w:after="60"/>
-              <w:keepNext/>
-              <w:jc w:val="end"/>
-            </w:pPr>
-            <w:r>
-              <w:rPr>
-                <w:rFonts w:ascii="Calibri" w:hAnsi="Calibri"/>
-                <w:sz w:val="20"/>
-              </w:rPr>
-              <w:t xml:space="default">32.7</w:t>
-            </w:r>
-          </w:p>
-        </w:tc>
-      </w:tr>
-      <w:tr>
-        <w:trPr>
-          <w:cantSplit/>
-        </w:trPr>
-        <w:tc>
-          <w:tcPr>
-            <w:tcBorders>
-              <w:top w:val="single" w:sz="16" w:space="0" w:color="D3D3D3"/>
-              <w:bottom w:val="single" w:sz="16" w:space="0" w:color="D3D3D3"/>
-              <w:start w:val="single" w:space="0" w:color="D3D3D3"/>
-              <w:end w:val="single" w:space="0" w:color="D3D3D3"/>
-            </w:tcBorders>
-            <w:tcMar>
-              <w:top w:w="25" w:type="dxa"/>
-            </w:tcMar>
-            <w:gridSpan w:val="3"/>
-          </w:tcPr>
-          <w:p>
-            <w:pPr>
-              <w:spacing w:before="0" w:after="60"/>
-              <w:keepNext/>
-            </w:pPr>
-            <w:r>
-              <w:rPr>
-                <w:rFonts w:ascii="Calibri" w:hAnsi="Calibri"/>
-                <w:sz w:val="20"/>
-                <w:b w:val="true"/>
-              </w:rPr>
-              <w:t xml:space="default">Language (Healthgrades floor)</w:t>
-            </w:r>
-          </w:p>
-        </w:tc>
-      </w:tr>
-      <w:tr>
-        <w:trPr>
-          <w:cantSplit/>
-        </w:trPr>
-        <w:tc>
-          <w:tcPr>
-            <w:tcBorders>
-              <w:top w:val="single" w:space="0" w:color="D3D3D3"/>
-              <w:bottom w:val="single" w:space="0" w:color="D3D3D3"/>
-              <w:start w:val="single" w:space="0" w:color="D3D3D3"/>
-              <w:end w:val="single" w:space="0" w:color="D3D3D3"/>
-            </w:tcBorders>
-          </w:tcPr>
-          <w:p>
-            <w:pPr>
-              <w:spacing w:before="0" w:after="60"/>
-              <w:keepNext/>
-              <w:jc w:val="start"/>
-            </w:pPr>
-            <w:r>
-              <w:rPr>
-                <w:rFonts w:ascii="Calibri" w:hAnsi="Calibri"/>
-                <w:sz w:val="20"/>
-              </w:rPr>
-              <w:t xml:space="default">At least this many speak a language other than English</w:t>
-            </w:r>
-          </w:p>
-        </w:tc>
-        <w:tc>
-          <w:tcPr>
-            <w:tcBorders>
-              <w:top w:val="single" w:space="0" w:color="D3D3D3"/>
-              <w:bottom w:val="single" w:space="0" w:color="D3D3D3"/>
-              <w:start w:val="single" w:space="0" w:color="D3D3D3"/>
-              <w:end w:val="single" w:space="0" w:color="D3D3D3"/>
-            </w:tcBorders>
-          </w:tcPr>
-          <w:p>
-            <w:pPr>
-              <w:spacing w:before="0" w:after="60"/>
-              <w:keepNext/>
-              <w:jc w:val="end"/>
-            </w:pPr>
-            <w:r>
-              <w:rPr>
-                <w:rFonts w:ascii="Calibri" w:hAnsi="Calibri"/>
-                <w:sz w:val="20"/>
-              </w:rPr>
-              <w:t xml:space="default">367</w:t>
-            </w:r>
-          </w:p>
-        </w:tc>
-        <w:tc>
-          <w:tcPr>
-            <w:tcBorders>
-              <w:top w:val="single" w:space="0" w:color="D3D3D3"/>
-              <w:bottom w:val="single" w:space="0" w:color="D3D3D3"/>
-              <w:start w:val="single" w:space="0" w:color="D3D3D3"/>
-              <w:end w:val="single" w:space="0" w:color="D3D3D3"/>
-            </w:tcBorders>
-          </w:tcPr>
-          <w:p>
-            <w:pPr>
-              <w:spacing w:before="0" w:after="60"/>
-              <w:keepNext/>
-              <w:jc w:val="end"/>
-            </w:pPr>
-            <w:r>
-              <w:rPr>
-                <w:rFonts w:ascii="Calibri" w:hAnsi="Calibri"/>
-                <w:sz w:val="20"/>
-              </w:rPr>
-              <w:t xml:space="default">3.1</w:t>
-            </w:r>
-          </w:p>
-        </w:tc>
-      </w:tr>
-      <w:tr>
-        <w:trPr>
-          <w:cantSplit/>
-        </w:trPr>
-        <w:tc>
-          <w:tcPr>
-            <w:tcBorders>
-              <w:top w:val="single" w:space="0" w:color="D3D3D3"/>
-              <w:bottom w:val="single" w:space="0" w:color="D3D3D3"/>
-              <w:start w:val="single" w:space="0" w:color="D3D3D3"/>
-              <w:end w:val="single" w:space="0" w:color="D3D3D3"/>
-            </w:tcBorders>
-          </w:tcPr>
-          <w:p>
-            <w:pPr>
-              <w:spacing w:before="0" w:after="60"/>
-              <w:keepNext/>
-              <w:jc w:val="start"/>
-            </w:pPr>
-            <w:r>
-              <w:rPr>
-                <w:rFonts w:ascii="Calibri" w:hAnsi="Calibri"/>
-                <w:sz w:val="20"/>
-              </w:rPr>
-              <w:t xml:space="default">Not listed (absence is not evidence of English-only)</w:t>
-            </w:r>
-          </w:p>
-        </w:tc>
-        <w:tc>
-          <w:tcPr>
-            <w:tcBorders>
-              <w:top w:val="single" w:space="0" w:color="D3D3D3"/>
-              <w:bottom w:val="single" w:space="0" w:color="D3D3D3"/>
-              <w:start w:val="single" w:space="0" w:color="D3D3D3"/>
-              <w:end w:val="single" w:space="0" w:color="D3D3D3"/>
-            </w:tcBorders>
-          </w:tcPr>
-          <w:p>
-            <w:pPr>
-              <w:spacing w:before="0" w:after="60"/>
-              <w:keepNext/>
-              <w:jc w:val="end"/>
-            </w:pPr>
-            <w:r>
-              <w:rPr>
-                <w:rFonts w:ascii="Calibri" w:hAnsi="Calibri"/>
-                <w:sz w:val="20"/>
-              </w:rPr>
-              <w:t xml:space="default">11,434</w:t>
-            </w:r>
-          </w:p>
-        </w:tc>
-        <w:tc>
-          <w:tcPr>
-            <w:tcBorders>
-              <w:top w:val="single" w:space="0" w:color="D3D3D3"/>
-              <w:bottom w:val="single" w:space="0" w:color="D3D3D3"/>
-              <w:start w:val="single" w:space="0" w:color="D3D3D3"/>
-              <w:end w:val="single" w:space="0" w:color="D3D3D3"/>
-            </w:tcBorders>
-          </w:tcPr>
-          <w:p>
-            <w:pPr>
-              <w:spacing w:before="0" w:after="60"/>
-              <w:keepNext/>
-              <w:jc w:val="end"/>
-            </w:pPr>
-            <w:r>
-              <w:rPr>
-                <w:rFonts w:ascii="Calibri" w:hAnsi="Calibri"/>
-                <w:sz w:val="20"/>
-              </w:rPr>
-              <w:t xml:space="default">—</w:t>
-            </w:r>
-          </w:p>
-        </w:tc>
-      </w:tr>
-      <w:tr>
-        <w:trPr>
-          <w:cantSplit/>
-        </w:trPr>
-        <w:tc>
-          <w:tcPr>
-            <w:tcBorders>
-              <w:top w:val="single" w:sz="16" w:space="0" w:color="D3D3D3"/>
-              <w:bottom w:val="single" w:sz="16" w:space="0" w:color="D3D3D3"/>
-              <w:start w:val="single" w:space="0" w:color="D3D3D3"/>
-              <w:end w:val="single" w:space="0" w:color="D3D3D3"/>
-            </w:tcBorders>
-            <w:tcMar>
-              <w:top w:w="25" w:type="dxa"/>
-            </w:tcMar>
-            <w:gridSpan w:val="3"/>
-          </w:tcPr>
-          <w:p>
-            <w:pPr>
-              <w:spacing w:before="0" w:after="60"/>
-              <w:keepNext/>
-            </w:pPr>
-            <w:r>
-              <w:rPr>
-                <w:rFonts w:ascii="Calibri" w:hAnsi="Calibri"/>
-                <w:sz w:val="20"/>
-                <w:b w:val="true"/>
-              </w:rPr>
-              <w:t xml:space="default">Sex (Healthgrades)</w:t>
-            </w:r>
-          </w:p>
-        </w:tc>
-      </w:tr>
-      <w:tr>
-        <w:trPr>
-          <w:cantSplit/>
-        </w:trPr>
-        <w:tc>
-          <w:tcPr>
-            <w:tcBorders>
-              <w:top w:val="single" w:space="0" w:color="D3D3D3"/>
-              <w:bottom w:val="single" w:space="0" w:color="D3D3D3"/>
-              <w:start w:val="single" w:space="0" w:color="D3D3D3"/>
-              <w:end w:val="single" w:space="0" w:color="D3D3D3"/>
-            </w:tcBorders>
-          </w:tcPr>
-          <w:p>
-            <w:pPr>
-              <w:spacing w:before="0" w:after="60"/>
-              <w:keepNext/>
-              <w:jc w:val="start"/>
-            </w:pPr>
-            <w:r>
-              <w:rPr>
-                <w:rFonts w:ascii="Calibri" w:hAnsi="Calibri"/>
-                <w:sz w:val="20"/>
-              </w:rPr>
-              <w:t xml:space="default">Female</w:t>
-            </w:r>
-          </w:p>
-        </w:tc>
-        <w:tc>
-          <w:tcPr>
-            <w:tcBorders>
-              <w:top w:val="single" w:space="0" w:color="D3D3D3"/>
-              <w:bottom w:val="single" w:space="0" w:color="D3D3D3"/>
-              <w:start w:val="single" w:space="0" w:color="D3D3D3"/>
-              <w:end w:val="single" w:space="0" w:color="D3D3D3"/>
-            </w:tcBorders>
-          </w:tcPr>
-          <w:p>
-            <w:pPr>
-              <w:spacing w:before="0" w:after="60"/>
-              <w:keepNext/>
-              <w:jc w:val="end"/>
-            </w:pPr>
-            <w:r>
-              <w:rPr>
-                <w:rFonts w:ascii="Calibri" w:hAnsi="Calibri"/>
-                <w:sz w:val="20"/>
-              </w:rPr>
-              <w:t xml:space="default">5,852</w:t>
-            </w:r>
-          </w:p>
-        </w:tc>
-        <w:tc>
-          <w:tcPr>
-            <w:tcBorders>
-              <w:top w:val="single" w:space="0" w:color="D3D3D3"/>
-              <w:bottom w:val="single" w:space="0" w:color="D3D3D3"/>
-              <w:start w:val="single" w:space="0" w:color="D3D3D3"/>
-              <w:end w:val="single" w:space="0" w:color="D3D3D3"/>
-            </w:tcBorders>
-          </w:tcPr>
-          <w:p>
-            <w:pPr>
-              <w:spacing w:before="0" w:after="60"/>
-              <w:keepNext/>
-              <w:jc w:val="end"/>
-            </w:pPr>
-            <w:r>
-              <w:rPr>
-                <w:rFonts w:ascii="Calibri" w:hAnsi="Calibri"/>
-                <w:sz w:val="20"/>
-              </w:rPr>
-              <w:t xml:space="default">99.6</w:t>
-            </w:r>
-          </w:p>
-        </w:tc>
-      </w:tr>
-      <w:tr>
-        <w:trPr>
-          <w:cantSplit/>
-        </w:trPr>
-        <w:tc>
-          <w:tcPr>
-            <w:tcBorders>
-              <w:top w:val="single" w:space="0" w:color="D3D3D3"/>
-              <w:bottom w:val="single" w:space="0" w:color="D3D3D3"/>
-              <w:start w:val="single" w:space="0" w:color="D3D3D3"/>
-              <w:end w:val="single" w:space="0" w:color="D3D3D3"/>
-            </w:tcBorders>
-          </w:tcPr>
-          <w:p>
-            <w:pPr>
-              <w:spacing w:before="0" w:after="60"/>
-              <w:keepNext/>
-              <w:jc w:val="start"/>
-            </w:pPr>
-            <w:r>
-              <w:rPr>
-                <w:rFonts w:ascii="Calibri" w:hAnsi="Calibri"/>
-                <w:sz w:val="20"/>
-              </w:rPr>
-              <w:t xml:space="default">Male</w:t>
-            </w:r>
-          </w:p>
-        </w:tc>
-        <w:tc>
-          <w:tcPr>
-            <w:tcBorders>
-              <w:top w:val="single" w:space="0" w:color="D3D3D3"/>
-              <w:bottom w:val="single" w:space="0" w:color="D3D3D3"/>
-              <w:start w:val="single" w:space="0" w:color="D3D3D3"/>
-              <w:end w:val="single" w:space="0" w:color="D3D3D3"/>
-            </w:tcBorders>
-          </w:tcPr>
-          <w:p>
-            <w:pPr>
-              <w:spacing w:before="0" w:after="60"/>
-              <w:keepNext/>
-              <w:jc w:val="end"/>
-            </w:pPr>
-            <w:r>
-              <w:rPr>
-                <w:rFonts w:ascii="Calibri" w:hAnsi="Calibri"/>
-                <w:sz w:val="20"/>
-              </w:rPr>
-              <w:t xml:space="default">26</w:t>
-            </w:r>
-          </w:p>
-        </w:tc>
-        <w:tc>
-          <w:tcPr>
-            <w:tcBorders>
-              <w:top w:val="single" w:space="0" w:color="D3D3D3"/>
-              <w:bottom w:val="single" w:space="0" w:color="D3D3D3"/>
-              <w:start w:val="single" w:space="0" w:color="D3D3D3"/>
-              <w:end w:val="single" w:space="0" w:color="D3D3D3"/>
-            </w:tcBorders>
-          </w:tcPr>
-          <w:p>
-            <w:pPr>
-              <w:spacing w:before="0" w:after="60"/>
-              <w:keepNext/>
-              <w:jc w:val="end"/>
-            </w:pPr>
-            <w:r>
-              <w:rPr>
-                <w:rFonts w:ascii="Calibri" w:hAnsi="Calibri"/>
-                <w:sz w:val="20"/>
-              </w:rPr>
-              <w:t xml:space="default">0.4</w:t>
-            </w:r>
-          </w:p>
-        </w:tc>
-      </w:tr>
-      <w:tr>
-        <w:trPr>
-          <w:cantSplit/>
-        </w:trPr>
-        <w:tc>
-          <w:tcPr>
-            <w:tcBorders>
-              <w:top w:val="single" w:space="0" w:color="D3D3D3"/>
-              <w:bottom w:val="single" w:space="0" w:color="D3D3D3"/>
-              <w:start w:val="single" w:space="0" w:color="D3D3D3"/>
-              <w:end w:val="single" w:space="0" w:color="D3D3D3"/>
-            </w:tcBorders>
-          </w:tcPr>
-          <w:p>
-            <w:pPr>
-              <w:spacing w:before="0" w:after="60"/>
-              <w:keepNext/>
-              <w:jc w:val="start"/>
-            </w:pPr>
-            <w:r>
-              <w:rPr>
-                <w:rFonts w:ascii="Calibri" w:hAnsi="Calibri"/>
-                <w:sz w:val="20"/>
-              </w:rPr>
               <w:t xml:space="default">Unknown / not recorded</w:t>
             </w:r>
           </w:p>
@@ -5210,1481 +4374,7 @@
                 <w:rFonts w:ascii="Calibri" w:hAnsi="Calibri"/>
                 <w:sz w:val="20"/>
               </w:rPr>
-              <w:t xml:space="default">5,923</w:t>
-            </w:r>
-          </w:p>
-        </w:tc>
-        <w:tc>
-          <w:tcPr>
-            <w:tcBorders>
-              <w:top w:val="single" w:space="0" w:color="D3D3D3"/>
-              <w:bottom w:val="single" w:space="0" w:color="D3D3D3"/>
-              <w:start w:val="single" w:space="0" w:color="D3D3D3"/>
-              <w:end w:val="single" w:space="0" w:color="D3D3D3"/>
-            </w:tcBorders>
-          </w:tcPr>
-          <w:p>
-            <w:pPr>
-              <w:spacing w:before="0" w:after="60"/>
-              <w:keepNext/>
-              <w:jc w:val="end"/>
-            </w:pPr>
-            <w:r>
-              <w:rPr>
-                <w:rFonts w:ascii="Calibri" w:hAnsi="Calibri"/>
-                <w:sz w:val="20"/>
-              </w:rPr>
-              <w:t xml:space="default">—</w:t>
-            </w:r>
-          </w:p>
-        </w:tc>
-      </w:tr>
-      <w:tr>
-        <w:trPr>
-          <w:cantSplit/>
-        </w:trPr>
-        <w:tc>
-          <w:tcPr>
-            <w:tcBorders>
-              <w:top w:val="single" w:sz="16" w:space="0" w:color="D3D3D3"/>
-              <w:bottom w:val="single" w:sz="16" w:space="0" w:color="D3D3D3"/>
-              <w:start w:val="single" w:space="0" w:color="D3D3D3"/>
-              <w:end w:val="single" w:space="0" w:color="D3D3D3"/>
-            </w:tcBorders>
-            <w:tcMar>
-              <w:top w:w="25" w:type="dxa"/>
-            </w:tcMar>
-            <w:gridSpan w:val="3"/>
-          </w:tcPr>
-          <w:p>
-            <w:pPr>
-              <w:spacing w:before="0" w:after="60"/>
-              <w:keepNext/>
-            </w:pPr>
-            <w:r>
-              <w:rPr>
-                <w:rFonts w:ascii="Calibri" w:hAnsi="Calibri"/>
-                <w:sz w:val="20"/>
-                <w:b w:val="true"/>
-              </w:rPr>
-              <w:t xml:space="default">Age (Healthgrades)</w:t>
-            </w:r>
-          </w:p>
-        </w:tc>
-      </w:tr>
-      <w:tr>
-        <w:trPr>
-          <w:cantSplit/>
-        </w:trPr>
-        <w:tc>
-          <w:tcPr>
-            <w:tcBorders>
-              <w:top w:val="single" w:space="0" w:color="D3D3D3"/>
-              <w:bottom w:val="single" w:space="0" w:color="D3D3D3"/>
-              <w:start w:val="single" w:space="0" w:color="D3D3D3"/>
-              <w:end w:val="single" w:space="0" w:color="D3D3D3"/>
-            </w:tcBorders>
-          </w:tcPr>
-          <w:p>
-            <w:pPr>
-              <w:spacing w:before="0" w:after="60"/>
-              <w:keepNext/>
-              <w:jc w:val="start"/>
-            </w:pPr>
-            <w:r>
-              <w:rPr>
-                <w:rFonts w:ascii="Calibri" w:hAnsi="Calibri"/>
-                <w:sz w:val="20"/>
-              </w:rPr>
-              <w:t xml:space="default">&lt;35 years</w:t>
-            </w:r>
-          </w:p>
-        </w:tc>
-        <w:tc>
-          <w:tcPr>
-            <w:tcBorders>
-              <w:top w:val="single" w:space="0" w:color="D3D3D3"/>
-              <w:bottom w:val="single" w:space="0" w:color="D3D3D3"/>
-              <w:start w:val="single" w:space="0" w:color="D3D3D3"/>
-              <w:end w:val="single" w:space="0" w:color="D3D3D3"/>
-            </w:tcBorders>
-          </w:tcPr>
-          <w:p>
-            <w:pPr>
-              <w:spacing w:before="0" w:after="60"/>
-              <w:keepNext/>
-              <w:jc w:val="end"/>
-            </w:pPr>
-            <w:r>
-              <w:rPr>
-                <w:rFonts w:ascii="Calibri" w:hAnsi="Calibri"/>
-                <w:sz w:val="20"/>
-              </w:rPr>
-              <w:t xml:space="default">112</w:t>
-            </w:r>
-          </w:p>
-        </w:tc>
-        <w:tc>
-          <w:tcPr>
-            <w:tcBorders>
-              <w:top w:val="single" w:space="0" w:color="D3D3D3"/>
-              <w:bottom w:val="single" w:space="0" w:color="D3D3D3"/>
-              <w:start w:val="single" w:space="0" w:color="D3D3D3"/>
-              <w:end w:val="single" w:space="0" w:color="D3D3D3"/>
-            </w:tcBorders>
-          </w:tcPr>
-          <w:p>
-            <w:pPr>
-              <w:spacing w:before="0" w:after="60"/>
-              <w:keepNext/>
-              <w:jc w:val="end"/>
-            </w:pPr>
-            <w:r>
-              <w:rPr>
-                <w:rFonts w:ascii="Calibri" w:hAnsi="Calibri"/>
-                <w:sz w:val="20"/>
-              </w:rPr>
-              <w:t xml:space="default">3.6</w:t>
-            </w:r>
-          </w:p>
-        </w:tc>
-      </w:tr>
-      <w:tr>
-        <w:trPr>
-          <w:cantSplit/>
-        </w:trPr>
-        <w:tc>
-          <w:tcPr>
-            <w:tcBorders>
-              <w:top w:val="single" w:space="0" w:color="D3D3D3"/>
-              <w:bottom w:val="single" w:space="0" w:color="D3D3D3"/>
-              <w:start w:val="single" w:space="0" w:color="D3D3D3"/>
-              <w:end w:val="single" w:space="0" w:color="D3D3D3"/>
-            </w:tcBorders>
-          </w:tcPr>
-          <w:p>
-            <w:pPr>
-              <w:spacing w:before="0" w:after="60"/>
-              <w:keepNext/>
-              <w:jc w:val="start"/>
-            </w:pPr>
-            <w:r>
-              <w:rPr>
-                <w:rFonts w:ascii="Calibri" w:hAnsi="Calibri"/>
-                <w:sz w:val="20"/>
-              </w:rPr>
-              <w:t xml:space="default">35-44 years</w:t>
-            </w:r>
-          </w:p>
-        </w:tc>
-        <w:tc>
-          <w:tcPr>
-            <w:tcBorders>
-              <w:top w:val="single" w:space="0" w:color="D3D3D3"/>
-              <w:bottom w:val="single" w:space="0" w:color="D3D3D3"/>
-              <w:start w:val="single" w:space="0" w:color="D3D3D3"/>
-              <w:end w:val="single" w:space="0" w:color="D3D3D3"/>
-            </w:tcBorders>
-          </w:tcPr>
-          <w:p>
-            <w:pPr>
-              <w:spacing w:before="0" w:after="60"/>
-              <w:keepNext/>
-              <w:jc w:val="end"/>
-            </w:pPr>
-            <w:r>
-              <w:rPr>
-                <w:rFonts w:ascii="Calibri" w:hAnsi="Calibri"/>
-                <w:sz w:val="20"/>
-              </w:rPr>
-              <w:t xml:space="default">705</w:t>
-            </w:r>
-          </w:p>
-        </w:tc>
-        <w:tc>
-          <w:tcPr>
-            <w:tcBorders>
-              <w:top w:val="single" w:space="0" w:color="D3D3D3"/>
-              <w:bottom w:val="single" w:space="0" w:color="D3D3D3"/>
-              <w:start w:val="single" w:space="0" w:color="D3D3D3"/>
-              <w:end w:val="single" w:space="0" w:color="D3D3D3"/>
-            </w:tcBorders>
-          </w:tcPr>
-          <w:p>
-            <w:pPr>
-              <w:spacing w:before="0" w:after="60"/>
-              <w:keepNext/>
-              <w:jc w:val="end"/>
-            </w:pPr>
-            <w:r>
-              <w:rPr>
-                <w:rFonts w:ascii="Calibri" w:hAnsi="Calibri"/>
-                <w:sz w:val="20"/>
-              </w:rPr>
-              <w:t xml:space="default">22.7</w:t>
-            </w:r>
-          </w:p>
-        </w:tc>
-      </w:tr>
-      <w:tr>
-        <w:trPr>
-          <w:cantSplit/>
-        </w:trPr>
-        <w:tc>
-          <w:tcPr>
-            <w:tcBorders>
-              <w:top w:val="single" w:space="0" w:color="D3D3D3"/>
-              <w:bottom w:val="single" w:space="0" w:color="D3D3D3"/>
-              <w:start w:val="single" w:space="0" w:color="D3D3D3"/>
-              <w:end w:val="single" w:space="0" w:color="D3D3D3"/>
-            </w:tcBorders>
-          </w:tcPr>
-          <w:p>
-            <w:pPr>
-              <w:spacing w:before="0" w:after="60"/>
-              <w:keepNext/>
-              <w:jc w:val="start"/>
-            </w:pPr>
-            <w:r>
-              <w:rPr>
-                <w:rFonts w:ascii="Calibri" w:hAnsi="Calibri"/>
-                <w:sz w:val="20"/>
-              </w:rPr>
-              <w:t xml:space="default">45-54 years</w:t>
-            </w:r>
-          </w:p>
-        </w:tc>
-        <w:tc>
-          <w:tcPr>
-            <w:tcBorders>
-              <w:top w:val="single" w:space="0" w:color="D3D3D3"/>
-              <w:bottom w:val="single" w:space="0" w:color="D3D3D3"/>
-              <w:start w:val="single" w:space="0" w:color="D3D3D3"/>
-              <w:end w:val="single" w:space="0" w:color="D3D3D3"/>
-            </w:tcBorders>
-          </w:tcPr>
-          <w:p>
-            <w:pPr>
-              <w:spacing w:before="0" w:after="60"/>
-              <w:keepNext/>
-              <w:jc w:val="end"/>
-            </w:pPr>
-            <w:r>
-              <w:rPr>
-                <w:rFonts w:ascii="Calibri" w:hAnsi="Calibri"/>
-                <w:sz w:val="20"/>
-              </w:rPr>
-              <w:t xml:space="default">790</w:t>
-            </w:r>
-          </w:p>
-        </w:tc>
-        <w:tc>
-          <w:tcPr>
-            <w:tcBorders>
-              <w:top w:val="single" w:space="0" w:color="D3D3D3"/>
-              <w:bottom w:val="single" w:space="0" w:color="D3D3D3"/>
-              <w:start w:val="single" w:space="0" w:color="D3D3D3"/>
-              <w:end w:val="single" w:space="0" w:color="D3D3D3"/>
-            </w:tcBorders>
-          </w:tcPr>
-          <w:p>
-            <w:pPr>
-              <w:spacing w:before="0" w:after="60"/>
-              <w:keepNext/>
-              <w:jc w:val="end"/>
-            </w:pPr>
-            <w:r>
-              <w:rPr>
-                <w:rFonts w:ascii="Calibri" w:hAnsi="Calibri"/>
-                <w:sz w:val="20"/>
-              </w:rPr>
-              <w:t xml:space="default">25.5</w:t>
-            </w:r>
-          </w:p>
-        </w:tc>
-      </w:tr>
-      <w:tr>
-        <w:trPr>
-          <w:cantSplit/>
-        </w:trPr>
-        <w:tc>
-          <w:tcPr>
-            <w:tcBorders>
-              <w:top w:val="single" w:space="0" w:color="D3D3D3"/>
-              <w:bottom w:val="single" w:space="0" w:color="D3D3D3"/>
-              <w:start w:val="single" w:space="0" w:color="D3D3D3"/>
-              <w:end w:val="single" w:space="0" w:color="D3D3D3"/>
-            </w:tcBorders>
-          </w:tcPr>
-          <w:p>
-            <w:pPr>
-              <w:spacing w:before="0" w:after="60"/>
-              <w:keepNext/>
-              <w:jc w:val="start"/>
-            </w:pPr>
-            <w:r>
-              <w:rPr>
-                <w:rFonts w:ascii="Calibri" w:hAnsi="Calibri"/>
-                <w:sz w:val="20"/>
-              </w:rPr>
-              <w:t xml:space="default">55-64 years</w:t>
-            </w:r>
-          </w:p>
-        </w:tc>
-        <w:tc>
-          <w:tcPr>
-            <w:tcBorders>
-              <w:top w:val="single" w:space="0" w:color="D3D3D3"/>
-              <w:bottom w:val="single" w:space="0" w:color="D3D3D3"/>
-              <w:start w:val="single" w:space="0" w:color="D3D3D3"/>
-              <w:end w:val="single" w:space="0" w:color="D3D3D3"/>
-            </w:tcBorders>
-          </w:tcPr>
-          <w:p>
-            <w:pPr>
-              <w:spacing w:before="0" w:after="60"/>
-              <w:keepNext/>
-              <w:jc w:val="end"/>
-            </w:pPr>
-            <w:r>
-              <w:rPr>
-                <w:rFonts w:ascii="Calibri" w:hAnsi="Calibri"/>
-                <w:sz w:val="20"/>
-              </w:rPr>
-              <w:t xml:space="default">723</w:t>
-            </w:r>
-          </w:p>
-        </w:tc>
-        <w:tc>
-          <w:tcPr>
-            <w:tcBorders>
-              <w:top w:val="single" w:space="0" w:color="D3D3D3"/>
-              <w:bottom w:val="single" w:space="0" w:color="D3D3D3"/>
-              <w:start w:val="single" w:space="0" w:color="D3D3D3"/>
-              <w:end w:val="single" w:space="0" w:color="D3D3D3"/>
-            </w:tcBorders>
-          </w:tcPr>
-          <w:p>
-            <w:pPr>
-              <w:spacing w:before="0" w:after="60"/>
-              <w:keepNext/>
-              <w:jc w:val="end"/>
-            </w:pPr>
-            <w:r>
-              <w:rPr>
-                <w:rFonts w:ascii="Calibri" w:hAnsi="Calibri"/>
-                <w:sz w:val="20"/>
-              </w:rPr>
-              <w:t xml:space="default">23.3</w:t>
-            </w:r>
-          </w:p>
-        </w:tc>
-      </w:tr>
-      <w:tr>
-        <w:trPr>
-          <w:cantSplit/>
-        </w:trPr>
-        <w:tc>
-          <w:tcPr>
-            <w:tcBorders>
-              <w:top w:val="single" w:space="0" w:color="D3D3D3"/>
-              <w:bottom w:val="single" w:space="0" w:color="D3D3D3"/>
-              <w:start w:val="single" w:space="0" w:color="D3D3D3"/>
-              <w:end w:val="single" w:space="0" w:color="D3D3D3"/>
-            </w:tcBorders>
-          </w:tcPr>
-          <w:p>
-            <w:pPr>
-              <w:spacing w:before="0" w:after="60"/>
-              <w:keepNext/>
-              <w:jc w:val="start"/>
-            </w:pPr>
-            <w:r>
-              <w:rPr>
-                <w:rFonts w:ascii="Calibri" w:hAnsi="Calibri"/>
-                <w:sz w:val="20"/>
-              </w:rPr>
-              <w:t xml:space="default">&gt;=65 years</w:t>
-            </w:r>
-          </w:p>
-        </w:tc>
-        <w:tc>
-          <w:tcPr>
-            <w:tcBorders>
-              <w:top w:val="single" w:space="0" w:color="D3D3D3"/>
-              <w:bottom w:val="single" w:space="0" w:color="D3D3D3"/>
-              <w:start w:val="single" w:space="0" w:color="D3D3D3"/>
-              <w:end w:val="single" w:space="0" w:color="D3D3D3"/>
-            </w:tcBorders>
-          </w:tcPr>
-          <w:p>
-            <w:pPr>
-              <w:spacing w:before="0" w:after="60"/>
-              <w:keepNext/>
-              <w:jc w:val="end"/>
-            </w:pPr>
-            <w:r>
-              <w:rPr>
-                <w:rFonts w:ascii="Calibri" w:hAnsi="Calibri"/>
-                <w:sz w:val="20"/>
-              </w:rPr>
-              <w:t xml:space="default">769</w:t>
-            </w:r>
-          </w:p>
-        </w:tc>
-        <w:tc>
-          <w:tcPr>
-            <w:tcBorders>
-              <w:top w:val="single" w:space="0" w:color="D3D3D3"/>
-              <w:bottom w:val="single" w:space="0" w:color="D3D3D3"/>
-              <w:start w:val="single" w:space="0" w:color="D3D3D3"/>
-              <w:end w:val="single" w:space="0" w:color="D3D3D3"/>
-            </w:tcBorders>
-          </w:tcPr>
-          <w:p>
-            <w:pPr>
-              <w:spacing w:before="0" w:after="60"/>
-              <w:keepNext/>
-              <w:jc w:val="end"/>
-            </w:pPr>
-            <w:r>
-              <w:rPr>
-                <w:rFonts w:ascii="Calibri" w:hAnsi="Calibri"/>
-                <w:sz w:val="20"/>
-              </w:rPr>
-              <w:t xml:space="default">24.8</w:t>
-            </w:r>
-          </w:p>
-        </w:tc>
-      </w:tr>
-      <w:tr>
-        <w:trPr>
-          <w:cantSplit/>
-        </w:trPr>
-        <w:tc>
-          <w:tcPr>
-            <w:tcBorders>
-              <w:top w:val="single" w:space="0" w:color="D3D3D3"/>
-              <w:bottom w:val="single" w:space="0" w:color="D3D3D3"/>
-              <w:start w:val="single" w:space="0" w:color="D3D3D3"/>
-              <w:end w:val="single" w:space="0" w:color="D3D3D3"/>
-            </w:tcBorders>
-          </w:tcPr>
-          <w:p>
-            <w:pPr>
-              <w:spacing w:before="0" w:after="60"/>
-              <w:keepNext/>
-              <w:jc w:val="start"/>
-            </w:pPr>
-            <w:r>
-              <w:rPr>
-                <w:rFonts w:ascii="Calibri" w:hAnsi="Calibri"/>
-                <w:sz w:val="20"/>
-              </w:rPr>
-              <w:t xml:space="default">Unknown / not recorded</w:t>
-            </w:r>
-          </w:p>
-        </w:tc>
-        <w:tc>
-          <w:tcPr>
-            <w:tcBorders>
-              <w:top w:val="single" w:space="0" w:color="D3D3D3"/>
-              <w:bottom w:val="single" w:space="0" w:color="D3D3D3"/>
-              <w:start w:val="single" w:space="0" w:color="D3D3D3"/>
-              <w:end w:val="single" w:space="0" w:color="D3D3D3"/>
-            </w:tcBorders>
-          </w:tcPr>
-          <w:p>
-            <w:pPr>
-              <w:spacing w:before="0" w:after="60"/>
-              <w:keepNext/>
-              <w:jc w:val="end"/>
-            </w:pPr>
-            <w:r>
-              <w:rPr>
-                <w:rFonts w:ascii="Calibri" w:hAnsi="Calibri"/>
-                <w:sz w:val="20"/>
-              </w:rPr>
-              <w:t xml:space="default">8,702</w:t>
-            </w:r>
-          </w:p>
-        </w:tc>
-        <w:tc>
-          <w:tcPr>
-            <w:tcBorders>
-              <w:top w:val="single" w:space="0" w:color="D3D3D3"/>
-              <w:bottom w:val="single" w:space="0" w:color="D3D3D3"/>
-              <w:start w:val="single" w:space="0" w:color="D3D3D3"/>
-              <w:end w:val="single" w:space="0" w:color="D3D3D3"/>
-            </w:tcBorders>
-          </w:tcPr>
-          <w:p>
-            <w:pPr>
-              <w:spacing w:before="0" w:after="60"/>
-              <w:keepNext/>
-              <w:jc w:val="end"/>
-            </w:pPr>
-            <w:r>
-              <w:rPr>
-                <w:rFonts w:ascii="Calibri" w:hAnsi="Calibri"/>
-                <w:sz w:val="20"/>
-              </w:rPr>
-              <w:t xml:space="default">—</w:t>
-            </w:r>
-          </w:p>
-        </w:tc>
-      </w:tr>
-      <w:tr>
-        <w:trPr>
-          <w:cantSplit/>
-        </w:trPr>
-        <w:tc>
-          <w:tcPr>
-            <w:tcBorders>
-              <w:top w:val="single" w:sz="16" w:space="0" w:color="D3D3D3"/>
-              <w:bottom w:val="single" w:sz="16" w:space="0" w:color="D3D3D3"/>
-              <w:start w:val="single" w:space="0" w:color="D3D3D3"/>
-              <w:end w:val="single" w:space="0" w:color="D3D3D3"/>
-            </w:tcBorders>
-            <w:tcMar>
-              <w:top w:w="25" w:type="dxa"/>
-            </w:tcMar>
-            <w:gridSpan w:val="3"/>
-          </w:tcPr>
-          <w:p>
-            <w:pPr>
-              <w:spacing w:before="0" w:after="60"/>
-              <w:keepNext/>
-            </w:pPr>
-            <w:r>
-              <w:rPr>
-                <w:rFonts w:ascii="Calibri" w:hAnsi="Calibri"/>
-                <w:sz w:val="20"/>
-                <w:b w:val="true"/>
-              </w:rPr>
-              <w:t xml:space="default">Accepts new patients</w:t>
-            </w:r>
-          </w:p>
-        </w:tc>
-      </w:tr>
-      <w:tr>
-        <w:trPr>
-          <w:cantSplit/>
-        </w:trPr>
-        <w:tc>
-          <w:tcPr>
-            <w:tcBorders>
-              <w:top w:val="single" w:space="0" w:color="D3D3D3"/>
-              <w:bottom w:val="single" w:space="0" w:color="D3D3D3"/>
-              <w:start w:val="single" w:space="0" w:color="D3D3D3"/>
-              <w:end w:val="single" w:space="0" w:color="D3D3D3"/>
-            </w:tcBorders>
-          </w:tcPr>
-          <w:p>
-            <w:pPr>
-              <w:spacing w:before="0" w:after="60"/>
-              <w:keepNext/>
-              <w:jc w:val="start"/>
-            </w:pPr>
-            <w:r>
-              <w:rPr>
-                <w:rFonts w:ascii="Calibri" w:hAnsi="Calibri"/>
-                <w:sz w:val="20"/>
-              </w:rPr>
-              <w:t xml:space="default">Yes</w:t>
-            </w:r>
-          </w:p>
-        </w:tc>
-        <w:tc>
-          <w:tcPr>
-            <w:tcBorders>
-              <w:top w:val="single" w:space="0" w:color="D3D3D3"/>
-              <w:bottom w:val="single" w:space="0" w:color="D3D3D3"/>
-              <w:start w:val="single" w:space="0" w:color="D3D3D3"/>
-              <w:end w:val="single" w:space="0" w:color="D3D3D3"/>
-            </w:tcBorders>
-          </w:tcPr>
-          <w:p>
-            <w:pPr>
-              <w:spacing w:before="0" w:after="60"/>
-              <w:keepNext/>
-              <w:jc w:val="end"/>
-            </w:pPr>
-            <w:r>
-              <w:rPr>
-                <w:rFonts w:ascii="Calibri" w:hAnsi="Calibri"/>
-                <w:sz w:val="20"/>
-              </w:rPr>
-              <w:t xml:space="default">5,759</w:t>
-            </w:r>
-          </w:p>
-        </w:tc>
-        <w:tc>
-          <w:tcPr>
-            <w:tcBorders>
-              <w:top w:val="single" w:space="0" w:color="D3D3D3"/>
-              <w:bottom w:val="single" w:space="0" w:color="D3D3D3"/>
-              <w:start w:val="single" w:space="0" w:color="D3D3D3"/>
-              <w:end w:val="single" w:space="0" w:color="D3D3D3"/>
-            </w:tcBorders>
-          </w:tcPr>
-          <w:p>
-            <w:pPr>
-              <w:spacing w:before="0" w:after="60"/>
-              <w:keepNext/>
-              <w:jc w:val="end"/>
-            </w:pPr>
-            <w:r>
-              <w:rPr>
-                <w:rFonts w:ascii="Calibri" w:hAnsi="Calibri"/>
-                <w:sz w:val="20"/>
-              </w:rPr>
-              <w:t xml:space="default">97.9</w:t>
-            </w:r>
-          </w:p>
-        </w:tc>
-      </w:tr>
-      <w:tr>
-        <w:trPr>
-          <w:cantSplit/>
-        </w:trPr>
-        <w:tc>
-          <w:tcPr>
-            <w:tcBorders>
-              <w:top w:val="single" w:space="0" w:color="D3D3D3"/>
-              <w:bottom w:val="single" w:space="0" w:color="D3D3D3"/>
-              <w:start w:val="single" w:space="0" w:color="D3D3D3"/>
-              <w:end w:val="single" w:space="0" w:color="D3D3D3"/>
-            </w:tcBorders>
-          </w:tcPr>
-          <w:p>
-            <w:pPr>
-              <w:spacing w:before="0" w:after="60"/>
-              <w:keepNext/>
-              <w:jc w:val="start"/>
-            </w:pPr>
-            <w:r>
-              <w:rPr>
-                <w:rFonts w:ascii="Calibri" w:hAnsi="Calibri"/>
-                <w:sz w:val="20"/>
-              </w:rPr>
-              <w:t xml:space="default">No</w:t>
-            </w:r>
-          </w:p>
-        </w:tc>
-        <w:tc>
-          <w:tcPr>
-            <w:tcBorders>
-              <w:top w:val="single" w:space="0" w:color="D3D3D3"/>
-              <w:bottom w:val="single" w:space="0" w:color="D3D3D3"/>
-              <w:start w:val="single" w:space="0" w:color="D3D3D3"/>
-              <w:end w:val="single" w:space="0" w:color="D3D3D3"/>
-            </w:tcBorders>
-          </w:tcPr>
-          <w:p>
-            <w:pPr>
-              <w:spacing w:before="0" w:after="60"/>
-              <w:keepNext/>
-              <w:jc w:val="end"/>
-            </w:pPr>
-            <w:r>
-              <w:rPr>
-                <w:rFonts w:ascii="Calibri" w:hAnsi="Calibri"/>
-                <w:sz w:val="20"/>
-              </w:rPr>
-              <w:t xml:space="default">121</w:t>
-            </w:r>
-          </w:p>
-        </w:tc>
-        <w:tc>
-          <w:tcPr>
-            <w:tcBorders>
-              <w:top w:val="single" w:space="0" w:color="D3D3D3"/>
-              <w:bottom w:val="single" w:space="0" w:color="D3D3D3"/>
-              <w:start w:val="single" w:space="0" w:color="D3D3D3"/>
-              <w:end w:val="single" w:space="0" w:color="D3D3D3"/>
-            </w:tcBorders>
-          </w:tcPr>
-          <w:p>
-            <w:pPr>
-              <w:spacing w:before="0" w:after="60"/>
-              <w:keepNext/>
-              <w:jc w:val="end"/>
-            </w:pPr>
-            <w:r>
-              <w:rPr>
-                <w:rFonts w:ascii="Calibri" w:hAnsi="Calibri"/>
-                <w:sz w:val="20"/>
-              </w:rPr>
-              <w:t xml:space="default">2.1</w:t>
-            </w:r>
-          </w:p>
-        </w:tc>
-      </w:tr>
-      <w:tr>
-        <w:trPr>
-          <w:cantSplit/>
-        </w:trPr>
-        <w:tc>
-          <w:tcPr>
-            <w:tcBorders>
-              <w:top w:val="single" w:space="0" w:color="D3D3D3"/>
-              <w:bottom w:val="single" w:space="0" w:color="D3D3D3"/>
-              <w:start w:val="single" w:space="0" w:color="D3D3D3"/>
-              <w:end w:val="single" w:space="0" w:color="D3D3D3"/>
-            </w:tcBorders>
-          </w:tcPr>
-          <w:p>
-            <w:pPr>
-              <w:spacing w:before="0" w:after="60"/>
-              <w:keepNext/>
-              <w:jc w:val="start"/>
-            </w:pPr>
-            <w:r>
-              <w:rPr>
-                <w:rFonts w:ascii="Calibri" w:hAnsi="Calibri"/>
-                <w:sz w:val="20"/>
-              </w:rPr>
-              <w:t xml:space="default">Unknown / not recorded</w:t>
-            </w:r>
-          </w:p>
-        </w:tc>
-        <w:tc>
-          <w:tcPr>
-            <w:tcBorders>
-              <w:top w:val="single" w:space="0" w:color="D3D3D3"/>
-              <w:bottom w:val="single" w:space="0" w:color="D3D3D3"/>
-              <w:start w:val="single" w:space="0" w:color="D3D3D3"/>
-              <w:end w:val="single" w:space="0" w:color="D3D3D3"/>
-            </w:tcBorders>
-          </w:tcPr>
-          <w:p>
-            <w:pPr>
-              <w:spacing w:before="0" w:after="60"/>
-              <w:keepNext/>
-              <w:jc w:val="end"/>
-            </w:pPr>
-            <w:r>
-              <w:rPr>
-                <w:rFonts w:ascii="Calibri" w:hAnsi="Calibri"/>
-                <w:sz w:val="20"/>
-              </w:rPr>
               <w:t xml:space="default">5,921</w:t>
-            </w:r>
-          </w:p>
-        </w:tc>
-        <w:tc>
-          <w:tcPr>
-            <w:tcBorders>
-              <w:top w:val="single" w:space="0" w:color="D3D3D3"/>
-              <w:bottom w:val="single" w:space="0" w:color="D3D3D3"/>
-              <w:start w:val="single" w:space="0" w:color="D3D3D3"/>
-              <w:end w:val="single" w:space="0" w:color="D3D3D3"/>
-            </w:tcBorders>
-          </w:tcPr>
-          <w:p>
-            <w:pPr>
-              <w:spacing w:before="0" w:after="60"/>
-              <w:keepNext/>
-              <w:jc w:val="end"/>
-            </w:pPr>
-            <w:r>
-              <w:rPr>
-                <w:rFonts w:ascii="Calibri" w:hAnsi="Calibri"/>
-                <w:sz w:val="20"/>
-              </w:rPr>
-              <w:t xml:space="default">—</w:t>
-            </w:r>
-          </w:p>
-        </w:tc>
-      </w:tr>
-      <w:tr>
-        <w:trPr>
-          <w:cantSplit/>
-        </w:trPr>
-        <w:tc>
-          <w:tcPr>
-            <w:tcBorders>
-              <w:top w:val="single" w:sz="16" w:space="0" w:color="D3D3D3"/>
-              <w:bottom w:val="single" w:sz="16" w:space="0" w:color="D3D3D3"/>
-              <w:start w:val="single" w:space="0" w:color="D3D3D3"/>
-              <w:end w:val="single" w:space="0" w:color="D3D3D3"/>
-            </w:tcBorders>
-            <w:tcMar>
-              <w:top w:w="25" w:type="dxa"/>
-            </w:tcMar>
-            <w:gridSpan w:val="3"/>
-          </w:tcPr>
-          <w:p>
-            <w:pPr>
-              <w:spacing w:before="0" w:after="60"/>
-              <w:keepNext/>
-            </w:pPr>
-            <w:r>
-              <w:rPr>
-                <w:rFonts w:ascii="Calibri" w:hAnsi="Calibri"/>
-                <w:sz w:val="20"/>
-                <w:b w:val="true"/>
-              </w:rPr>
-              <w:t xml:space="default">Offers telehealth</w:t>
-            </w:r>
-          </w:p>
-        </w:tc>
-      </w:tr>
-      <w:tr>
-        <w:trPr>
-          <w:cantSplit/>
-        </w:trPr>
-        <w:tc>
-          <w:tcPr>
-            <w:tcBorders>
-              <w:top w:val="single" w:space="0" w:color="D3D3D3"/>
-              <w:bottom w:val="single" w:space="0" w:color="D3D3D3"/>
-              <w:start w:val="single" w:space="0" w:color="D3D3D3"/>
-              <w:end w:val="single" w:space="0" w:color="D3D3D3"/>
-            </w:tcBorders>
-          </w:tcPr>
-          <w:p>
-            <w:pPr>
-              <w:spacing w:before="0" w:after="60"/>
-              <w:keepNext/>
-              <w:jc w:val="start"/>
-            </w:pPr>
-            <w:r>
-              <w:rPr>
-                <w:rFonts w:ascii="Calibri" w:hAnsi="Calibri"/>
-                <w:sz w:val="20"/>
-              </w:rPr>
-              <w:t xml:space="default">No</w:t>
-            </w:r>
-          </w:p>
-        </w:tc>
-        <w:tc>
-          <w:tcPr>
-            <w:tcBorders>
-              <w:top w:val="single" w:space="0" w:color="D3D3D3"/>
-              <w:bottom w:val="single" w:space="0" w:color="D3D3D3"/>
-              <w:start w:val="single" w:space="0" w:color="D3D3D3"/>
-              <w:end w:val="single" w:space="0" w:color="D3D3D3"/>
-            </w:tcBorders>
-          </w:tcPr>
-          <w:p>
-            <w:pPr>
-              <w:spacing w:before="0" w:after="60"/>
-              <w:keepNext/>
-              <w:jc w:val="end"/>
-            </w:pPr>
-            <w:r>
-              <w:rPr>
-                <w:rFonts w:ascii="Calibri" w:hAnsi="Calibri"/>
-                <w:sz w:val="20"/>
-              </w:rPr>
-              <w:t xml:space="default">4,934</w:t>
-            </w:r>
-          </w:p>
-        </w:tc>
-        <w:tc>
-          <w:tcPr>
-            <w:tcBorders>
-              <w:top w:val="single" w:space="0" w:color="D3D3D3"/>
-              <w:bottom w:val="single" w:space="0" w:color="D3D3D3"/>
-              <w:start w:val="single" w:space="0" w:color="D3D3D3"/>
-              <w:end w:val="single" w:space="0" w:color="D3D3D3"/>
-            </w:tcBorders>
-          </w:tcPr>
-          <w:p>
-            <w:pPr>
-              <w:spacing w:before="0" w:after="60"/>
-              <w:keepNext/>
-              <w:jc w:val="end"/>
-            </w:pPr>
-            <w:r>
-              <w:rPr>
-                <w:rFonts w:ascii="Calibri" w:hAnsi="Calibri"/>
-                <w:sz w:val="20"/>
-              </w:rPr>
-              <w:t xml:space="default">83.9</w:t>
-            </w:r>
-          </w:p>
-        </w:tc>
-      </w:tr>
-      <w:tr>
-        <w:trPr>
-          <w:cantSplit/>
-        </w:trPr>
-        <w:tc>
-          <w:tcPr>
-            <w:tcBorders>
-              <w:top w:val="single" w:space="0" w:color="D3D3D3"/>
-              <w:bottom w:val="single" w:space="0" w:color="D3D3D3"/>
-              <w:start w:val="single" w:space="0" w:color="D3D3D3"/>
-              <w:end w:val="single" w:space="0" w:color="D3D3D3"/>
-            </w:tcBorders>
-          </w:tcPr>
-          <w:p>
-            <w:pPr>
-              <w:spacing w:before="0" w:after="60"/>
-              <w:keepNext/>
-              <w:jc w:val="start"/>
-            </w:pPr>
-            <w:r>
-              <w:rPr>
-                <w:rFonts w:ascii="Calibri" w:hAnsi="Calibri"/>
-                <w:sz w:val="20"/>
-              </w:rPr>
-              <w:t xml:space="default">Yes</w:t>
-            </w:r>
-          </w:p>
-        </w:tc>
-        <w:tc>
-          <w:tcPr>
-            <w:tcBorders>
-              <w:top w:val="single" w:space="0" w:color="D3D3D3"/>
-              <w:bottom w:val="single" w:space="0" w:color="D3D3D3"/>
-              <w:start w:val="single" w:space="0" w:color="D3D3D3"/>
-              <w:end w:val="single" w:space="0" w:color="D3D3D3"/>
-            </w:tcBorders>
-          </w:tcPr>
-          <w:p>
-            <w:pPr>
-              <w:spacing w:before="0" w:after="60"/>
-              <w:keepNext/>
-              <w:jc w:val="end"/>
-            </w:pPr>
-            <w:r>
-              <w:rPr>
-                <w:rFonts w:ascii="Calibri" w:hAnsi="Calibri"/>
-                <w:sz w:val="20"/>
-              </w:rPr>
-              <w:t xml:space="default">946</w:t>
-            </w:r>
-          </w:p>
-        </w:tc>
-        <w:tc>
-          <w:tcPr>
-            <w:tcBorders>
-              <w:top w:val="single" w:space="0" w:color="D3D3D3"/>
-              <w:bottom w:val="single" w:space="0" w:color="D3D3D3"/>
-              <w:start w:val="single" w:space="0" w:color="D3D3D3"/>
-              <w:end w:val="single" w:space="0" w:color="D3D3D3"/>
-            </w:tcBorders>
-          </w:tcPr>
-          <w:p>
-            <w:pPr>
-              <w:spacing w:before="0" w:after="60"/>
-              <w:keepNext/>
-              <w:jc w:val="end"/>
-            </w:pPr>
-            <w:r>
-              <w:rPr>
-                <w:rFonts w:ascii="Calibri" w:hAnsi="Calibri"/>
-                <w:sz w:val="20"/>
-              </w:rPr>
-              <w:t xml:space="default">16.1</w:t>
-            </w:r>
-          </w:p>
-        </w:tc>
-      </w:tr>
-      <w:tr>
-        <w:trPr>
-          <w:cantSplit/>
-        </w:trPr>
-        <w:tc>
-          <w:tcPr>
-            <w:tcBorders>
-              <w:top w:val="single" w:space="0" w:color="D3D3D3"/>
-              <w:bottom w:val="single" w:space="0" w:color="D3D3D3"/>
-              <w:start w:val="single" w:space="0" w:color="D3D3D3"/>
-              <w:end w:val="single" w:space="0" w:color="D3D3D3"/>
-            </w:tcBorders>
-          </w:tcPr>
-          <w:p>
-            <w:pPr>
-              <w:spacing w:before="0" w:after="60"/>
-              <w:keepNext/>
-              <w:jc w:val="start"/>
-            </w:pPr>
-            <w:r>
-              <w:rPr>
-                <w:rFonts w:ascii="Calibri" w:hAnsi="Calibri"/>
-                <w:sz w:val="20"/>
-              </w:rPr>
-              <w:t xml:space="default">Unknown / not recorded</w:t>
-            </w:r>
-          </w:p>
-        </w:tc>
-        <w:tc>
-          <w:tcPr>
-            <w:tcBorders>
-              <w:top w:val="single" w:space="0" w:color="D3D3D3"/>
-              <w:bottom w:val="single" w:space="0" w:color="D3D3D3"/>
-              <w:start w:val="single" w:space="0" w:color="D3D3D3"/>
-              <w:end w:val="single" w:space="0" w:color="D3D3D3"/>
-            </w:tcBorders>
-          </w:tcPr>
-          <w:p>
-            <w:pPr>
-              <w:spacing w:before="0" w:after="60"/>
-              <w:keepNext/>
-              <w:jc w:val="end"/>
-            </w:pPr>
-            <w:r>
-              <w:rPr>
-                <w:rFonts w:ascii="Calibri" w:hAnsi="Calibri"/>
-                <w:sz w:val="20"/>
-              </w:rPr>
-              <w:t xml:space="default">5,921</w:t>
-            </w:r>
-          </w:p>
-        </w:tc>
-        <w:tc>
-          <w:tcPr>
-            <w:tcBorders>
-              <w:top w:val="single" w:space="0" w:color="D3D3D3"/>
-              <w:bottom w:val="single" w:space="0" w:color="D3D3D3"/>
-              <w:start w:val="single" w:space="0" w:color="D3D3D3"/>
-              <w:end w:val="single" w:space="0" w:color="D3D3D3"/>
-            </w:tcBorders>
-          </w:tcPr>
-          <w:p>
-            <w:pPr>
-              <w:spacing w:before="0" w:after="60"/>
-              <w:keepNext/>
-              <w:jc w:val="end"/>
-            </w:pPr>
-            <w:r>
-              <w:rPr>
-                <w:rFonts w:ascii="Calibri" w:hAnsi="Calibri"/>
-                <w:sz w:val="20"/>
-              </w:rPr>
-              <w:t xml:space="default">—</w:t>
-            </w:r>
-          </w:p>
-        </w:tc>
-      </w:tr>
-      <w:tr>
-        <w:trPr>
-          <w:cantSplit/>
-        </w:trPr>
-        <w:tc>
-          <w:tcPr>
-            <w:tcBorders>
-              <w:top w:val="single" w:sz="16" w:space="0" w:color="D3D3D3"/>
-              <w:bottom w:val="single" w:sz="16" w:space="0" w:color="D3D3D3"/>
-              <w:start w:val="single" w:space="0" w:color="D3D3D3"/>
-              <w:end w:val="single" w:space="0" w:color="D3D3D3"/>
-            </w:tcBorders>
-            <w:tcMar>
-              <w:top w:w="25" w:type="dxa"/>
-            </w:tcMar>
-            <w:gridSpan w:val="3"/>
-          </w:tcPr>
-          <w:p>
-            <w:pPr>
-              <w:spacing w:before="0" w:after="60"/>
-              <w:keepNext/>
-            </w:pPr>
-            <w:r>
-              <w:rPr>
-                <w:rFonts w:ascii="Calibri" w:hAnsi="Calibri"/>
-                <w:sz w:val="20"/>
-                <w:b w:val="true"/>
-              </w:rPr>
-              <w:t xml:space="default">Named as Medicaid provider</w:t>
-            </w:r>
-          </w:p>
-        </w:tc>
-      </w:tr>
-      <w:tr>
-        <w:trPr>
-          <w:cantSplit/>
-        </w:trPr>
-        <w:tc>
-          <w:tcPr>
-            <w:tcBorders>
-              <w:top w:val="single" w:space="0" w:color="D3D3D3"/>
-              <w:bottom w:val="single" w:space="0" w:color="D3D3D3"/>
-              <w:start w:val="single" w:space="0" w:color="D3D3D3"/>
-              <w:end w:val="single" w:space="0" w:color="D3D3D3"/>
-            </w:tcBorders>
-          </w:tcPr>
-          <w:p>
-            <w:pPr>
-              <w:spacing w:before="0" w:after="60"/>
-              <w:keepNext/>
-              <w:jc w:val="start"/>
-            </w:pPr>
-            <w:r>
-              <w:rPr>
-                <w:rFonts w:ascii="Calibri" w:hAnsi="Calibri"/>
-                <w:sz w:val="20"/>
-              </w:rPr>
-              <w:t xml:space="default">No</w:t>
-            </w:r>
-          </w:p>
-        </w:tc>
-        <w:tc>
-          <w:tcPr>
-            <w:tcBorders>
-              <w:top w:val="single" w:space="0" w:color="D3D3D3"/>
-              <w:bottom w:val="single" w:space="0" w:color="D3D3D3"/>
-              <w:start w:val="single" w:space="0" w:color="D3D3D3"/>
-              <w:end w:val="single" w:space="0" w:color="D3D3D3"/>
-            </w:tcBorders>
-          </w:tcPr>
-          <w:p>
-            <w:pPr>
-              <w:spacing w:before="0" w:after="60"/>
-              <w:keepNext/>
-              <w:jc w:val="end"/>
-            </w:pPr>
-            <w:r>
-              <w:rPr>
-                <w:rFonts w:ascii="Calibri" w:hAnsi="Calibri"/>
-                <w:sz w:val="20"/>
-              </w:rPr>
-              <w:t xml:space="default">5,309</w:t>
-            </w:r>
-          </w:p>
-        </w:tc>
-        <w:tc>
-          <w:tcPr>
-            <w:tcBorders>
-              <w:top w:val="single" w:space="0" w:color="D3D3D3"/>
-              <w:bottom w:val="single" w:space="0" w:color="D3D3D3"/>
-              <w:start w:val="single" w:space="0" w:color="D3D3D3"/>
-              <w:end w:val="single" w:space="0" w:color="D3D3D3"/>
-            </w:tcBorders>
-          </w:tcPr>
-          <w:p>
-            <w:pPr>
-              <w:spacing w:before="0" w:after="60"/>
-              <w:keepNext/>
-              <w:jc w:val="end"/>
-            </w:pPr>
-            <w:r>
-              <w:rPr>
-                <w:rFonts w:ascii="Calibri" w:hAnsi="Calibri"/>
-                <w:sz w:val="20"/>
-              </w:rPr>
-              <w:t xml:space="default">98.0</w:t>
-            </w:r>
-          </w:p>
-        </w:tc>
-      </w:tr>
-      <w:tr>
-        <w:trPr>
-          <w:cantSplit/>
-        </w:trPr>
-        <w:tc>
-          <w:tcPr>
-            <w:tcBorders>
-              <w:top w:val="single" w:space="0" w:color="D3D3D3"/>
-              <w:bottom w:val="single" w:space="0" w:color="D3D3D3"/>
-              <w:start w:val="single" w:space="0" w:color="D3D3D3"/>
-              <w:end w:val="single" w:space="0" w:color="D3D3D3"/>
-            </w:tcBorders>
-          </w:tcPr>
-          <w:p>
-            <w:pPr>
-              <w:spacing w:before="0" w:after="60"/>
-              <w:keepNext/>
-              <w:jc w:val="start"/>
-            </w:pPr>
-            <w:r>
-              <w:rPr>
-                <w:rFonts w:ascii="Calibri" w:hAnsi="Calibri"/>
-                <w:sz w:val="20"/>
-              </w:rPr>
-              <w:t xml:space="default">Yes</w:t>
-            </w:r>
-          </w:p>
-        </w:tc>
-        <w:tc>
-          <w:tcPr>
-            <w:tcBorders>
-              <w:top w:val="single" w:space="0" w:color="D3D3D3"/>
-              <w:bottom w:val="single" w:space="0" w:color="D3D3D3"/>
-              <w:start w:val="single" w:space="0" w:color="D3D3D3"/>
-              <w:end w:val="single" w:space="0" w:color="D3D3D3"/>
-            </w:tcBorders>
-          </w:tcPr>
-          <w:p>
-            <w:pPr>
-              <w:spacing w:before="0" w:after="60"/>
-              <w:keepNext/>
-              <w:jc w:val="end"/>
-            </w:pPr>
-            <w:r>
-              <w:rPr>
-                <w:rFonts w:ascii="Calibri" w:hAnsi="Calibri"/>
-                <w:sz w:val="20"/>
-              </w:rPr>
-              <w:t xml:space="default">109</w:t>
-            </w:r>
-          </w:p>
-        </w:tc>
-        <w:tc>
-          <w:tcPr>
-            <w:tcBorders>
-              <w:top w:val="single" w:space="0" w:color="D3D3D3"/>
-              <w:bottom w:val="single" w:space="0" w:color="D3D3D3"/>
-              <w:start w:val="single" w:space="0" w:color="D3D3D3"/>
-              <w:end w:val="single" w:space="0" w:color="D3D3D3"/>
-            </w:tcBorders>
-          </w:tcPr>
-          <w:p>
-            <w:pPr>
-              <w:spacing w:before="0" w:after="60"/>
-              <w:keepNext/>
-              <w:jc w:val="end"/>
-            </w:pPr>
-            <w:r>
-              <w:rPr>
-                <w:rFonts w:ascii="Calibri" w:hAnsi="Calibri"/>
-                <w:sz w:val="20"/>
-              </w:rPr>
-              <w:t xml:space="default">2.0</w:t>
-            </w:r>
-          </w:p>
-        </w:tc>
-      </w:tr>
-      <w:tr>
-        <w:trPr>
-          <w:cantSplit/>
-        </w:trPr>
-        <w:tc>
-          <w:tcPr>
-            <w:tcBorders>
-              <w:top w:val="single" w:space="0" w:color="D3D3D3"/>
-              <w:bottom w:val="single" w:space="0" w:color="D3D3D3"/>
-              <w:start w:val="single" w:space="0" w:color="D3D3D3"/>
-              <w:end w:val="single" w:space="0" w:color="D3D3D3"/>
-            </w:tcBorders>
-          </w:tcPr>
-          <w:p>
-            <w:pPr>
-              <w:spacing w:before="0" w:after="60"/>
-              <w:keepNext/>
-              <w:jc w:val="start"/>
-            </w:pPr>
-            <w:r>
-              <w:rPr>
-                <w:rFonts w:ascii="Calibri" w:hAnsi="Calibri"/>
-                <w:sz w:val="20"/>
-              </w:rPr>
-              <w:t xml:space="default">Unknown / not recorded</w:t>
-            </w:r>
-          </w:p>
-        </w:tc>
-        <w:tc>
-          <w:tcPr>
-            <w:tcBorders>
-              <w:top w:val="single" w:space="0" w:color="D3D3D3"/>
-              <w:bottom w:val="single" w:space="0" w:color="D3D3D3"/>
-              <w:start w:val="single" w:space="0" w:color="D3D3D3"/>
-              <w:end w:val="single" w:space="0" w:color="D3D3D3"/>
-            </w:tcBorders>
-          </w:tcPr>
-          <w:p>
-            <w:pPr>
-              <w:spacing w:before="0" w:after="60"/>
-              <w:keepNext/>
-              <w:jc w:val="end"/>
-            </w:pPr>
-            <w:r>
-              <w:rPr>
-                <w:rFonts w:ascii="Calibri" w:hAnsi="Calibri"/>
-                <w:sz w:val="20"/>
-              </w:rPr>
-              <w:t xml:space="default">6,383</w:t>
-            </w:r>
-          </w:p>
-        </w:tc>
-        <w:tc>
-          <w:tcPr>
-            <w:tcBorders>
-              <w:top w:val="single" w:space="0" w:color="D3D3D3"/>
-              <w:bottom w:val="single" w:space="0" w:color="D3D3D3"/>
-              <w:start w:val="single" w:space="0" w:color="D3D3D3"/>
-              <w:end w:val="single" w:space="0" w:color="D3D3D3"/>
-            </w:tcBorders>
-          </w:tcPr>
-          <w:p>
-            <w:pPr>
-              <w:spacing w:before="0" w:after="60"/>
-              <w:keepNext/>
-              <w:jc w:val="end"/>
-            </w:pPr>
-            <w:r>
-              <w:rPr>
-                <w:rFonts w:ascii="Calibri" w:hAnsi="Calibri"/>
-                <w:sz w:val="20"/>
-              </w:rPr>
-              <w:t xml:space="default">—</w:t>
-            </w:r>
-          </w:p>
-        </w:tc>
-      </w:tr>
-      <w:tr>
-        <w:trPr>
-          <w:cantSplit/>
-        </w:trPr>
-        <w:tc>
-          <w:tcPr>
-            <w:tcBorders>
-              <w:top w:val="single" w:sz="16" w:space="0" w:color="D3D3D3"/>
-              <w:bottom w:val="single" w:sz="16" w:space="0" w:color="D3D3D3"/>
-              <w:start w:val="single" w:space="0" w:color="D3D3D3"/>
-              <w:end w:val="single" w:space="0" w:color="D3D3D3"/>
-            </w:tcBorders>
-            <w:tcMar>
-              <w:top w:w="25" w:type="dxa"/>
-            </w:tcMar>
-            <w:gridSpan w:val="3"/>
-          </w:tcPr>
-          <w:p>
-            <w:pPr>
-              <w:spacing w:before="0" w:after="60"/>
-              <w:keepNext/>
-            </w:pPr>
-            <w:r>
-              <w:rPr>
-                <w:rFonts w:ascii="Calibri" w:hAnsi="Calibri"/>
-                <w:sz w:val="20"/>
-                <w:b w:val="true"/>
-              </w:rPr>
-              <w:t xml:space="default">Healthgrades-derived fields</w:t>
-            </w:r>
-          </w:p>
-        </w:tc>
-      </w:tr>
-      <w:tr>
-        <w:trPr>
-          <w:cantSplit/>
-        </w:trPr>
-        <w:tc>
-          <w:tcPr>
-            <w:tcBorders>
-              <w:top w:val="single" w:space="0" w:color="D3D3D3"/>
-              <w:bottom w:val="single" w:space="0" w:color="D3D3D3"/>
-              <w:start w:val="single" w:space="0" w:color="D3D3D3"/>
-              <w:end w:val="single" w:space="0" w:color="D3D3D3"/>
-            </w:tcBorders>
-          </w:tcPr>
-          <w:p>
-            <w:pPr>
-              <w:spacing w:before="0" w:after="60"/>
-              <w:keepNext/>
-              <w:jc w:val="start"/>
-            </w:pPr>
-            <w:r>
-              <w:rPr>
-                <w:rFonts w:ascii="Calibri" w:hAnsi="Calibri"/>
-                <w:sz w:val="20"/>
-              </w:rPr>
-              <w:t xml:space="default">Eligible for attribution (no shared profile)</w:t>
-            </w:r>
-          </w:p>
-        </w:tc>
-        <w:tc>
-          <w:tcPr>
-            <w:tcBorders>
-              <w:top w:val="single" w:space="0" w:color="D3D3D3"/>
-              <w:bottom w:val="single" w:space="0" w:color="D3D3D3"/>
-              <w:start w:val="single" w:space="0" w:color="D3D3D3"/>
-              <w:end w:val="single" w:space="0" w:color="D3D3D3"/>
-            </w:tcBorders>
-          </w:tcPr>
-          <w:p>
-            <w:pPr>
-              <w:spacing w:before="0" w:after="60"/>
-              <w:keepNext/>
-              <w:jc w:val="end"/>
-            </w:pPr>
-            <w:r>
-              <w:rPr>
-                <w:rFonts w:ascii="Calibri" w:hAnsi="Calibri"/>
-                <w:sz w:val="20"/>
-              </w:rPr>
-              <w:t xml:space="default">11,801</w:t>
-            </w:r>
-          </w:p>
-        </w:tc>
-        <w:tc>
-          <w:tcPr>
-            <w:tcBorders>
-              <w:top w:val="single" w:space="0" w:color="D3D3D3"/>
-              <w:bottom w:val="single" w:space="0" w:color="D3D3D3"/>
-              <w:start w:val="single" w:space="0" w:color="D3D3D3"/>
-              <w:end w:val="single" w:space="0" w:color="D3D3D3"/>
-            </w:tcBorders>
-          </w:tcPr>
-          <w:p>
-            <w:pPr>
-              <w:spacing w:before="0" w:after="60"/>
-              <w:keepNext/>
-              <w:jc w:val="end"/>
-            </w:pPr>
-            <w:r>
-              <w:rPr>
-                <w:rFonts w:ascii="Calibri" w:hAnsi="Calibri"/>
-                <w:sz w:val="20"/>
-              </w:rPr>
-              <w:t xml:space="default">99.1</w:t>
-            </w:r>
-          </w:p>
-        </w:tc>
-      </w:tr>
-      <w:tr>
-        <w:trPr>
-          <w:cantSplit/>
-        </w:trPr>
-        <w:tc>
-          <w:tcPr>
-            <w:tcBorders>
-              <w:top w:val="single" w:space="0" w:color="D3D3D3"/>
-              <w:bottom w:val="single" w:space="0" w:color="D3D3D3"/>
-              <w:start w:val="single" w:space="0" w:color="D3D3D3"/>
-              <w:end w:val="single" w:space="0" w:color="D3D3D3"/>
-            </w:tcBorders>
-          </w:tcPr>
-          <w:p>
-            <w:pPr>
-              <w:spacing w:before="0" w:after="60"/>
-              <w:keepNext/>
-              <w:jc w:val="start"/>
-            </w:pPr>
-            <w:r>
-              <w:rPr>
-                <w:rFonts w:ascii="Calibri" w:hAnsi="Calibri"/>
-                <w:sz w:val="20"/>
-              </w:rPr>
-              <w:t xml:space="default">Excluded: profile shared with another certificant</w:t>
-            </w:r>
-          </w:p>
-        </w:tc>
-        <w:tc>
-          <w:tcPr>
-            <w:tcBorders>
-              <w:top w:val="single" w:space="0" w:color="D3D3D3"/>
-              <w:bottom w:val="single" w:space="0" w:color="D3D3D3"/>
-              <w:start w:val="single" w:space="0" w:color="D3D3D3"/>
-              <w:end w:val="single" w:space="0" w:color="D3D3D3"/>
-            </w:tcBorders>
-          </w:tcPr>
-          <w:p>
-            <w:pPr>
-              <w:spacing w:before="0" w:after="60"/>
-              <w:keepNext/>
-              <w:jc w:val="end"/>
-            </w:pPr>
-            <w:r>
-              <w:rPr>
-                <w:rFonts w:ascii="Calibri" w:hAnsi="Calibri"/>
-                <w:sz w:val="20"/>
-              </w:rPr>
-              <w:t xml:space="default">112</w:t>
             </w:r>
           </w:p>
         </w:tc>

--- a/docs/table1_midwives_gt.docx
+++ b/docs/table1_midwives_gt.docx
@@ -66,7 +66,7 @@
           <w:sz w:val="20"/>
           <w:color w:val="333333"/>
         </w:rPr>
-        <w:t xml:space="default">11,913 ACTIVE primary-linked midwives · built 2026-08-10 18:15:42</w:t>
+        <w:t xml:space="default">11,920 ACTIVE primary-linked midwives · built 2026-08-10 19:29:27</w:t>
       </w:r>
     </w:p>
     <w:tbl xmlns:w="http://schemas.openxmlformats.org/wordprocessingml/2006/main" xmlns:wp="http://schemas.openxmlformats.org/drawingml/2006/wordprocessingDrawing" xmlns:r="http://schemas.openxmlformats.org/officeDocument/2006/relationships" xmlns:w14="http://schemas.microsoft.com/office/word/2010/wordml">
@@ -238,7 +238,7 @@
                 <w:rFonts w:ascii="Calibri" w:hAnsi="Calibri"/>
                 <w:sz w:val="20"/>
               </w:rPr>
-              <w:t xml:space="default">11,913</w:t>
+              <w:t xml:space="default">11,920</w:t>
             </w:r>
           </w:p>
         </w:tc>
@@ -348,7 +348,7 @@
                 <w:rFonts w:ascii="Calibri" w:hAnsi="Calibri"/>
                 <w:sz w:val="20"/>
               </w:rPr>
-              <w:t xml:space="default">11,794</w:t>
+              <w:t xml:space="default">11,801</w:t>
             </w:r>
           </w:p>
         </w:tc>
@@ -535,7 +535,7 @@
                 <w:rFonts w:ascii="Calibri" w:hAnsi="Calibri"/>
                 <w:sz w:val="20"/>
               </w:rPr>
-              <w:t xml:space="default">10,181</w:t>
+              <w:t xml:space="default">10,187</w:t>
             </w:r>
           </w:p>
         </w:tc>
@@ -612,7 +612,7 @@
                 <w:rFonts w:ascii="Calibri" w:hAnsi="Calibri"/>
                 <w:sz w:val="20"/>
               </w:rPr>
-              <w:t xml:space="default">1,645</w:t>
+              <w:t xml:space="default">1,646</w:t>
             </w:r>
           </w:p>
         </w:tc>
@@ -1107,7 +1107,7 @@
                 <w:rFonts w:ascii="Calibri" w:hAnsi="Calibri"/>
                 <w:sz w:val="20"/>
               </w:rPr>
-              <w:t xml:space="default">11,829</w:t>
+              <w:t xml:space="default">11,834</w:t>
             </w:r>
           </w:p>
         </w:tc>
@@ -1338,7 +1338,7 @@
                 <w:rFonts w:ascii="Calibri" w:hAnsi="Calibri"/>
                 <w:sz w:val="20"/>
               </w:rPr>
-              <w:t xml:space="default">8</w:t>
+              <w:t xml:space="default">10</w:t>
             </w:r>
           </w:p>
         </w:tc>
@@ -1448,31 +1448,31 @@
                 <w:rFonts w:ascii="Calibri" w:hAnsi="Calibri"/>
                 <w:sz w:val="20"/>
               </w:rPr>
-              <w:t xml:space="default">11,037</w:t>
-            </w:r>
-          </w:p>
-        </w:tc>
-        <w:tc>
-          <w:tcPr>
-            <w:tcBorders>
-              <w:top w:val="single" w:space="0" w:color="D3D3D3"/>
-              <w:bottom w:val="single" w:space="0" w:color="D3D3D3"/>
-              <w:start w:val="single" w:space="0" w:color="D3D3D3"/>
-              <w:end w:val="single" w:space="0" w:color="D3D3D3"/>
-            </w:tcBorders>
-          </w:tcPr>
-          <w:p>
-            <w:pPr>
-              <w:spacing w:before="0" w:after="60"/>
-              <w:keepNext/>
-              <w:jc w:val="end"/>
-            </w:pPr>
-            <w:r>
-              <w:rPr>
-                <w:rFonts w:ascii="Calibri" w:hAnsi="Calibri"/>
-                <w:sz w:val="20"/>
-              </w:rPr>
-              <w:t xml:space="default">92.6</w:t>
+              <w:t xml:space="default">11,044</w:t>
+            </w:r>
+          </w:p>
+        </w:tc>
+        <w:tc>
+          <w:tcPr>
+            <w:tcBorders>
+              <w:top w:val="single" w:space="0" w:color="D3D3D3"/>
+              <w:bottom w:val="single" w:space="0" w:color="D3D3D3"/>
+              <w:start w:val="single" w:space="0" w:color="D3D3D3"/>
+              <w:end w:val="single" w:space="0" w:color="D3D3D3"/>
+            </w:tcBorders>
+          </w:tcPr>
+          <w:p>
+            <w:pPr>
+              <w:spacing w:before="0" w:after="60"/>
+              <w:keepNext/>
+              <w:jc w:val="end"/>
+            </w:pPr>
+            <w:r>
+              <w:rPr>
+                <w:rFonts w:ascii="Calibri" w:hAnsi="Calibri"/>
+                <w:sz w:val="20"/>
+              </w:rPr>
+              <w:t xml:space="default">92.7</w:t>
             </w:r>
           </w:p>
         </w:tc>
@@ -1549,7 +1549,7 @@
                 <w:rFonts w:ascii="Calibri" w:hAnsi="Calibri"/>
                 <w:sz w:val="20"/>
               </w:rPr>
-              <w:t xml:space="default">7.4</w:t>
+              <w:t xml:space="default">7.3</w:t>
             </w:r>
           </w:p>
         </w:tc>
@@ -1712,7 +1712,7 @@
                 <w:rFonts w:ascii="Calibri" w:hAnsi="Calibri"/>
                 <w:sz w:val="20"/>
               </w:rPr>
-              <w:t xml:space="default">5,090</w:t>
+              <w:t xml:space="default">5,095</w:t>
             </w:r>
           </w:p>
         </w:tc>
@@ -1789,7 +1789,7 @@
                 <w:rFonts w:ascii="Calibri" w:hAnsi="Calibri"/>
                 <w:sz w:val="20"/>
               </w:rPr>
-              <w:t xml:space="default">3,391</w:t>
+              <w:t xml:space="default">3,392</w:t>
             </w:r>
           </w:p>
         </w:tc>
@@ -1866,7 +1866,7 @@
                 <w:rFonts w:ascii="Calibri" w:hAnsi="Calibri"/>
                 <w:sz w:val="20"/>
               </w:rPr>
-              <w:t xml:space="default">1,882</w:t>
+              <w:t xml:space="default">1,883</w:t>
             </w:r>
           </w:p>
         </w:tc>
@@ -2053,31 +2053,31 @@
                 <w:rFonts w:ascii="Calibri" w:hAnsi="Calibri"/>
                 <w:sz w:val="20"/>
               </w:rPr>
-              <w:t xml:space="default">2,293</w:t>
-            </w:r>
-          </w:p>
-        </w:tc>
-        <w:tc>
-          <w:tcPr>
-            <w:tcBorders>
-              <w:top w:val="single" w:space="0" w:color="D3D3D3"/>
-              <w:bottom w:val="single" w:space="0" w:color="D3D3D3"/>
-              <w:start w:val="single" w:space="0" w:color="D3D3D3"/>
-              <w:end w:val="single" w:space="0" w:color="D3D3D3"/>
-            </w:tcBorders>
-          </w:tcPr>
-          <w:p>
-            <w:pPr>
-              <w:spacing w:before="0" w:after="60"/>
-              <w:keepNext/>
-              <w:jc w:val="end"/>
-            </w:pPr>
-            <w:r>
-              <w:rPr>
-                <w:rFonts w:ascii="Calibri" w:hAnsi="Calibri"/>
-                <w:sz w:val="20"/>
-              </w:rPr>
-              <w:t xml:space="default">19.2</w:t>
+              <w:t xml:space="default">2,295</w:t>
+            </w:r>
+          </w:p>
+        </w:tc>
+        <w:tc>
+          <w:tcPr>
+            <w:tcBorders>
+              <w:top w:val="single" w:space="0" w:color="D3D3D3"/>
+              <w:bottom w:val="single" w:space="0" w:color="D3D3D3"/>
+              <w:start w:val="single" w:space="0" w:color="D3D3D3"/>
+              <w:end w:val="single" w:space="0" w:color="D3D3D3"/>
+            </w:tcBorders>
+          </w:tcPr>
+          <w:p>
+            <w:pPr>
+              <w:spacing w:before="0" w:after="60"/>
+              <w:keepNext/>
+              <w:jc w:val="end"/>
+            </w:pPr>
+            <w:r>
+              <w:rPr>
+                <w:rFonts w:ascii="Calibri" w:hAnsi="Calibri"/>
+                <w:sz w:val="20"/>
+              </w:rPr>
+              <w:t xml:space="default">19.3</w:t>
             </w:r>
           </w:p>
         </w:tc>
@@ -2130,7 +2130,7 @@
                 <w:rFonts w:ascii="Calibri" w:hAnsi="Calibri"/>
                 <w:sz w:val="20"/>
               </w:rPr>
-              <w:t xml:space="default">2,746</w:t>
+              <w:t xml:space="default">2,749</w:t>
             </w:r>
           </w:p>
         </w:tc>
@@ -2207,7 +2207,7 @@
                 <w:rFonts w:ascii="Calibri" w:hAnsi="Calibri"/>
                 <w:sz w:val="20"/>
               </w:rPr>
-              <w:t xml:space="default">3,455</w:t>
+              <w:t xml:space="default">3,456</w:t>
             </w:r>
           </w:p>
         </w:tc>
@@ -2284,7 +2284,7 @@
                 <w:rFonts w:ascii="Calibri" w:hAnsi="Calibri"/>
                 <w:sz w:val="20"/>
               </w:rPr>
-              <w:t xml:space="default">2,146</w:t>
+              <w:t xml:space="default">2,147</w:t>
             </w:r>
           </w:p>
         </w:tc>
@@ -2625,7 +2625,7 @@
                 <w:rFonts w:ascii="Calibri" w:hAnsi="Calibri"/>
                 <w:sz w:val="20"/>
               </w:rPr>
-              <w:t xml:space="default">792</w:t>
+              <w:t xml:space="default">793</w:t>
             </w:r>
           </w:p>
         </w:tc>
@@ -2702,7 +2702,7 @@
                 <w:rFonts w:ascii="Calibri" w:hAnsi="Calibri"/>
                 <w:sz w:val="20"/>
               </w:rPr>
-              <w:t xml:space="default">1,772</w:t>
+              <w:t xml:space="default">1,773</w:t>
             </w:r>
           </w:p>
         </w:tc>
@@ -2779,7 +2779,7 @@
                 <w:rFonts w:ascii="Calibri" w:hAnsi="Calibri"/>
                 <w:sz w:val="20"/>
               </w:rPr>
-              <w:t xml:space="default">1,155</w:t>
+              <w:t xml:space="default">1,156</w:t>
             </w:r>
           </w:p>
         </w:tc>
@@ -2880,7 +2880,7 @@
                 <w:rFonts w:ascii="Calibri" w:hAnsi="Calibri"/>
                 <w:sz w:val="20"/>
               </w:rPr>
-              <w:t xml:space="default">10.6</w:t>
+              <w:t xml:space="default">10.5</w:t>
             </w:r>
           </w:p>
         </w:tc>
@@ -3010,7 +3010,7 @@
                 <w:rFonts w:ascii="Calibri" w:hAnsi="Calibri"/>
                 <w:sz w:val="20"/>
               </w:rPr>
-              <w:t xml:space="default">2,112</w:t>
+              <w:t xml:space="default">2,113</w:t>
             </w:r>
           </w:p>
         </w:tc>
@@ -3087,31 +3087,31 @@
                 <w:rFonts w:ascii="Calibri" w:hAnsi="Calibri"/>
                 <w:sz w:val="20"/>
               </w:rPr>
-              <w:t xml:space="default">1,015</w:t>
-            </w:r>
-          </w:p>
-        </w:tc>
-        <w:tc>
-          <w:tcPr>
-            <w:tcBorders>
-              <w:top w:val="single" w:space="0" w:color="D3D3D3"/>
-              <w:bottom w:val="single" w:space="0" w:color="D3D3D3"/>
-              <w:start w:val="single" w:space="0" w:color="D3D3D3"/>
-              <w:end w:val="single" w:space="0" w:color="D3D3D3"/>
-            </w:tcBorders>
-          </w:tcPr>
-          <w:p>
-            <w:pPr>
-              <w:spacing w:before="0" w:after="60"/>
-              <w:keepNext/>
-              <w:jc w:val="end"/>
-            </w:pPr>
-            <w:r>
-              <w:rPr>
-                <w:rFonts w:ascii="Calibri" w:hAnsi="Calibri"/>
-                <w:sz w:val="20"/>
-              </w:rPr>
-              <w:t xml:space="default">8.5</w:t>
+              <w:t xml:space="default">1,018</w:t>
+            </w:r>
+          </w:p>
+        </w:tc>
+        <w:tc>
+          <w:tcPr>
+            <w:tcBorders>
+              <w:top w:val="single" w:space="0" w:color="D3D3D3"/>
+              <w:bottom w:val="single" w:space="0" w:color="D3D3D3"/>
+              <w:start w:val="single" w:space="0" w:color="D3D3D3"/>
+              <w:end w:val="single" w:space="0" w:color="D3D3D3"/>
+            </w:tcBorders>
+          </w:tcPr>
+          <w:p>
+            <w:pPr>
+              <w:spacing w:before="0" w:after="60"/>
+              <w:keepNext/>
+              <w:jc w:val="end"/>
+            </w:pPr>
+            <w:r>
+              <w:rPr>
+                <w:rFonts w:ascii="Calibri" w:hAnsi="Calibri"/>
+                <w:sz w:val="20"/>
+              </w:rPr>
+              <w:t xml:space="default">8.6</w:t>
             </w:r>
           </w:p>
         </w:tc>
@@ -3428,7 +3428,7 @@
                 <w:rFonts w:ascii="Calibri" w:hAnsi="Calibri"/>
                 <w:sz w:val="20"/>
               </w:rPr>
-              <w:t xml:space="default">10,594</w:t>
+              <w:t xml:space="default">10,599</w:t>
             </w:r>
           </w:p>
         </w:tc>
@@ -3659,7 +3659,7 @@
                 <w:rFonts w:ascii="Calibri" w:hAnsi="Calibri"/>
                 <w:sz w:val="20"/>
               </w:rPr>
-              <w:t xml:space="default">199</w:t>
+              <w:t xml:space="default">201</w:t>
             </w:r>
           </w:p>
         </w:tc>
@@ -3716,7 +3716,7 @@
                 <w:sz w:val="20"/>
                 <w:b w:val="true"/>
               </w:rPr>
-              <w:t xml:space="default">Language (Healthgrades floor)</w:t>
+              <w:t xml:space="default">Primary-care shortage area (HRSA HPSA)</w:t>
             </w:r>
           </w:p>
         </w:tc>
@@ -3745,55 +3745,55 @@
                 <w:rFonts w:ascii="Calibri" w:hAnsi="Calibri"/>
                 <w:sz w:val="20"/>
               </w:rPr>
-              <w:t xml:space="default">At least this many speak a language other than English</w:t>
-            </w:r>
-          </w:p>
-        </w:tc>
-        <w:tc>
-          <w:tcPr>
-            <w:tcBorders>
-              <w:top w:val="single" w:space="0" w:color="D3D3D3"/>
-              <w:bottom w:val="single" w:space="0" w:color="D3D3D3"/>
-              <w:start w:val="single" w:space="0" w:color="D3D3D3"/>
-              <w:end w:val="single" w:space="0" w:color="D3D3D3"/>
-            </w:tcBorders>
-          </w:tcPr>
-          <w:p>
-            <w:pPr>
-              <w:spacing w:before="0" w:after="60"/>
-              <w:keepNext/>
-              <w:jc w:val="end"/>
-            </w:pPr>
-            <w:r>
-              <w:rPr>
-                <w:rFonts w:ascii="Calibri" w:hAnsi="Calibri"/>
-                <w:sz w:val="20"/>
-              </w:rPr>
-              <w:t xml:space="default">367</w:t>
-            </w:r>
-          </w:p>
-        </w:tc>
-        <w:tc>
-          <w:tcPr>
-            <w:tcBorders>
-              <w:top w:val="single" w:space="0" w:color="D3D3D3"/>
-              <w:bottom w:val="single" w:space="0" w:color="D3D3D3"/>
-              <w:start w:val="single" w:space="0" w:color="D3D3D3"/>
-              <w:end w:val="single" w:space="0" w:color="D3D3D3"/>
-            </w:tcBorders>
-          </w:tcPr>
-          <w:p>
-            <w:pPr>
-              <w:spacing w:before="0" w:after="60"/>
-              <w:keepNext/>
-              <w:jc w:val="end"/>
-            </w:pPr>
-            <w:r>
-              <w:rPr>
-                <w:rFonts w:ascii="Calibri" w:hAnsi="Calibri"/>
-                <w:sz w:val="20"/>
-              </w:rPr>
-              <w:t xml:space="default">3.1</w:t>
+              <w:t xml:space="default">Designated geographic primary-care HPSA</w:t>
+            </w:r>
+          </w:p>
+        </w:tc>
+        <w:tc>
+          <w:tcPr>
+            <w:tcBorders>
+              <w:top w:val="single" w:space="0" w:color="D3D3D3"/>
+              <w:bottom w:val="single" w:space="0" w:color="D3D3D3"/>
+              <w:start w:val="single" w:space="0" w:color="D3D3D3"/>
+              <w:end w:val="single" w:space="0" w:color="D3D3D3"/>
+            </w:tcBorders>
+          </w:tcPr>
+          <w:p>
+            <w:pPr>
+              <w:spacing w:before="0" w:after="60"/>
+              <w:keepNext/>
+              <w:jc w:val="end"/>
+            </w:pPr>
+            <w:r>
+              <w:rPr>
+                <w:rFonts w:ascii="Calibri" w:hAnsi="Calibri"/>
+                <w:sz w:val="20"/>
+              </w:rPr>
+              <w:t xml:space="default">335</w:t>
+            </w:r>
+          </w:p>
+        </w:tc>
+        <w:tc>
+          <w:tcPr>
+            <w:tcBorders>
+              <w:top w:val="single" w:space="0" w:color="D3D3D3"/>
+              <w:bottom w:val="single" w:space="0" w:color="D3D3D3"/>
+              <w:start w:val="single" w:space="0" w:color="D3D3D3"/>
+              <w:end w:val="single" w:space="0" w:color="D3D3D3"/>
+            </w:tcBorders>
+          </w:tcPr>
+          <w:p>
+            <w:pPr>
+              <w:spacing w:before="0" w:after="60"/>
+              <w:keepNext/>
+              <w:jc w:val="end"/>
+            </w:pPr>
+            <w:r>
+              <w:rPr>
+                <w:rFonts w:ascii="Calibri" w:hAnsi="Calibri"/>
+                <w:sz w:val="20"/>
+              </w:rPr>
+              <w:t xml:space="default">2.9</w:t>
             </w:r>
           </w:p>
         </w:tc>
@@ -3822,31 +3822,262 @@
                 <w:rFonts w:ascii="Calibri" w:hAnsi="Calibri"/>
                 <w:sz w:val="20"/>
               </w:rPr>
-              <w:t xml:space="default">Not listed (absence is not evidence of English-only)</w:t>
-            </w:r>
-          </w:p>
-        </w:tc>
-        <w:tc>
-          <w:tcPr>
-            <w:tcBorders>
-              <w:top w:val="single" w:space="0" w:color="D3D3D3"/>
-              <w:bottom w:val="single" w:space="0" w:color="D3D3D3"/>
-              <w:start w:val="single" w:space="0" w:color="D3D3D3"/>
-              <w:end w:val="single" w:space="0" w:color="D3D3D3"/>
-            </w:tcBorders>
-          </w:tcPr>
-          <w:p>
-            <w:pPr>
-              <w:spacing w:before="0" w:after="60"/>
-              <w:keepNext/>
-              <w:jc w:val="end"/>
-            </w:pPr>
-            <w:r>
-              <w:rPr>
-                <w:rFonts w:ascii="Calibri" w:hAnsi="Calibri"/>
-                <w:sz w:val="20"/>
-              </w:rPr>
-              <w:t xml:space="default">11,434</w:t>
+              <w:t xml:space="default">Population-group HPSA only (not location-based)</w:t>
+            </w:r>
+          </w:p>
+        </w:tc>
+        <w:tc>
+          <w:tcPr>
+            <w:tcBorders>
+              <w:top w:val="single" w:space="0" w:color="D3D3D3"/>
+              <w:bottom w:val="single" w:space="0" w:color="D3D3D3"/>
+              <w:start w:val="single" w:space="0" w:color="D3D3D3"/>
+              <w:end w:val="single" w:space="0" w:color="D3D3D3"/>
+            </w:tcBorders>
+          </w:tcPr>
+          <w:p>
+            <w:pPr>
+              <w:spacing w:before="0" w:after="60"/>
+              <w:keepNext/>
+              <w:jc w:val="end"/>
+            </w:pPr>
+            <w:r>
+              <w:rPr>
+                <w:rFonts w:ascii="Calibri" w:hAnsi="Calibri"/>
+                <w:sz w:val="20"/>
+              </w:rPr>
+              <w:t xml:space="default">3,213</w:t>
+            </w:r>
+          </w:p>
+        </w:tc>
+        <w:tc>
+          <w:tcPr>
+            <w:tcBorders>
+              <w:top w:val="single" w:space="0" w:color="D3D3D3"/>
+              <w:bottom w:val="single" w:space="0" w:color="D3D3D3"/>
+              <w:start w:val="single" w:space="0" w:color="D3D3D3"/>
+              <w:end w:val="single" w:space="0" w:color="D3D3D3"/>
+            </w:tcBorders>
+          </w:tcPr>
+          <w:p>
+            <w:pPr>
+              <w:spacing w:before="0" w:after="60"/>
+              <w:keepNext/>
+              <w:jc w:val="end"/>
+            </w:pPr>
+            <w:r>
+              <w:rPr>
+                <w:rFonts w:ascii="Calibri" w:hAnsi="Calibri"/>
+                <w:sz w:val="20"/>
+              </w:rPr>
+              <w:t xml:space="default">27.4</w:t>
+            </w:r>
+          </w:p>
+        </w:tc>
+      </w:tr>
+      <w:tr>
+        <w:trPr>
+          <w:cantSplit/>
+        </w:trPr>
+        <w:tc>
+          <w:tcPr>
+            <w:tcBorders>
+              <w:top w:val="single" w:space="0" w:color="D3D3D3"/>
+              <w:bottom w:val="single" w:space="0" w:color="D3D3D3"/>
+              <w:start w:val="single" w:space="0" w:color="D3D3D3"/>
+              <w:end w:val="single" w:space="0" w:color="D3D3D3"/>
+            </w:tcBorders>
+          </w:tcPr>
+          <w:p>
+            <w:pPr>
+              <w:spacing w:before="0" w:after="60"/>
+              <w:keepNext/>
+              <w:jc w:val="start"/>
+            </w:pPr>
+            <w:r>
+              <w:rPr>
+                <w:rFonts w:ascii="Calibri" w:hAnsi="Calibri"/>
+                <w:sz w:val="20"/>
+              </w:rPr>
+              <w:t xml:space="default">HPSA proposed for withdrawal only</w:t>
+            </w:r>
+          </w:p>
+        </w:tc>
+        <w:tc>
+          <w:tcPr>
+            <w:tcBorders>
+              <w:top w:val="single" w:space="0" w:color="D3D3D3"/>
+              <w:bottom w:val="single" w:space="0" w:color="D3D3D3"/>
+              <w:start w:val="single" w:space="0" w:color="D3D3D3"/>
+              <w:end w:val="single" w:space="0" w:color="D3D3D3"/>
+            </w:tcBorders>
+          </w:tcPr>
+          <w:p>
+            <w:pPr>
+              <w:spacing w:before="0" w:after="60"/>
+              <w:keepNext/>
+              <w:jc w:val="end"/>
+            </w:pPr>
+            <w:r>
+              <w:rPr>
+                <w:rFonts w:ascii="Calibri" w:hAnsi="Calibri"/>
+                <w:sz w:val="20"/>
+              </w:rPr>
+              <w:t xml:space="default">1,893</w:t>
+            </w:r>
+          </w:p>
+        </w:tc>
+        <w:tc>
+          <w:tcPr>
+            <w:tcBorders>
+              <w:top w:val="single" w:space="0" w:color="D3D3D3"/>
+              <w:bottom w:val="single" w:space="0" w:color="D3D3D3"/>
+              <w:start w:val="single" w:space="0" w:color="D3D3D3"/>
+              <w:end w:val="single" w:space="0" w:color="D3D3D3"/>
+            </w:tcBorders>
+          </w:tcPr>
+          <w:p>
+            <w:pPr>
+              <w:spacing w:before="0" w:after="60"/>
+              <w:keepNext/>
+              <w:jc w:val="end"/>
+            </w:pPr>
+            <w:r>
+              <w:rPr>
+                <w:rFonts w:ascii="Calibri" w:hAnsi="Calibri"/>
+                <w:sz w:val="20"/>
+              </w:rPr>
+              <w:t xml:space="default">16.1</w:t>
+            </w:r>
+          </w:p>
+        </w:tc>
+      </w:tr>
+      <w:tr>
+        <w:trPr>
+          <w:cantSplit/>
+        </w:trPr>
+        <w:tc>
+          <w:tcPr>
+            <w:tcBorders>
+              <w:top w:val="single" w:space="0" w:color="D3D3D3"/>
+              <w:bottom w:val="single" w:space="0" w:color="D3D3D3"/>
+              <w:start w:val="single" w:space="0" w:color="D3D3D3"/>
+              <w:end w:val="single" w:space="0" w:color="D3D3D3"/>
+            </w:tcBorders>
+          </w:tcPr>
+          <w:p>
+            <w:pPr>
+              <w:spacing w:before="0" w:after="60"/>
+              <w:keepNext/>
+              <w:jc w:val="start"/>
+            </w:pPr>
+            <w:r>
+              <w:rPr>
+                <w:rFonts w:ascii="Calibri" w:hAnsi="Calibri"/>
+                <w:sz w:val="20"/>
+              </w:rPr>
+              <w:t xml:space="default">Not in a primary-care HPSA</w:t>
+            </w:r>
+          </w:p>
+        </w:tc>
+        <w:tc>
+          <w:tcPr>
+            <w:tcBorders>
+              <w:top w:val="single" w:space="0" w:color="D3D3D3"/>
+              <w:bottom w:val="single" w:space="0" w:color="D3D3D3"/>
+              <w:start w:val="single" w:space="0" w:color="D3D3D3"/>
+              <w:end w:val="single" w:space="0" w:color="D3D3D3"/>
+            </w:tcBorders>
+          </w:tcPr>
+          <w:p>
+            <w:pPr>
+              <w:spacing w:before="0" w:after="60"/>
+              <w:keepNext/>
+              <w:jc w:val="end"/>
+            </w:pPr>
+            <w:r>
+              <w:rPr>
+                <w:rFonts w:ascii="Calibri" w:hAnsi="Calibri"/>
+                <w:sz w:val="20"/>
+              </w:rPr>
+              <w:t xml:space="default">6,290</w:t>
+            </w:r>
+          </w:p>
+        </w:tc>
+        <w:tc>
+          <w:tcPr>
+            <w:tcBorders>
+              <w:top w:val="single" w:space="0" w:color="D3D3D3"/>
+              <w:bottom w:val="single" w:space="0" w:color="D3D3D3"/>
+              <w:start w:val="single" w:space="0" w:color="D3D3D3"/>
+              <w:end w:val="single" w:space="0" w:color="D3D3D3"/>
+            </w:tcBorders>
+          </w:tcPr>
+          <w:p>
+            <w:pPr>
+              <w:spacing w:before="0" w:after="60"/>
+              <w:keepNext/>
+              <w:jc w:val="end"/>
+            </w:pPr>
+            <w:r>
+              <w:rPr>
+                <w:rFonts w:ascii="Calibri" w:hAnsi="Calibri"/>
+                <w:sz w:val="20"/>
+              </w:rPr>
+              <w:t xml:space="default">53.6</w:t>
+            </w:r>
+          </w:p>
+        </w:tc>
+      </w:tr>
+      <w:tr>
+        <w:trPr>
+          <w:cantSplit/>
+        </w:trPr>
+        <w:tc>
+          <w:tcPr>
+            <w:tcBorders>
+              <w:top w:val="single" w:space="0" w:color="D3D3D3"/>
+              <w:bottom w:val="single" w:space="0" w:color="D3D3D3"/>
+              <w:start w:val="single" w:space="0" w:color="D3D3D3"/>
+              <w:end w:val="single" w:space="0" w:color="D3D3D3"/>
+            </w:tcBorders>
+          </w:tcPr>
+          <w:p>
+            <w:pPr>
+              <w:spacing w:before="0" w:after="60"/>
+              <w:keepNext/>
+              <w:jc w:val="start"/>
+            </w:pPr>
+            <w:r>
+              <w:rPr>
+                <w:rFonts w:ascii="Calibri" w:hAnsi="Calibri"/>
+                <w:sz w:val="20"/>
+              </w:rPr>
+              <w:t xml:space="default">Unknown / not recorded</w:t>
+            </w:r>
+          </w:p>
+        </w:tc>
+        <w:tc>
+          <w:tcPr>
+            <w:tcBorders>
+              <w:top w:val="single" w:space="0" w:color="D3D3D3"/>
+              <w:bottom w:val="single" w:space="0" w:color="D3D3D3"/>
+              <w:start w:val="single" w:space="0" w:color="D3D3D3"/>
+              <w:end w:val="single" w:space="0" w:color="D3D3D3"/>
+            </w:tcBorders>
+          </w:tcPr>
+          <w:p>
+            <w:pPr>
+              <w:spacing w:before="0" w:after="60"/>
+              <w:keepNext/>
+              <w:jc w:val="end"/>
+            </w:pPr>
+            <w:r>
+              <w:rPr>
+                <w:rFonts w:ascii="Calibri" w:hAnsi="Calibri"/>
+                <w:sz w:val="20"/>
+              </w:rPr>
+              <w:t xml:space="default">189</w:t>
             </w:r>
           </w:p>
         </w:tc>
@@ -3903,7 +4134,7 @@
                 <w:sz w:val="20"/>
                 <w:b w:val="true"/>
               </w:rPr>
-              <w:t xml:space="default">Accepts new patients</w:t>
+              <w:t xml:space="default">Medicare Part B, any year 2013-2023</w:t>
             </w:r>
           </w:p>
         </w:tc>
@@ -3932,55 +4163,55 @@
                 <w:rFonts w:ascii="Calibri" w:hAnsi="Calibri"/>
                 <w:sz w:val="20"/>
               </w:rPr>
-              <w:t xml:space="default">Yes</w:t>
-            </w:r>
-          </w:p>
-        </w:tc>
-        <w:tc>
-          <w:tcPr>
-            <w:tcBorders>
-              <w:top w:val="single" w:space="0" w:color="D3D3D3"/>
-              <w:bottom w:val="single" w:space="0" w:color="D3D3D3"/>
-              <w:start w:val="single" w:space="0" w:color="D3D3D3"/>
-              <w:end w:val="single" w:space="0" w:color="D3D3D3"/>
-            </w:tcBorders>
-          </w:tcPr>
-          <w:p>
-            <w:pPr>
-              <w:spacing w:before="0" w:after="60"/>
-              <w:keepNext/>
-              <w:jc w:val="end"/>
-            </w:pPr>
-            <w:r>
-              <w:rPr>
-                <w:rFonts w:ascii="Calibri" w:hAnsi="Calibri"/>
-                <w:sz w:val="20"/>
-              </w:rPr>
-              <w:t xml:space="default">5,759</w:t>
-            </w:r>
-          </w:p>
-        </w:tc>
-        <w:tc>
-          <w:tcPr>
-            <w:tcBorders>
-              <w:top w:val="single" w:space="0" w:color="D3D3D3"/>
-              <w:bottom w:val="single" w:space="0" w:color="D3D3D3"/>
-              <w:start w:val="single" w:space="0" w:color="D3D3D3"/>
-              <w:end w:val="single" w:space="0" w:color="D3D3D3"/>
-            </w:tcBorders>
-          </w:tcPr>
-          <w:p>
-            <w:pPr>
-              <w:spacing w:before="0" w:after="60"/>
-              <w:keepNext/>
-              <w:jc w:val="end"/>
-            </w:pPr>
-            <w:r>
-              <w:rPr>
-                <w:rFonts w:ascii="Calibri" w:hAnsi="Calibri"/>
-                <w:sz w:val="20"/>
-              </w:rPr>
-              <w:t xml:space="default">97.9</w:t>
+              <w:t xml:space="default">Billed Part B in at least one year</w:t>
+            </w:r>
+          </w:p>
+        </w:tc>
+        <w:tc>
+          <w:tcPr>
+            <w:tcBorders>
+              <w:top w:val="single" w:space="0" w:color="D3D3D3"/>
+              <w:bottom w:val="single" w:space="0" w:color="D3D3D3"/>
+              <w:start w:val="single" w:space="0" w:color="D3D3D3"/>
+              <w:end w:val="single" w:space="0" w:color="D3D3D3"/>
+            </w:tcBorders>
+          </w:tcPr>
+          <w:p>
+            <w:pPr>
+              <w:spacing w:before="0" w:after="60"/>
+              <w:keepNext/>
+              <w:jc w:val="end"/>
+            </w:pPr>
+            <w:r>
+              <w:rPr>
+                <w:rFonts w:ascii="Calibri" w:hAnsi="Calibri"/>
+                <w:sz w:val="20"/>
+              </w:rPr>
+              <w:t xml:space="default">2,320</w:t>
+            </w:r>
+          </w:p>
+        </w:tc>
+        <w:tc>
+          <w:tcPr>
+            <w:tcBorders>
+              <w:top w:val="single" w:space="0" w:color="D3D3D3"/>
+              <w:bottom w:val="single" w:space="0" w:color="D3D3D3"/>
+              <w:start w:val="single" w:space="0" w:color="D3D3D3"/>
+              <w:end w:val="single" w:space="0" w:color="D3D3D3"/>
+            </w:tcBorders>
+          </w:tcPr>
+          <w:p>
+            <w:pPr>
+              <w:spacing w:before="0" w:after="60"/>
+              <w:keepNext/>
+              <w:jc w:val="end"/>
+            </w:pPr>
+            <w:r>
+              <w:rPr>
+                <w:rFonts w:ascii="Calibri" w:hAnsi="Calibri"/>
+                <w:sz w:val="20"/>
+              </w:rPr>
+              <w:t xml:space="default">19.5</w:t>
             </w:r>
           </w:p>
         </w:tc>
@@ -4009,132 +4240,55 @@
                 <w:rFonts w:ascii="Calibri" w:hAnsi="Calibri"/>
                 <w:sz w:val="20"/>
               </w:rPr>
-              <w:t xml:space="default">No</w:t>
-            </w:r>
-          </w:p>
-        </w:tc>
-        <w:tc>
-          <w:tcPr>
-            <w:tcBorders>
-              <w:top w:val="single" w:space="0" w:color="D3D3D3"/>
-              <w:bottom w:val="single" w:space="0" w:color="D3D3D3"/>
-              <w:start w:val="single" w:space="0" w:color="D3D3D3"/>
-              <w:end w:val="single" w:space="0" w:color="D3D3D3"/>
-            </w:tcBorders>
-          </w:tcPr>
-          <w:p>
-            <w:pPr>
-              <w:spacing w:before="0" w:after="60"/>
-              <w:keepNext/>
-              <w:jc w:val="end"/>
-            </w:pPr>
-            <w:r>
-              <w:rPr>
-                <w:rFonts w:ascii="Calibri" w:hAnsi="Calibri"/>
-                <w:sz w:val="20"/>
-              </w:rPr>
-              <w:t xml:space="default">121</w:t>
-            </w:r>
-          </w:p>
-        </w:tc>
-        <w:tc>
-          <w:tcPr>
-            <w:tcBorders>
-              <w:top w:val="single" w:space="0" w:color="D3D3D3"/>
-              <w:bottom w:val="single" w:space="0" w:color="D3D3D3"/>
-              <w:start w:val="single" w:space="0" w:color="D3D3D3"/>
-              <w:end w:val="single" w:space="0" w:color="D3D3D3"/>
-            </w:tcBorders>
-          </w:tcPr>
-          <w:p>
-            <w:pPr>
-              <w:spacing w:before="0" w:after="60"/>
-              <w:keepNext/>
-              <w:jc w:val="end"/>
-            </w:pPr>
-            <w:r>
-              <w:rPr>
-                <w:rFonts w:ascii="Calibri" w:hAnsi="Calibri"/>
-                <w:sz w:val="20"/>
-              </w:rPr>
-              <w:t xml:space="default">2.1</w:t>
-            </w:r>
-          </w:p>
-        </w:tc>
-      </w:tr>
-      <w:tr>
-        <w:trPr>
-          <w:cantSplit/>
-        </w:trPr>
-        <w:tc>
-          <w:tcPr>
-            <w:tcBorders>
-              <w:top w:val="single" w:space="0" w:color="D3D3D3"/>
-              <w:bottom w:val="single" w:space="0" w:color="D3D3D3"/>
-              <w:start w:val="single" w:space="0" w:color="D3D3D3"/>
-              <w:end w:val="single" w:space="0" w:color="D3D3D3"/>
-            </w:tcBorders>
-          </w:tcPr>
-          <w:p>
-            <w:pPr>
-              <w:spacing w:before="0" w:after="60"/>
-              <w:keepNext/>
-              <w:jc w:val="start"/>
-            </w:pPr>
-            <w:r>
-              <w:rPr>
-                <w:rFonts w:ascii="Calibri" w:hAnsi="Calibri"/>
-                <w:sz w:val="20"/>
-              </w:rPr>
-              <w:t xml:space="default">Unknown / not recorded</w:t>
-            </w:r>
-          </w:p>
-        </w:tc>
-        <w:tc>
-          <w:tcPr>
-            <w:tcBorders>
-              <w:top w:val="single" w:space="0" w:color="D3D3D3"/>
-              <w:bottom w:val="single" w:space="0" w:color="D3D3D3"/>
-              <w:start w:val="single" w:space="0" w:color="D3D3D3"/>
-              <w:end w:val="single" w:space="0" w:color="D3D3D3"/>
-            </w:tcBorders>
-          </w:tcPr>
-          <w:p>
-            <w:pPr>
-              <w:spacing w:before="0" w:after="60"/>
-              <w:keepNext/>
-              <w:jc w:val="end"/>
-            </w:pPr>
-            <w:r>
-              <w:rPr>
-                <w:rFonts w:ascii="Calibri" w:hAnsi="Calibri"/>
-                <w:sz w:val="20"/>
-              </w:rPr>
-              <w:t xml:space="default">5,921</w:t>
-            </w:r>
-          </w:p>
-        </w:tc>
-        <w:tc>
-          <w:tcPr>
-            <w:tcBorders>
-              <w:top w:val="single" w:space="0" w:color="D3D3D3"/>
-              <w:bottom w:val="single" w:space="0" w:color="D3D3D3"/>
-              <w:start w:val="single" w:space="0" w:color="D3D3D3"/>
-              <w:end w:val="single" w:space="0" w:color="D3D3D3"/>
-            </w:tcBorders>
-          </w:tcPr>
-          <w:p>
-            <w:pPr>
-              <w:spacing w:before="0" w:after="60"/>
-              <w:keepNext/>
-              <w:jc w:val="end"/>
-            </w:pPr>
-            <w:r>
-              <w:rPr>
-                <w:rFonts w:ascii="Calibri" w:hAnsi="Calibri"/>
-                <w:sz w:val="20"/>
-              </w:rPr>
-              <w:t xml:space="default">—</w:t>
+              <w:t xml:space="default">No Part B record (billed &lt;11 beneficiaries, or none)</w:t>
+            </w:r>
+          </w:p>
+        </w:tc>
+        <w:tc>
+          <w:tcPr>
+            <w:tcBorders>
+              <w:top w:val="single" w:space="0" w:color="D3D3D3"/>
+              <w:bottom w:val="single" w:space="0" w:color="D3D3D3"/>
+              <w:start w:val="single" w:space="0" w:color="D3D3D3"/>
+              <w:end w:val="single" w:space="0" w:color="D3D3D3"/>
+            </w:tcBorders>
+          </w:tcPr>
+          <w:p>
+            <w:pPr>
+              <w:spacing w:before="0" w:after="60"/>
+              <w:keepNext/>
+              <w:jc w:val="end"/>
+            </w:pPr>
+            <w:r>
+              <w:rPr>
+                <w:rFonts w:ascii="Calibri" w:hAnsi="Calibri"/>
+                <w:sz w:val="20"/>
+              </w:rPr>
+              <w:t xml:space="default">9,600</w:t>
+            </w:r>
+          </w:p>
+        </w:tc>
+        <w:tc>
+          <w:tcPr>
+            <w:tcBorders>
+              <w:top w:val="single" w:space="0" w:color="D3D3D3"/>
+              <w:bottom w:val="single" w:space="0" w:color="D3D3D3"/>
+              <w:start w:val="single" w:space="0" w:color="D3D3D3"/>
+              <w:end w:val="single" w:space="0" w:color="D3D3D3"/>
+            </w:tcBorders>
+          </w:tcPr>
+          <w:p>
+            <w:pPr>
+              <w:spacing w:before="0" w:after="60"/>
+              <w:keepNext/>
+              <w:jc w:val="end"/>
+            </w:pPr>
+            <w:r>
+              <w:rPr>
+                <w:rFonts w:ascii="Calibri" w:hAnsi="Calibri"/>
+                <w:sz w:val="20"/>
+              </w:rPr>
+              <w:t xml:space="default">80.5</w:t>
             </w:r>
           </w:p>
         </w:tc>
@@ -4167,6 +4321,644 @@
                 <w:sz w:val="20"/>
                 <w:b w:val="true"/>
               </w:rPr>
+              <w:t xml:space="default">Medicare Part D, any year 2013-2023</w:t>
+            </w:r>
+          </w:p>
+        </w:tc>
+      </w:tr>
+      <w:tr>
+        <w:trPr>
+          <w:cantSplit/>
+        </w:trPr>
+        <w:tc>
+          <w:tcPr>
+            <w:tcBorders>
+              <w:top w:val="single" w:space="0" w:color="D3D3D3"/>
+              <w:bottom w:val="single" w:space="0" w:color="D3D3D3"/>
+              <w:start w:val="single" w:space="0" w:color="D3D3D3"/>
+              <w:end w:val="single" w:space="0" w:color="D3D3D3"/>
+            </w:tcBorders>
+          </w:tcPr>
+          <w:p>
+            <w:pPr>
+              <w:spacing w:before="0" w:after="60"/>
+              <w:keepNext/>
+              <w:jc w:val="start"/>
+            </w:pPr>
+            <w:r>
+              <w:rPr>
+                <w:rFonts w:ascii="Calibri" w:hAnsi="Calibri"/>
+                <w:sz w:val="20"/>
+              </w:rPr>
+              <w:t xml:space="default">Prescribed under Part D in at least one year</w:t>
+            </w:r>
+          </w:p>
+        </w:tc>
+        <w:tc>
+          <w:tcPr>
+            <w:tcBorders>
+              <w:top w:val="single" w:space="0" w:color="D3D3D3"/>
+              <w:bottom w:val="single" w:space="0" w:color="D3D3D3"/>
+              <w:start w:val="single" w:space="0" w:color="D3D3D3"/>
+              <w:end w:val="single" w:space="0" w:color="D3D3D3"/>
+            </w:tcBorders>
+          </w:tcPr>
+          <w:p>
+            <w:pPr>
+              <w:spacing w:before="0" w:after="60"/>
+              <w:keepNext/>
+              <w:jc w:val="end"/>
+            </w:pPr>
+            <w:r>
+              <w:rPr>
+                <w:rFonts w:ascii="Calibri" w:hAnsi="Calibri"/>
+                <w:sz w:val="20"/>
+              </w:rPr>
+              <w:t xml:space="default">5,615</w:t>
+            </w:r>
+          </w:p>
+        </w:tc>
+        <w:tc>
+          <w:tcPr>
+            <w:tcBorders>
+              <w:top w:val="single" w:space="0" w:color="D3D3D3"/>
+              <w:bottom w:val="single" w:space="0" w:color="D3D3D3"/>
+              <w:start w:val="single" w:space="0" w:color="D3D3D3"/>
+              <w:end w:val="single" w:space="0" w:color="D3D3D3"/>
+            </w:tcBorders>
+          </w:tcPr>
+          <w:p>
+            <w:pPr>
+              <w:spacing w:before="0" w:after="60"/>
+              <w:keepNext/>
+              <w:jc w:val="end"/>
+            </w:pPr>
+            <w:r>
+              <w:rPr>
+                <w:rFonts w:ascii="Calibri" w:hAnsi="Calibri"/>
+                <w:sz w:val="20"/>
+              </w:rPr>
+              <w:t xml:space="default">47.1</w:t>
+            </w:r>
+          </w:p>
+        </w:tc>
+      </w:tr>
+      <w:tr>
+        <w:trPr>
+          <w:cantSplit/>
+        </w:trPr>
+        <w:tc>
+          <w:tcPr>
+            <w:tcBorders>
+              <w:top w:val="single" w:space="0" w:color="D3D3D3"/>
+              <w:bottom w:val="single" w:space="0" w:color="D3D3D3"/>
+              <w:start w:val="single" w:space="0" w:color="D3D3D3"/>
+              <w:end w:val="single" w:space="0" w:color="D3D3D3"/>
+            </w:tcBorders>
+          </w:tcPr>
+          <w:p>
+            <w:pPr>
+              <w:spacing w:before="0" w:after="60"/>
+              <w:keepNext/>
+              <w:jc w:val="start"/>
+            </w:pPr>
+            <w:r>
+              <w:rPr>
+                <w:rFonts w:ascii="Calibri" w:hAnsi="Calibri"/>
+                <w:sz w:val="20"/>
+              </w:rPr>
+              <w:t xml:space="default">No Part D record (billed &lt;11 beneficiaries, or none)</w:t>
+            </w:r>
+          </w:p>
+        </w:tc>
+        <w:tc>
+          <w:tcPr>
+            <w:tcBorders>
+              <w:top w:val="single" w:space="0" w:color="D3D3D3"/>
+              <w:bottom w:val="single" w:space="0" w:color="D3D3D3"/>
+              <w:start w:val="single" w:space="0" w:color="D3D3D3"/>
+              <w:end w:val="single" w:space="0" w:color="D3D3D3"/>
+            </w:tcBorders>
+          </w:tcPr>
+          <w:p>
+            <w:pPr>
+              <w:spacing w:before="0" w:after="60"/>
+              <w:keepNext/>
+              <w:jc w:val="end"/>
+            </w:pPr>
+            <w:r>
+              <w:rPr>
+                <w:rFonts w:ascii="Calibri" w:hAnsi="Calibri"/>
+                <w:sz w:val="20"/>
+              </w:rPr>
+              <w:t xml:space="default">6,305</w:t>
+            </w:r>
+          </w:p>
+        </w:tc>
+        <w:tc>
+          <w:tcPr>
+            <w:tcBorders>
+              <w:top w:val="single" w:space="0" w:color="D3D3D3"/>
+              <w:bottom w:val="single" w:space="0" w:color="D3D3D3"/>
+              <w:start w:val="single" w:space="0" w:color="D3D3D3"/>
+              <w:end w:val="single" w:space="0" w:color="D3D3D3"/>
+            </w:tcBorders>
+          </w:tcPr>
+          <w:p>
+            <w:pPr>
+              <w:spacing w:before="0" w:after="60"/>
+              <w:keepNext/>
+              <w:jc w:val="end"/>
+            </w:pPr>
+            <w:r>
+              <w:rPr>
+                <w:rFonts w:ascii="Calibri" w:hAnsi="Calibri"/>
+                <w:sz w:val="20"/>
+              </w:rPr>
+              <w:t xml:space="default">52.9</w:t>
+            </w:r>
+          </w:p>
+        </w:tc>
+      </w:tr>
+      <w:tr>
+        <w:trPr>
+          <w:cantSplit/>
+        </w:trPr>
+        <w:tc>
+          <w:tcPr>
+            <w:tcBorders>
+              <w:top w:val="single" w:sz="16" w:space="0" w:color="D3D3D3"/>
+              <w:bottom w:val="single" w:sz="16" w:space="0" w:color="D3D3D3"/>
+              <w:start w:val="single" w:space="0" w:color="D3D3D3"/>
+              <w:end w:val="single" w:space="0" w:color="D3D3D3"/>
+            </w:tcBorders>
+            <w:tcMar>
+              <w:top w:w="25" w:type="dxa"/>
+            </w:tcMar>
+            <w:gridSpan w:val="3"/>
+          </w:tcPr>
+          <w:p>
+            <w:pPr>
+              <w:spacing w:before="0" w:after="60"/>
+              <w:keepNext/>
+            </w:pPr>
+            <w:r>
+              <w:rPr>
+                <w:rFonts w:ascii="Calibri" w:hAnsi="Calibri"/>
+                <w:sz w:val="20"/>
+                <w:b w:val="true"/>
+              </w:rPr>
+              <w:t xml:space="default">Language (Healthgrades floor)</w:t>
+            </w:r>
+          </w:p>
+        </w:tc>
+      </w:tr>
+      <w:tr>
+        <w:trPr>
+          <w:cantSplit/>
+        </w:trPr>
+        <w:tc>
+          <w:tcPr>
+            <w:tcBorders>
+              <w:top w:val="single" w:space="0" w:color="D3D3D3"/>
+              <w:bottom w:val="single" w:space="0" w:color="D3D3D3"/>
+              <w:start w:val="single" w:space="0" w:color="D3D3D3"/>
+              <w:end w:val="single" w:space="0" w:color="D3D3D3"/>
+            </w:tcBorders>
+          </w:tcPr>
+          <w:p>
+            <w:pPr>
+              <w:spacing w:before="0" w:after="60"/>
+              <w:keepNext/>
+              <w:jc w:val="start"/>
+            </w:pPr>
+            <w:r>
+              <w:rPr>
+                <w:rFonts w:ascii="Calibri" w:hAnsi="Calibri"/>
+                <w:sz w:val="20"/>
+              </w:rPr>
+              <w:t xml:space="default">At least this many speak a language other than English</w:t>
+            </w:r>
+          </w:p>
+        </w:tc>
+        <w:tc>
+          <w:tcPr>
+            <w:tcBorders>
+              <w:top w:val="single" w:space="0" w:color="D3D3D3"/>
+              <w:bottom w:val="single" w:space="0" w:color="D3D3D3"/>
+              <w:start w:val="single" w:space="0" w:color="D3D3D3"/>
+              <w:end w:val="single" w:space="0" w:color="D3D3D3"/>
+            </w:tcBorders>
+          </w:tcPr>
+          <w:p>
+            <w:pPr>
+              <w:spacing w:before="0" w:after="60"/>
+              <w:keepNext/>
+              <w:jc w:val="end"/>
+            </w:pPr>
+            <w:r>
+              <w:rPr>
+                <w:rFonts w:ascii="Calibri" w:hAnsi="Calibri"/>
+                <w:sz w:val="20"/>
+              </w:rPr>
+              <w:t xml:space="default">367</w:t>
+            </w:r>
+          </w:p>
+        </w:tc>
+        <w:tc>
+          <w:tcPr>
+            <w:tcBorders>
+              <w:top w:val="single" w:space="0" w:color="D3D3D3"/>
+              <w:bottom w:val="single" w:space="0" w:color="D3D3D3"/>
+              <w:start w:val="single" w:space="0" w:color="D3D3D3"/>
+              <w:end w:val="single" w:space="0" w:color="D3D3D3"/>
+            </w:tcBorders>
+          </w:tcPr>
+          <w:p>
+            <w:pPr>
+              <w:spacing w:before="0" w:after="60"/>
+              <w:keepNext/>
+              <w:jc w:val="end"/>
+            </w:pPr>
+            <w:r>
+              <w:rPr>
+                <w:rFonts w:ascii="Calibri" w:hAnsi="Calibri"/>
+                <w:sz w:val="20"/>
+              </w:rPr>
+              <w:t xml:space="default">3.1</w:t>
+            </w:r>
+          </w:p>
+        </w:tc>
+      </w:tr>
+      <w:tr>
+        <w:trPr>
+          <w:cantSplit/>
+        </w:trPr>
+        <w:tc>
+          <w:tcPr>
+            <w:tcBorders>
+              <w:top w:val="single" w:space="0" w:color="D3D3D3"/>
+              <w:bottom w:val="single" w:space="0" w:color="D3D3D3"/>
+              <w:start w:val="single" w:space="0" w:color="D3D3D3"/>
+              <w:end w:val="single" w:space="0" w:color="D3D3D3"/>
+            </w:tcBorders>
+          </w:tcPr>
+          <w:p>
+            <w:pPr>
+              <w:spacing w:before="0" w:after="60"/>
+              <w:keepNext/>
+              <w:jc w:val="start"/>
+            </w:pPr>
+            <w:r>
+              <w:rPr>
+                <w:rFonts w:ascii="Calibri" w:hAnsi="Calibri"/>
+                <w:sz w:val="20"/>
+              </w:rPr>
+              <w:t xml:space="default">Not listed (absence is not evidence of English-only)</w:t>
+            </w:r>
+          </w:p>
+        </w:tc>
+        <w:tc>
+          <w:tcPr>
+            <w:tcBorders>
+              <w:top w:val="single" w:space="0" w:color="D3D3D3"/>
+              <w:bottom w:val="single" w:space="0" w:color="D3D3D3"/>
+              <w:start w:val="single" w:space="0" w:color="D3D3D3"/>
+              <w:end w:val="single" w:space="0" w:color="D3D3D3"/>
+            </w:tcBorders>
+          </w:tcPr>
+          <w:p>
+            <w:pPr>
+              <w:spacing w:before="0" w:after="60"/>
+              <w:keepNext/>
+              <w:jc w:val="end"/>
+            </w:pPr>
+            <w:r>
+              <w:rPr>
+                <w:rFonts w:ascii="Calibri" w:hAnsi="Calibri"/>
+                <w:sz w:val="20"/>
+              </w:rPr>
+              <w:t xml:space="default">11,441</w:t>
+            </w:r>
+          </w:p>
+        </w:tc>
+        <w:tc>
+          <w:tcPr>
+            <w:tcBorders>
+              <w:top w:val="single" w:space="0" w:color="D3D3D3"/>
+              <w:bottom w:val="single" w:space="0" w:color="D3D3D3"/>
+              <w:start w:val="single" w:space="0" w:color="D3D3D3"/>
+              <w:end w:val="single" w:space="0" w:color="D3D3D3"/>
+            </w:tcBorders>
+          </w:tcPr>
+          <w:p>
+            <w:pPr>
+              <w:spacing w:before="0" w:after="60"/>
+              <w:keepNext/>
+              <w:jc w:val="end"/>
+            </w:pPr>
+            <w:r>
+              <w:rPr>
+                <w:rFonts w:ascii="Calibri" w:hAnsi="Calibri"/>
+                <w:sz w:val="20"/>
+              </w:rPr>
+              <w:t xml:space="default">—</w:t>
+            </w:r>
+          </w:p>
+        </w:tc>
+      </w:tr>
+      <w:tr>
+        <w:trPr>
+          <w:cantSplit/>
+        </w:trPr>
+        <w:tc>
+          <w:tcPr>
+            <w:tcBorders>
+              <w:top w:val="single" w:sz="16" w:space="0" w:color="D3D3D3"/>
+              <w:bottom w:val="single" w:sz="16" w:space="0" w:color="D3D3D3"/>
+              <w:start w:val="single" w:space="0" w:color="D3D3D3"/>
+              <w:end w:val="single" w:space="0" w:color="D3D3D3"/>
+            </w:tcBorders>
+            <w:tcMar>
+              <w:top w:w="25" w:type="dxa"/>
+            </w:tcMar>
+            <w:gridSpan w:val="3"/>
+          </w:tcPr>
+          <w:p>
+            <w:pPr>
+              <w:spacing w:before="0" w:after="60"/>
+              <w:keepNext/>
+            </w:pPr>
+            <w:r>
+              <w:rPr>
+                <w:rFonts w:ascii="Calibri" w:hAnsi="Calibri"/>
+                <w:sz w:val="20"/>
+                <w:b w:val="true"/>
+              </w:rPr>
+              <w:t xml:space="default">Accepts new patients</w:t>
+            </w:r>
+          </w:p>
+        </w:tc>
+      </w:tr>
+      <w:tr>
+        <w:trPr>
+          <w:cantSplit/>
+        </w:trPr>
+        <w:tc>
+          <w:tcPr>
+            <w:tcBorders>
+              <w:top w:val="single" w:space="0" w:color="D3D3D3"/>
+              <w:bottom w:val="single" w:space="0" w:color="D3D3D3"/>
+              <w:start w:val="single" w:space="0" w:color="D3D3D3"/>
+              <w:end w:val="single" w:space="0" w:color="D3D3D3"/>
+            </w:tcBorders>
+          </w:tcPr>
+          <w:p>
+            <w:pPr>
+              <w:spacing w:before="0" w:after="60"/>
+              <w:keepNext/>
+              <w:jc w:val="start"/>
+            </w:pPr>
+            <w:r>
+              <w:rPr>
+                <w:rFonts w:ascii="Calibri" w:hAnsi="Calibri"/>
+                <w:sz w:val="20"/>
+              </w:rPr>
+              <w:t xml:space="default">Yes</w:t>
+            </w:r>
+          </w:p>
+        </w:tc>
+        <w:tc>
+          <w:tcPr>
+            <w:tcBorders>
+              <w:top w:val="single" w:space="0" w:color="D3D3D3"/>
+              <w:bottom w:val="single" w:space="0" w:color="D3D3D3"/>
+              <w:start w:val="single" w:space="0" w:color="D3D3D3"/>
+              <w:end w:val="single" w:space="0" w:color="D3D3D3"/>
+            </w:tcBorders>
+          </w:tcPr>
+          <w:p>
+            <w:pPr>
+              <w:spacing w:before="0" w:after="60"/>
+              <w:keepNext/>
+              <w:jc w:val="end"/>
+            </w:pPr>
+            <w:r>
+              <w:rPr>
+                <w:rFonts w:ascii="Calibri" w:hAnsi="Calibri"/>
+                <w:sz w:val="20"/>
+              </w:rPr>
+              <w:t xml:space="default">5,761</w:t>
+            </w:r>
+          </w:p>
+        </w:tc>
+        <w:tc>
+          <w:tcPr>
+            <w:tcBorders>
+              <w:top w:val="single" w:space="0" w:color="D3D3D3"/>
+              <w:bottom w:val="single" w:space="0" w:color="D3D3D3"/>
+              <w:start w:val="single" w:space="0" w:color="D3D3D3"/>
+              <w:end w:val="single" w:space="0" w:color="D3D3D3"/>
+            </w:tcBorders>
+          </w:tcPr>
+          <w:p>
+            <w:pPr>
+              <w:spacing w:before="0" w:after="60"/>
+              <w:keepNext/>
+              <w:jc w:val="end"/>
+            </w:pPr>
+            <w:r>
+              <w:rPr>
+                <w:rFonts w:ascii="Calibri" w:hAnsi="Calibri"/>
+                <w:sz w:val="20"/>
+              </w:rPr>
+              <w:t xml:space="default">97.9</w:t>
+            </w:r>
+          </w:p>
+        </w:tc>
+      </w:tr>
+      <w:tr>
+        <w:trPr>
+          <w:cantSplit/>
+        </w:trPr>
+        <w:tc>
+          <w:tcPr>
+            <w:tcBorders>
+              <w:top w:val="single" w:space="0" w:color="D3D3D3"/>
+              <w:bottom w:val="single" w:space="0" w:color="D3D3D3"/>
+              <w:start w:val="single" w:space="0" w:color="D3D3D3"/>
+              <w:end w:val="single" w:space="0" w:color="D3D3D3"/>
+            </w:tcBorders>
+          </w:tcPr>
+          <w:p>
+            <w:pPr>
+              <w:spacing w:before="0" w:after="60"/>
+              <w:keepNext/>
+              <w:jc w:val="start"/>
+            </w:pPr>
+            <w:r>
+              <w:rPr>
+                <w:rFonts w:ascii="Calibri" w:hAnsi="Calibri"/>
+                <w:sz w:val="20"/>
+              </w:rPr>
+              <w:t xml:space="default">No</w:t>
+            </w:r>
+          </w:p>
+        </w:tc>
+        <w:tc>
+          <w:tcPr>
+            <w:tcBorders>
+              <w:top w:val="single" w:space="0" w:color="D3D3D3"/>
+              <w:bottom w:val="single" w:space="0" w:color="D3D3D3"/>
+              <w:start w:val="single" w:space="0" w:color="D3D3D3"/>
+              <w:end w:val="single" w:space="0" w:color="D3D3D3"/>
+            </w:tcBorders>
+          </w:tcPr>
+          <w:p>
+            <w:pPr>
+              <w:spacing w:before="0" w:after="60"/>
+              <w:keepNext/>
+              <w:jc w:val="end"/>
+            </w:pPr>
+            <w:r>
+              <w:rPr>
+                <w:rFonts w:ascii="Calibri" w:hAnsi="Calibri"/>
+                <w:sz w:val="20"/>
+              </w:rPr>
+              <w:t xml:space="default">121</w:t>
+            </w:r>
+          </w:p>
+        </w:tc>
+        <w:tc>
+          <w:tcPr>
+            <w:tcBorders>
+              <w:top w:val="single" w:space="0" w:color="D3D3D3"/>
+              <w:bottom w:val="single" w:space="0" w:color="D3D3D3"/>
+              <w:start w:val="single" w:space="0" w:color="D3D3D3"/>
+              <w:end w:val="single" w:space="0" w:color="D3D3D3"/>
+            </w:tcBorders>
+          </w:tcPr>
+          <w:p>
+            <w:pPr>
+              <w:spacing w:before="0" w:after="60"/>
+              <w:keepNext/>
+              <w:jc w:val="end"/>
+            </w:pPr>
+            <w:r>
+              <w:rPr>
+                <w:rFonts w:ascii="Calibri" w:hAnsi="Calibri"/>
+                <w:sz w:val="20"/>
+              </w:rPr>
+              <w:t xml:space="default">2.1</w:t>
+            </w:r>
+          </w:p>
+        </w:tc>
+      </w:tr>
+      <w:tr>
+        <w:trPr>
+          <w:cantSplit/>
+        </w:trPr>
+        <w:tc>
+          <w:tcPr>
+            <w:tcBorders>
+              <w:top w:val="single" w:space="0" w:color="D3D3D3"/>
+              <w:bottom w:val="single" w:space="0" w:color="D3D3D3"/>
+              <w:start w:val="single" w:space="0" w:color="D3D3D3"/>
+              <w:end w:val="single" w:space="0" w:color="D3D3D3"/>
+            </w:tcBorders>
+          </w:tcPr>
+          <w:p>
+            <w:pPr>
+              <w:spacing w:before="0" w:after="60"/>
+              <w:keepNext/>
+              <w:jc w:val="start"/>
+            </w:pPr>
+            <w:r>
+              <w:rPr>
+                <w:rFonts w:ascii="Calibri" w:hAnsi="Calibri"/>
+                <w:sz w:val="20"/>
+              </w:rPr>
+              <w:t xml:space="default">Unknown / not recorded</w:t>
+            </w:r>
+          </w:p>
+        </w:tc>
+        <w:tc>
+          <w:tcPr>
+            <w:tcBorders>
+              <w:top w:val="single" w:space="0" w:color="D3D3D3"/>
+              <w:bottom w:val="single" w:space="0" w:color="D3D3D3"/>
+              <w:start w:val="single" w:space="0" w:color="D3D3D3"/>
+              <w:end w:val="single" w:space="0" w:color="D3D3D3"/>
+            </w:tcBorders>
+          </w:tcPr>
+          <w:p>
+            <w:pPr>
+              <w:spacing w:before="0" w:after="60"/>
+              <w:keepNext/>
+              <w:jc w:val="end"/>
+            </w:pPr>
+            <w:r>
+              <w:rPr>
+                <w:rFonts w:ascii="Calibri" w:hAnsi="Calibri"/>
+                <w:sz w:val="20"/>
+              </w:rPr>
+              <w:t xml:space="default">5,926</w:t>
+            </w:r>
+          </w:p>
+        </w:tc>
+        <w:tc>
+          <w:tcPr>
+            <w:tcBorders>
+              <w:top w:val="single" w:space="0" w:color="D3D3D3"/>
+              <w:bottom w:val="single" w:space="0" w:color="D3D3D3"/>
+              <w:start w:val="single" w:space="0" w:color="D3D3D3"/>
+              <w:end w:val="single" w:space="0" w:color="D3D3D3"/>
+            </w:tcBorders>
+          </w:tcPr>
+          <w:p>
+            <w:pPr>
+              <w:spacing w:before="0" w:after="60"/>
+              <w:keepNext/>
+              <w:jc w:val="end"/>
+            </w:pPr>
+            <w:r>
+              <w:rPr>
+                <w:rFonts w:ascii="Calibri" w:hAnsi="Calibri"/>
+                <w:sz w:val="20"/>
+              </w:rPr>
+              <w:t xml:space="default">—</w:t>
+            </w:r>
+          </w:p>
+        </w:tc>
+      </w:tr>
+      <w:tr>
+        <w:trPr>
+          <w:cantSplit/>
+        </w:trPr>
+        <w:tc>
+          <w:tcPr>
+            <w:tcBorders>
+              <w:top w:val="single" w:sz="16" w:space="0" w:color="D3D3D3"/>
+              <w:bottom w:val="single" w:sz="16" w:space="0" w:color="D3D3D3"/>
+              <w:start w:val="single" w:space="0" w:color="D3D3D3"/>
+              <w:end w:val="single" w:space="0" w:color="D3D3D3"/>
+            </w:tcBorders>
+            <w:tcMar>
+              <w:top w:w="25" w:type="dxa"/>
+            </w:tcMar>
+            <w:gridSpan w:val="3"/>
+          </w:tcPr>
+          <w:p>
+            <w:pPr>
+              <w:spacing w:before="0" w:after="60"/>
+              <w:keepNext/>
+            </w:pPr>
+            <w:r>
+              <w:rPr>
+                <w:rFonts w:ascii="Calibri" w:hAnsi="Calibri"/>
+                <w:sz w:val="20"/>
+                <w:b w:val="true"/>
+              </w:rPr>
               <w:t xml:space="default">Offers telehealth</w:t>
             </w:r>
           </w:p>
@@ -4220,7 +5012,7 @@
                 <w:rFonts w:ascii="Calibri" w:hAnsi="Calibri"/>
                 <w:sz w:val="20"/>
               </w:rPr>
-              <w:t xml:space="default">4,934</w:t>
+              <w:t xml:space="default">4,936</w:t>
             </w:r>
           </w:p>
         </w:tc>
@@ -4374,7 +5166,7 @@
                 <w:rFonts w:ascii="Calibri" w:hAnsi="Calibri"/>
                 <w:sz w:val="20"/>
               </w:rPr>
-              <w:t xml:space="default">5,921</w:t>
+              <w:t xml:space="default">5,926</w:t>
             </w:r>
           </w:p>
         </w:tc>

--- a/docs/table1_midwives_gt.docx
+++ b/docs/table1_midwives_gt.docx
@@ -66,7 +66,7 @@
           <w:sz w:val="20"/>
           <w:color w:val="333333"/>
         </w:rPr>
-        <w:t xml:space="default">11,920 ACTIVE primary-linked midwives · built 2026-08-10 19:29:27</w:t>
+        <w:t xml:space="default">11,920 ACTIVE primary-linked midwives · built 2026-08-10 20:01:23</w:t>
       </w:r>
     </w:p>
     <w:tbl xmlns:w="http://schemas.openxmlformats.org/wordprocessingml/2006/main" xmlns:wp="http://schemas.openxmlformats.org/drawingml/2006/wordprocessingDrawing" xmlns:r="http://schemas.openxmlformats.org/officeDocument/2006/relationships" xmlns:w14="http://schemas.microsoft.com/office/word/2010/wordml">
@@ -3660,6 +3660,1260 @@
                 <w:sz w:val="20"/>
               </w:rPr>
               <w:t xml:space="default">201</w:t>
+            </w:r>
+          </w:p>
+        </w:tc>
+        <w:tc>
+          <w:tcPr>
+            <w:tcBorders>
+              <w:top w:val="single" w:space="0" w:color="D3D3D3"/>
+              <w:bottom w:val="single" w:space="0" w:color="D3D3D3"/>
+              <w:start w:val="single" w:space="0" w:color="D3D3D3"/>
+              <w:end w:val="single" w:space="0" w:color="D3D3D3"/>
+            </w:tcBorders>
+          </w:tcPr>
+          <w:p>
+            <w:pPr>
+              <w:spacing w:before="0" w:after="60"/>
+              <w:keepNext/>
+              <w:jc w:val="end"/>
+            </w:pPr>
+            <w:r>
+              <w:rPr>
+                <w:rFonts w:ascii="Calibri" w:hAnsi="Calibri"/>
+                <w:sz w:val="20"/>
+              </w:rPr>
+              <w:t xml:space="default">—</w:t>
+            </w:r>
+          </w:p>
+        </w:tc>
+      </w:tr>
+      <w:tr>
+        <w:trPr>
+          <w:cantSplit/>
+        </w:trPr>
+        <w:tc>
+          <w:tcPr>
+            <w:tcBorders>
+              <w:top w:val="single" w:sz="16" w:space="0" w:color="D3D3D3"/>
+              <w:bottom w:val="single" w:sz="16" w:space="0" w:color="D3D3D3"/>
+              <w:start w:val="single" w:space="0" w:color="D3D3D3"/>
+              <w:end w:val="single" w:space="0" w:color="D3D3D3"/>
+            </w:tcBorders>
+            <w:tcMar>
+              <w:top w:w="25" w:type="dxa"/>
+            </w:tcMar>
+            <w:gridSpan w:val="3"/>
+          </w:tcPr>
+          <w:p>
+            <w:pPr>
+              <w:spacing w:before="0" w:after="60"/>
+              <w:keepNext/>
+            </w:pPr>
+            <w:r>
+              <w:rPr>
+                <w:rFonts w:ascii="Calibri" w:hAnsi="Calibri"/>
+                <w:sz w:val="20"/>
+                <w:b w:val="true"/>
+              </w:rPr>
+              <w:t xml:space="default">Medicare practice group size (CMS DAC)</w:t>
+            </w:r>
+          </w:p>
+        </w:tc>
+      </w:tr>
+      <w:tr>
+        <w:trPr>
+          <w:cantSplit/>
+        </w:trPr>
+        <w:tc>
+          <w:tcPr>
+            <w:tcBorders>
+              <w:top w:val="single" w:space="0" w:color="D3D3D3"/>
+              <w:bottom w:val="single" w:space="0" w:color="D3D3D3"/>
+              <w:start w:val="single" w:space="0" w:color="D3D3D3"/>
+              <w:end w:val="single" w:space="0" w:color="D3D3D3"/>
+            </w:tcBorders>
+          </w:tcPr>
+          <w:p>
+            <w:pPr>
+              <w:spacing w:before="0" w:after="60"/>
+              <w:keepNext/>
+              <w:jc w:val="start"/>
+            </w:pPr>
+            <w:r>
+              <w:rPr>
+                <w:rFonts w:ascii="Calibri" w:hAnsi="Calibri"/>
+                <w:sz w:val="20"/>
+              </w:rPr>
+              <w:t xml:space="default">No group affiliation (solo)</w:t>
+            </w:r>
+          </w:p>
+        </w:tc>
+        <w:tc>
+          <w:tcPr>
+            <w:tcBorders>
+              <w:top w:val="single" w:space="0" w:color="D3D3D3"/>
+              <w:bottom w:val="single" w:space="0" w:color="D3D3D3"/>
+              <w:start w:val="single" w:space="0" w:color="D3D3D3"/>
+              <w:end w:val="single" w:space="0" w:color="D3D3D3"/>
+            </w:tcBorders>
+          </w:tcPr>
+          <w:p>
+            <w:pPr>
+              <w:spacing w:before="0" w:after="60"/>
+              <w:keepNext/>
+              <w:jc w:val="end"/>
+            </w:pPr>
+            <w:r>
+              <w:rPr>
+                <w:rFonts w:ascii="Calibri" w:hAnsi="Calibri"/>
+                <w:sz w:val="20"/>
+              </w:rPr>
+              <w:t xml:space="default">498</w:t>
+            </w:r>
+          </w:p>
+        </w:tc>
+        <w:tc>
+          <w:tcPr>
+            <w:tcBorders>
+              <w:top w:val="single" w:space="0" w:color="D3D3D3"/>
+              <w:bottom w:val="single" w:space="0" w:color="D3D3D3"/>
+              <w:start w:val="single" w:space="0" w:color="D3D3D3"/>
+              <w:end w:val="single" w:space="0" w:color="D3D3D3"/>
+            </w:tcBorders>
+          </w:tcPr>
+          <w:p>
+            <w:pPr>
+              <w:spacing w:before="0" w:after="60"/>
+              <w:keepNext/>
+              <w:jc w:val="end"/>
+            </w:pPr>
+            <w:r>
+              <w:rPr>
+                <w:rFonts w:ascii="Calibri" w:hAnsi="Calibri"/>
+                <w:sz w:val="20"/>
+              </w:rPr>
+              <w:t xml:space="default">10.2</w:t>
+            </w:r>
+          </w:p>
+        </w:tc>
+      </w:tr>
+      <w:tr>
+        <w:trPr>
+          <w:cantSplit/>
+        </w:trPr>
+        <w:tc>
+          <w:tcPr>
+            <w:tcBorders>
+              <w:top w:val="single" w:space="0" w:color="D3D3D3"/>
+              <w:bottom w:val="single" w:space="0" w:color="D3D3D3"/>
+              <w:start w:val="single" w:space="0" w:color="D3D3D3"/>
+              <w:end w:val="single" w:space="0" w:color="D3D3D3"/>
+            </w:tcBorders>
+          </w:tcPr>
+          <w:p>
+            <w:pPr>
+              <w:spacing w:before="0" w:after="60"/>
+              <w:keepNext/>
+              <w:jc w:val="start"/>
+            </w:pPr>
+            <w:r>
+              <w:rPr>
+                <w:rFonts w:ascii="Calibri" w:hAnsi="Calibri"/>
+                <w:sz w:val="20"/>
+              </w:rPr>
+              <w:t xml:space="default">2-9 clinicians</w:t>
+            </w:r>
+          </w:p>
+        </w:tc>
+        <w:tc>
+          <w:tcPr>
+            <w:tcBorders>
+              <w:top w:val="single" w:space="0" w:color="D3D3D3"/>
+              <w:bottom w:val="single" w:space="0" w:color="D3D3D3"/>
+              <w:start w:val="single" w:space="0" w:color="D3D3D3"/>
+              <w:end w:val="single" w:space="0" w:color="D3D3D3"/>
+            </w:tcBorders>
+          </w:tcPr>
+          <w:p>
+            <w:pPr>
+              <w:spacing w:before="0" w:after="60"/>
+              <w:keepNext/>
+              <w:jc w:val="end"/>
+            </w:pPr>
+            <w:r>
+              <w:rPr>
+                <w:rFonts w:ascii="Calibri" w:hAnsi="Calibri"/>
+                <w:sz w:val="20"/>
+              </w:rPr>
+              <w:t xml:space="default">158</w:t>
+            </w:r>
+          </w:p>
+        </w:tc>
+        <w:tc>
+          <w:tcPr>
+            <w:tcBorders>
+              <w:top w:val="single" w:space="0" w:color="D3D3D3"/>
+              <w:bottom w:val="single" w:space="0" w:color="D3D3D3"/>
+              <w:start w:val="single" w:space="0" w:color="D3D3D3"/>
+              <w:end w:val="single" w:space="0" w:color="D3D3D3"/>
+            </w:tcBorders>
+          </w:tcPr>
+          <w:p>
+            <w:pPr>
+              <w:spacing w:before="0" w:after="60"/>
+              <w:keepNext/>
+              <w:jc w:val="end"/>
+            </w:pPr>
+            <w:r>
+              <w:rPr>
+                <w:rFonts w:ascii="Calibri" w:hAnsi="Calibri"/>
+                <w:sz w:val="20"/>
+              </w:rPr>
+              <w:t xml:space="default">3.2</w:t>
+            </w:r>
+          </w:p>
+        </w:tc>
+      </w:tr>
+      <w:tr>
+        <w:trPr>
+          <w:cantSplit/>
+        </w:trPr>
+        <w:tc>
+          <w:tcPr>
+            <w:tcBorders>
+              <w:top w:val="single" w:space="0" w:color="D3D3D3"/>
+              <w:bottom w:val="single" w:space="0" w:color="D3D3D3"/>
+              <w:start w:val="single" w:space="0" w:color="D3D3D3"/>
+              <w:end w:val="single" w:space="0" w:color="D3D3D3"/>
+            </w:tcBorders>
+          </w:tcPr>
+          <w:p>
+            <w:pPr>
+              <w:spacing w:before="0" w:after="60"/>
+              <w:keepNext/>
+              <w:jc w:val="start"/>
+            </w:pPr>
+            <w:r>
+              <w:rPr>
+                <w:rFonts w:ascii="Calibri" w:hAnsi="Calibri"/>
+                <w:sz w:val="20"/>
+              </w:rPr>
+              <w:t xml:space="default">10-49 clinicians</w:t>
+            </w:r>
+          </w:p>
+        </w:tc>
+        <w:tc>
+          <w:tcPr>
+            <w:tcBorders>
+              <w:top w:val="single" w:space="0" w:color="D3D3D3"/>
+              <w:bottom w:val="single" w:space="0" w:color="D3D3D3"/>
+              <w:start w:val="single" w:space="0" w:color="D3D3D3"/>
+              <w:end w:val="single" w:space="0" w:color="D3D3D3"/>
+            </w:tcBorders>
+          </w:tcPr>
+          <w:p>
+            <w:pPr>
+              <w:spacing w:before="0" w:after="60"/>
+              <w:keepNext/>
+              <w:jc w:val="end"/>
+            </w:pPr>
+            <w:r>
+              <w:rPr>
+                <w:rFonts w:ascii="Calibri" w:hAnsi="Calibri"/>
+                <w:sz w:val="20"/>
+              </w:rPr>
+              <w:t xml:space="default">519</w:t>
+            </w:r>
+          </w:p>
+        </w:tc>
+        <w:tc>
+          <w:tcPr>
+            <w:tcBorders>
+              <w:top w:val="single" w:space="0" w:color="D3D3D3"/>
+              <w:bottom w:val="single" w:space="0" w:color="D3D3D3"/>
+              <w:start w:val="single" w:space="0" w:color="D3D3D3"/>
+              <w:end w:val="single" w:space="0" w:color="D3D3D3"/>
+            </w:tcBorders>
+          </w:tcPr>
+          <w:p>
+            <w:pPr>
+              <w:spacing w:before="0" w:after="60"/>
+              <w:keepNext/>
+              <w:jc w:val="end"/>
+            </w:pPr>
+            <w:r>
+              <w:rPr>
+                <w:rFonts w:ascii="Calibri" w:hAnsi="Calibri"/>
+                <w:sz w:val="20"/>
+              </w:rPr>
+              <w:t xml:space="default">10.7</w:t>
+            </w:r>
+          </w:p>
+        </w:tc>
+      </w:tr>
+      <w:tr>
+        <w:trPr>
+          <w:cantSplit/>
+        </w:trPr>
+        <w:tc>
+          <w:tcPr>
+            <w:tcBorders>
+              <w:top w:val="single" w:space="0" w:color="D3D3D3"/>
+              <w:bottom w:val="single" w:space="0" w:color="D3D3D3"/>
+              <w:start w:val="single" w:space="0" w:color="D3D3D3"/>
+              <w:end w:val="single" w:space="0" w:color="D3D3D3"/>
+            </w:tcBorders>
+          </w:tcPr>
+          <w:p>
+            <w:pPr>
+              <w:spacing w:before="0" w:after="60"/>
+              <w:keepNext/>
+              <w:jc w:val="start"/>
+            </w:pPr>
+            <w:r>
+              <w:rPr>
+                <w:rFonts w:ascii="Calibri" w:hAnsi="Calibri"/>
+                <w:sz w:val="20"/>
+              </w:rPr>
+              <w:t xml:space="default">50-249 clinicians</w:t>
+            </w:r>
+          </w:p>
+        </w:tc>
+        <w:tc>
+          <w:tcPr>
+            <w:tcBorders>
+              <w:top w:val="single" w:space="0" w:color="D3D3D3"/>
+              <w:bottom w:val="single" w:space="0" w:color="D3D3D3"/>
+              <w:start w:val="single" w:space="0" w:color="D3D3D3"/>
+              <w:end w:val="single" w:space="0" w:color="D3D3D3"/>
+            </w:tcBorders>
+          </w:tcPr>
+          <w:p>
+            <w:pPr>
+              <w:spacing w:before="0" w:after="60"/>
+              <w:keepNext/>
+              <w:jc w:val="end"/>
+            </w:pPr>
+            <w:r>
+              <w:rPr>
+                <w:rFonts w:ascii="Calibri" w:hAnsi="Calibri"/>
+                <w:sz w:val="20"/>
+              </w:rPr>
+              <w:t xml:space="default">1,096</w:t>
+            </w:r>
+          </w:p>
+        </w:tc>
+        <w:tc>
+          <w:tcPr>
+            <w:tcBorders>
+              <w:top w:val="single" w:space="0" w:color="D3D3D3"/>
+              <w:bottom w:val="single" w:space="0" w:color="D3D3D3"/>
+              <w:start w:val="single" w:space="0" w:color="D3D3D3"/>
+              <w:end w:val="single" w:space="0" w:color="D3D3D3"/>
+            </w:tcBorders>
+          </w:tcPr>
+          <w:p>
+            <w:pPr>
+              <w:spacing w:before="0" w:after="60"/>
+              <w:keepNext/>
+              <w:jc w:val="end"/>
+            </w:pPr>
+            <w:r>
+              <w:rPr>
+                <w:rFonts w:ascii="Calibri" w:hAnsi="Calibri"/>
+                <w:sz w:val="20"/>
+              </w:rPr>
+              <w:t xml:space="default">22.5</w:t>
+            </w:r>
+          </w:p>
+        </w:tc>
+      </w:tr>
+      <w:tr>
+        <w:trPr>
+          <w:cantSplit/>
+        </w:trPr>
+        <w:tc>
+          <w:tcPr>
+            <w:tcBorders>
+              <w:top w:val="single" w:space="0" w:color="D3D3D3"/>
+              <w:bottom w:val="single" w:space="0" w:color="D3D3D3"/>
+              <w:start w:val="single" w:space="0" w:color="D3D3D3"/>
+              <w:end w:val="single" w:space="0" w:color="D3D3D3"/>
+            </w:tcBorders>
+          </w:tcPr>
+          <w:p>
+            <w:pPr>
+              <w:spacing w:before="0" w:after="60"/>
+              <w:keepNext/>
+              <w:jc w:val="start"/>
+            </w:pPr>
+            <w:r>
+              <w:rPr>
+                <w:rFonts w:ascii="Calibri" w:hAnsi="Calibri"/>
+                <w:sz w:val="20"/>
+              </w:rPr>
+              <w:t xml:space="default">250-999 clinicians</w:t>
+            </w:r>
+          </w:p>
+        </w:tc>
+        <w:tc>
+          <w:tcPr>
+            <w:tcBorders>
+              <w:top w:val="single" w:space="0" w:color="D3D3D3"/>
+              <w:bottom w:val="single" w:space="0" w:color="D3D3D3"/>
+              <w:start w:val="single" w:space="0" w:color="D3D3D3"/>
+              <w:end w:val="single" w:space="0" w:color="D3D3D3"/>
+            </w:tcBorders>
+          </w:tcPr>
+          <w:p>
+            <w:pPr>
+              <w:spacing w:before="0" w:after="60"/>
+              <w:keepNext/>
+              <w:jc w:val="end"/>
+            </w:pPr>
+            <w:r>
+              <w:rPr>
+                <w:rFonts w:ascii="Calibri" w:hAnsi="Calibri"/>
+                <w:sz w:val="20"/>
+              </w:rPr>
+              <w:t xml:space="default">1,316</w:t>
+            </w:r>
+          </w:p>
+        </w:tc>
+        <w:tc>
+          <w:tcPr>
+            <w:tcBorders>
+              <w:top w:val="single" w:space="0" w:color="D3D3D3"/>
+              <w:bottom w:val="single" w:space="0" w:color="D3D3D3"/>
+              <w:start w:val="single" w:space="0" w:color="D3D3D3"/>
+              <w:end w:val="single" w:space="0" w:color="D3D3D3"/>
+            </w:tcBorders>
+          </w:tcPr>
+          <w:p>
+            <w:pPr>
+              <w:spacing w:before="0" w:after="60"/>
+              <w:keepNext/>
+              <w:jc w:val="end"/>
+            </w:pPr>
+            <w:r>
+              <w:rPr>
+                <w:rFonts w:ascii="Calibri" w:hAnsi="Calibri"/>
+                <w:sz w:val="20"/>
+              </w:rPr>
+              <w:t xml:space="default">27.0</w:t>
+            </w:r>
+          </w:p>
+        </w:tc>
+      </w:tr>
+      <w:tr>
+        <w:trPr>
+          <w:cantSplit/>
+        </w:trPr>
+        <w:tc>
+          <w:tcPr>
+            <w:tcBorders>
+              <w:top w:val="single" w:space="0" w:color="D3D3D3"/>
+              <w:bottom w:val="single" w:space="0" w:color="D3D3D3"/>
+              <w:start w:val="single" w:space="0" w:color="D3D3D3"/>
+              <w:end w:val="single" w:space="0" w:color="D3D3D3"/>
+            </w:tcBorders>
+          </w:tcPr>
+          <w:p>
+            <w:pPr>
+              <w:spacing w:before="0" w:after="60"/>
+              <w:keepNext/>
+              <w:jc w:val="start"/>
+            </w:pPr>
+            <w:r>
+              <w:rPr>
+                <w:rFonts w:ascii="Calibri" w:hAnsi="Calibri"/>
+                <w:sz w:val="20"/>
+              </w:rPr>
+              <w:t xml:space="default">&gt;=1,000 clinicians</w:t>
+            </w:r>
+          </w:p>
+        </w:tc>
+        <w:tc>
+          <w:tcPr>
+            <w:tcBorders>
+              <w:top w:val="single" w:space="0" w:color="D3D3D3"/>
+              <w:bottom w:val="single" w:space="0" w:color="D3D3D3"/>
+              <w:start w:val="single" w:space="0" w:color="D3D3D3"/>
+              <w:end w:val="single" w:space="0" w:color="D3D3D3"/>
+            </w:tcBorders>
+          </w:tcPr>
+          <w:p>
+            <w:pPr>
+              <w:spacing w:before="0" w:after="60"/>
+              <w:keepNext/>
+              <w:jc w:val="end"/>
+            </w:pPr>
+            <w:r>
+              <w:rPr>
+                <w:rFonts w:ascii="Calibri" w:hAnsi="Calibri"/>
+                <w:sz w:val="20"/>
+              </w:rPr>
+              <w:t xml:space="default">1,283</w:t>
+            </w:r>
+          </w:p>
+        </w:tc>
+        <w:tc>
+          <w:tcPr>
+            <w:tcBorders>
+              <w:top w:val="single" w:space="0" w:color="D3D3D3"/>
+              <w:bottom w:val="single" w:space="0" w:color="D3D3D3"/>
+              <w:start w:val="single" w:space="0" w:color="D3D3D3"/>
+              <w:end w:val="single" w:space="0" w:color="D3D3D3"/>
+            </w:tcBorders>
+          </w:tcPr>
+          <w:p>
+            <w:pPr>
+              <w:spacing w:before="0" w:after="60"/>
+              <w:keepNext/>
+              <w:jc w:val="end"/>
+            </w:pPr>
+            <w:r>
+              <w:rPr>
+                <w:rFonts w:ascii="Calibri" w:hAnsi="Calibri"/>
+                <w:sz w:val="20"/>
+              </w:rPr>
+              <w:t xml:space="default">26.3</w:t>
+            </w:r>
+          </w:p>
+        </w:tc>
+      </w:tr>
+      <w:tr>
+        <w:trPr>
+          <w:cantSplit/>
+        </w:trPr>
+        <w:tc>
+          <w:tcPr>
+            <w:tcBorders>
+              <w:top w:val="single" w:space="0" w:color="D3D3D3"/>
+              <w:bottom w:val="single" w:space="0" w:color="D3D3D3"/>
+              <w:start w:val="single" w:space="0" w:color="D3D3D3"/>
+              <w:end w:val="single" w:space="0" w:color="D3D3D3"/>
+            </w:tcBorders>
+          </w:tcPr>
+          <w:p>
+            <w:pPr>
+              <w:spacing w:before="0" w:after="60"/>
+              <w:keepNext/>
+              <w:jc w:val="start"/>
+            </w:pPr>
+            <w:r>
+              <w:rPr>
+                <w:rFonts w:ascii="Calibri" w:hAnsi="Calibri"/>
+                <w:sz w:val="20"/>
+              </w:rPr>
+              <w:t xml:space="default">Unknown / not recorded</w:t>
+            </w:r>
+          </w:p>
+        </w:tc>
+        <w:tc>
+          <w:tcPr>
+            <w:tcBorders>
+              <w:top w:val="single" w:space="0" w:color="D3D3D3"/>
+              <w:bottom w:val="single" w:space="0" w:color="D3D3D3"/>
+              <w:start w:val="single" w:space="0" w:color="D3D3D3"/>
+              <w:end w:val="single" w:space="0" w:color="D3D3D3"/>
+            </w:tcBorders>
+          </w:tcPr>
+          <w:p>
+            <w:pPr>
+              <w:spacing w:before="0" w:after="60"/>
+              <w:keepNext/>
+              <w:jc w:val="end"/>
+            </w:pPr>
+            <w:r>
+              <w:rPr>
+                <w:rFonts w:ascii="Calibri" w:hAnsi="Calibri"/>
+                <w:sz w:val="20"/>
+              </w:rPr>
+              <w:t xml:space="default">7,050</w:t>
+            </w:r>
+          </w:p>
+        </w:tc>
+        <w:tc>
+          <w:tcPr>
+            <w:tcBorders>
+              <w:top w:val="single" w:space="0" w:color="D3D3D3"/>
+              <w:bottom w:val="single" w:space="0" w:color="D3D3D3"/>
+              <w:start w:val="single" w:space="0" w:color="D3D3D3"/>
+              <w:end w:val="single" w:space="0" w:color="D3D3D3"/>
+            </w:tcBorders>
+          </w:tcPr>
+          <w:p>
+            <w:pPr>
+              <w:spacing w:before="0" w:after="60"/>
+              <w:keepNext/>
+              <w:jc w:val="end"/>
+            </w:pPr>
+            <w:r>
+              <w:rPr>
+                <w:rFonts w:ascii="Calibri" w:hAnsi="Calibri"/>
+                <w:sz w:val="20"/>
+              </w:rPr>
+              <w:t xml:space="default">—</w:t>
+            </w:r>
+          </w:p>
+        </w:tc>
+      </w:tr>
+      <w:tr>
+        <w:trPr>
+          <w:cantSplit/>
+        </w:trPr>
+        <w:tc>
+          <w:tcPr>
+            <w:tcBorders>
+              <w:top w:val="single" w:sz="16" w:space="0" w:color="D3D3D3"/>
+              <w:bottom w:val="single" w:sz="16" w:space="0" w:color="D3D3D3"/>
+              <w:start w:val="single" w:space="0" w:color="D3D3D3"/>
+              <w:end w:val="single" w:space="0" w:color="D3D3D3"/>
+            </w:tcBorders>
+            <w:tcMar>
+              <w:top w:w="25" w:type="dxa"/>
+            </w:tcMar>
+            <w:gridSpan w:val="3"/>
+          </w:tcPr>
+          <w:p>
+            <w:pPr>
+              <w:spacing w:before="0" w:after="60"/>
+              <w:keepNext/>
+            </w:pPr>
+            <w:r>
+              <w:rPr>
+                <w:rFonts w:ascii="Calibri" w:hAnsi="Calibri"/>
+                <w:sz w:val="20"/>
+                <w:b w:val="true"/>
+              </w:rPr>
+              <w:t xml:space="default">Number of practice locations (CMS DAC)</w:t>
+            </w:r>
+          </w:p>
+        </w:tc>
+      </w:tr>
+      <w:tr>
+        <w:trPr>
+          <w:cantSplit/>
+        </w:trPr>
+        <w:tc>
+          <w:tcPr>
+            <w:tcBorders>
+              <w:top w:val="single" w:space="0" w:color="D3D3D3"/>
+              <w:bottom w:val="single" w:space="0" w:color="D3D3D3"/>
+              <w:start w:val="single" w:space="0" w:color="D3D3D3"/>
+              <w:end w:val="single" w:space="0" w:color="D3D3D3"/>
+            </w:tcBorders>
+          </w:tcPr>
+          <w:p>
+            <w:pPr>
+              <w:spacing w:before="0" w:after="60"/>
+              <w:keepNext/>
+              <w:jc w:val="start"/>
+            </w:pPr>
+            <w:r>
+              <w:rPr>
+                <w:rFonts w:ascii="Calibri" w:hAnsi="Calibri"/>
+                <w:sz w:val="20"/>
+              </w:rPr>
+              <w:t xml:space="default">1 location</w:t>
+            </w:r>
+          </w:p>
+        </w:tc>
+        <w:tc>
+          <w:tcPr>
+            <w:tcBorders>
+              <w:top w:val="single" w:space="0" w:color="D3D3D3"/>
+              <w:bottom w:val="single" w:space="0" w:color="D3D3D3"/>
+              <w:start w:val="single" w:space="0" w:color="D3D3D3"/>
+              <w:end w:val="single" w:space="0" w:color="D3D3D3"/>
+            </w:tcBorders>
+          </w:tcPr>
+          <w:p>
+            <w:pPr>
+              <w:spacing w:before="0" w:after="60"/>
+              <w:keepNext/>
+              <w:jc w:val="end"/>
+            </w:pPr>
+            <w:r>
+              <w:rPr>
+                <w:rFonts w:ascii="Calibri" w:hAnsi="Calibri"/>
+                <w:sz w:val="20"/>
+              </w:rPr>
+              <w:t xml:space="default">3,300</w:t>
+            </w:r>
+          </w:p>
+        </w:tc>
+        <w:tc>
+          <w:tcPr>
+            <w:tcBorders>
+              <w:top w:val="single" w:space="0" w:color="D3D3D3"/>
+              <w:bottom w:val="single" w:space="0" w:color="D3D3D3"/>
+              <w:start w:val="single" w:space="0" w:color="D3D3D3"/>
+              <w:end w:val="single" w:space="0" w:color="D3D3D3"/>
+            </w:tcBorders>
+          </w:tcPr>
+          <w:p>
+            <w:pPr>
+              <w:spacing w:before="0" w:after="60"/>
+              <w:keepNext/>
+              <w:jc w:val="end"/>
+            </w:pPr>
+            <w:r>
+              <w:rPr>
+                <w:rFonts w:ascii="Calibri" w:hAnsi="Calibri"/>
+                <w:sz w:val="20"/>
+              </w:rPr>
+              <w:t xml:space="default">67.8</w:t>
+            </w:r>
+          </w:p>
+        </w:tc>
+      </w:tr>
+      <w:tr>
+        <w:trPr>
+          <w:cantSplit/>
+        </w:trPr>
+        <w:tc>
+          <w:tcPr>
+            <w:tcBorders>
+              <w:top w:val="single" w:space="0" w:color="D3D3D3"/>
+              <w:bottom w:val="single" w:space="0" w:color="D3D3D3"/>
+              <w:start w:val="single" w:space="0" w:color="D3D3D3"/>
+              <w:end w:val="single" w:space="0" w:color="D3D3D3"/>
+            </w:tcBorders>
+          </w:tcPr>
+          <w:p>
+            <w:pPr>
+              <w:spacing w:before="0" w:after="60"/>
+              <w:keepNext/>
+              <w:jc w:val="start"/>
+            </w:pPr>
+            <w:r>
+              <w:rPr>
+                <w:rFonts w:ascii="Calibri" w:hAnsi="Calibri"/>
+                <w:sz w:val="20"/>
+              </w:rPr>
+              <w:t xml:space="default">2 locations</w:t>
+            </w:r>
+          </w:p>
+        </w:tc>
+        <w:tc>
+          <w:tcPr>
+            <w:tcBorders>
+              <w:top w:val="single" w:space="0" w:color="D3D3D3"/>
+              <w:bottom w:val="single" w:space="0" w:color="D3D3D3"/>
+              <w:start w:val="single" w:space="0" w:color="D3D3D3"/>
+              <w:end w:val="single" w:space="0" w:color="D3D3D3"/>
+            </w:tcBorders>
+          </w:tcPr>
+          <w:p>
+            <w:pPr>
+              <w:spacing w:before="0" w:after="60"/>
+              <w:keepNext/>
+              <w:jc w:val="end"/>
+            </w:pPr>
+            <w:r>
+              <w:rPr>
+                <w:rFonts w:ascii="Calibri" w:hAnsi="Calibri"/>
+                <w:sz w:val="20"/>
+              </w:rPr>
+              <w:t xml:space="default">1,006</w:t>
+            </w:r>
+          </w:p>
+        </w:tc>
+        <w:tc>
+          <w:tcPr>
+            <w:tcBorders>
+              <w:top w:val="single" w:space="0" w:color="D3D3D3"/>
+              <w:bottom w:val="single" w:space="0" w:color="D3D3D3"/>
+              <w:start w:val="single" w:space="0" w:color="D3D3D3"/>
+              <w:end w:val="single" w:space="0" w:color="D3D3D3"/>
+            </w:tcBorders>
+          </w:tcPr>
+          <w:p>
+            <w:pPr>
+              <w:spacing w:before="0" w:after="60"/>
+              <w:keepNext/>
+              <w:jc w:val="end"/>
+            </w:pPr>
+            <w:r>
+              <w:rPr>
+                <w:rFonts w:ascii="Calibri" w:hAnsi="Calibri"/>
+                <w:sz w:val="20"/>
+              </w:rPr>
+              <w:t xml:space="default">20.7</w:t>
+            </w:r>
+          </w:p>
+        </w:tc>
+      </w:tr>
+      <w:tr>
+        <w:trPr>
+          <w:cantSplit/>
+        </w:trPr>
+        <w:tc>
+          <w:tcPr>
+            <w:tcBorders>
+              <w:top w:val="single" w:space="0" w:color="D3D3D3"/>
+              <w:bottom w:val="single" w:space="0" w:color="D3D3D3"/>
+              <w:start w:val="single" w:space="0" w:color="D3D3D3"/>
+              <w:end w:val="single" w:space="0" w:color="D3D3D3"/>
+            </w:tcBorders>
+          </w:tcPr>
+          <w:p>
+            <w:pPr>
+              <w:spacing w:before="0" w:after="60"/>
+              <w:keepNext/>
+              <w:jc w:val="start"/>
+            </w:pPr>
+            <w:r>
+              <w:rPr>
+                <w:rFonts w:ascii="Calibri" w:hAnsi="Calibri"/>
+                <w:sz w:val="20"/>
+              </w:rPr>
+              <w:t xml:space="default">3-4 locations</w:t>
+            </w:r>
+          </w:p>
+        </w:tc>
+        <w:tc>
+          <w:tcPr>
+            <w:tcBorders>
+              <w:top w:val="single" w:space="0" w:color="D3D3D3"/>
+              <w:bottom w:val="single" w:space="0" w:color="D3D3D3"/>
+              <w:start w:val="single" w:space="0" w:color="D3D3D3"/>
+              <w:end w:val="single" w:space="0" w:color="D3D3D3"/>
+            </w:tcBorders>
+          </w:tcPr>
+          <w:p>
+            <w:pPr>
+              <w:spacing w:before="0" w:after="60"/>
+              <w:keepNext/>
+              <w:jc w:val="end"/>
+            </w:pPr>
+            <w:r>
+              <w:rPr>
+                <w:rFonts w:ascii="Calibri" w:hAnsi="Calibri"/>
+                <w:sz w:val="20"/>
+              </w:rPr>
+              <w:t xml:space="default">475</w:t>
+            </w:r>
+          </w:p>
+        </w:tc>
+        <w:tc>
+          <w:tcPr>
+            <w:tcBorders>
+              <w:top w:val="single" w:space="0" w:color="D3D3D3"/>
+              <w:bottom w:val="single" w:space="0" w:color="D3D3D3"/>
+              <w:start w:val="single" w:space="0" w:color="D3D3D3"/>
+              <w:end w:val="single" w:space="0" w:color="D3D3D3"/>
+            </w:tcBorders>
+          </w:tcPr>
+          <w:p>
+            <w:pPr>
+              <w:spacing w:before="0" w:after="60"/>
+              <w:keepNext/>
+              <w:jc w:val="end"/>
+            </w:pPr>
+            <w:r>
+              <w:rPr>
+                <w:rFonts w:ascii="Calibri" w:hAnsi="Calibri"/>
+                <w:sz w:val="20"/>
+              </w:rPr>
+              <w:t xml:space="default">9.8</w:t>
+            </w:r>
+          </w:p>
+        </w:tc>
+      </w:tr>
+      <w:tr>
+        <w:trPr>
+          <w:cantSplit/>
+        </w:trPr>
+        <w:tc>
+          <w:tcPr>
+            <w:tcBorders>
+              <w:top w:val="single" w:space="0" w:color="D3D3D3"/>
+              <w:bottom w:val="single" w:space="0" w:color="D3D3D3"/>
+              <w:start w:val="single" w:space="0" w:color="D3D3D3"/>
+              <w:end w:val="single" w:space="0" w:color="D3D3D3"/>
+            </w:tcBorders>
+          </w:tcPr>
+          <w:p>
+            <w:pPr>
+              <w:spacing w:before="0" w:after="60"/>
+              <w:keepNext/>
+              <w:jc w:val="start"/>
+            </w:pPr>
+            <w:r>
+              <w:rPr>
+                <w:rFonts w:ascii="Calibri" w:hAnsi="Calibri"/>
+                <w:sz w:val="20"/>
+              </w:rPr>
+              <w:t xml:space="default">&gt;=5 locations</w:t>
+            </w:r>
+          </w:p>
+        </w:tc>
+        <w:tc>
+          <w:tcPr>
+            <w:tcBorders>
+              <w:top w:val="single" w:space="0" w:color="D3D3D3"/>
+              <w:bottom w:val="single" w:space="0" w:color="D3D3D3"/>
+              <w:start w:val="single" w:space="0" w:color="D3D3D3"/>
+              <w:end w:val="single" w:space="0" w:color="D3D3D3"/>
+            </w:tcBorders>
+          </w:tcPr>
+          <w:p>
+            <w:pPr>
+              <w:spacing w:before="0" w:after="60"/>
+              <w:keepNext/>
+              <w:jc w:val="end"/>
+            </w:pPr>
+            <w:r>
+              <w:rPr>
+                <w:rFonts w:ascii="Calibri" w:hAnsi="Calibri"/>
+                <w:sz w:val="20"/>
+              </w:rPr>
+              <w:t xml:space="default">89</w:t>
+            </w:r>
+          </w:p>
+        </w:tc>
+        <w:tc>
+          <w:tcPr>
+            <w:tcBorders>
+              <w:top w:val="single" w:space="0" w:color="D3D3D3"/>
+              <w:bottom w:val="single" w:space="0" w:color="D3D3D3"/>
+              <w:start w:val="single" w:space="0" w:color="D3D3D3"/>
+              <w:end w:val="single" w:space="0" w:color="D3D3D3"/>
+            </w:tcBorders>
+          </w:tcPr>
+          <w:p>
+            <w:pPr>
+              <w:spacing w:before="0" w:after="60"/>
+              <w:keepNext/>
+              <w:jc w:val="end"/>
+            </w:pPr>
+            <w:r>
+              <w:rPr>
+                <w:rFonts w:ascii="Calibri" w:hAnsi="Calibri"/>
+                <w:sz w:val="20"/>
+              </w:rPr>
+              <w:t xml:space="default">1.8</w:t>
+            </w:r>
+          </w:p>
+        </w:tc>
+      </w:tr>
+      <w:tr>
+        <w:trPr>
+          <w:cantSplit/>
+        </w:trPr>
+        <w:tc>
+          <w:tcPr>
+            <w:tcBorders>
+              <w:top w:val="single" w:space="0" w:color="D3D3D3"/>
+              <w:bottom w:val="single" w:space="0" w:color="D3D3D3"/>
+              <w:start w:val="single" w:space="0" w:color="D3D3D3"/>
+              <w:end w:val="single" w:space="0" w:color="D3D3D3"/>
+            </w:tcBorders>
+          </w:tcPr>
+          <w:p>
+            <w:pPr>
+              <w:spacing w:before="0" w:after="60"/>
+              <w:keepNext/>
+              <w:jc w:val="start"/>
+            </w:pPr>
+            <w:r>
+              <w:rPr>
+                <w:rFonts w:ascii="Calibri" w:hAnsi="Calibri"/>
+                <w:sz w:val="20"/>
+              </w:rPr>
+              <w:t xml:space="default">Unknown / not recorded</w:t>
+            </w:r>
+          </w:p>
+        </w:tc>
+        <w:tc>
+          <w:tcPr>
+            <w:tcBorders>
+              <w:top w:val="single" w:space="0" w:color="D3D3D3"/>
+              <w:bottom w:val="single" w:space="0" w:color="D3D3D3"/>
+              <w:start w:val="single" w:space="0" w:color="D3D3D3"/>
+              <w:end w:val="single" w:space="0" w:color="D3D3D3"/>
+            </w:tcBorders>
+          </w:tcPr>
+          <w:p>
+            <w:pPr>
+              <w:spacing w:before="0" w:after="60"/>
+              <w:keepNext/>
+              <w:jc w:val="end"/>
+            </w:pPr>
+            <w:r>
+              <w:rPr>
+                <w:rFonts w:ascii="Calibri" w:hAnsi="Calibri"/>
+                <w:sz w:val="20"/>
+              </w:rPr>
+              <w:t xml:space="default">7,050</w:t>
+            </w:r>
+          </w:p>
+        </w:tc>
+        <w:tc>
+          <w:tcPr>
+            <w:tcBorders>
+              <w:top w:val="single" w:space="0" w:color="D3D3D3"/>
+              <w:bottom w:val="single" w:space="0" w:color="D3D3D3"/>
+              <w:start w:val="single" w:space="0" w:color="D3D3D3"/>
+              <w:end w:val="single" w:space="0" w:color="D3D3D3"/>
+            </w:tcBorders>
+          </w:tcPr>
+          <w:p>
+            <w:pPr>
+              <w:spacing w:before="0" w:after="60"/>
+              <w:keepNext/>
+              <w:jc w:val="end"/>
+            </w:pPr>
+            <w:r>
+              <w:rPr>
+                <w:rFonts w:ascii="Calibri" w:hAnsi="Calibri"/>
+                <w:sz w:val="20"/>
+              </w:rPr>
+              <w:t xml:space="default">—</w:t>
+            </w:r>
+          </w:p>
+        </w:tc>
+      </w:tr>
+      <w:tr>
+        <w:trPr>
+          <w:cantSplit/>
+        </w:trPr>
+        <w:tc>
+          <w:tcPr>
+            <w:tcBorders>
+              <w:top w:val="single" w:sz="16" w:space="0" w:color="D3D3D3"/>
+              <w:bottom w:val="single" w:sz="16" w:space="0" w:color="D3D3D3"/>
+              <w:start w:val="single" w:space="0" w:color="D3D3D3"/>
+              <w:end w:val="single" w:space="0" w:color="D3D3D3"/>
+            </w:tcBorders>
+            <w:tcMar>
+              <w:top w:w="25" w:type="dxa"/>
+            </w:tcMar>
+            <w:gridSpan w:val="3"/>
+          </w:tcPr>
+          <w:p>
+            <w:pPr>
+              <w:spacing w:before="0" w:after="60"/>
+              <w:keepNext/>
+            </w:pPr>
+            <w:r>
+              <w:rPr>
+                <w:rFonts w:ascii="Calibri" w:hAnsi="Calibri"/>
+                <w:sz w:val="20"/>
+                <w:b w:val="true"/>
+              </w:rPr>
+              <w:t xml:space="default">Medicare assignment (CMS DAC)</w:t>
+            </w:r>
+          </w:p>
+        </w:tc>
+      </w:tr>
+      <w:tr>
+        <w:trPr>
+          <w:cantSplit/>
+        </w:trPr>
+        <w:tc>
+          <w:tcPr>
+            <w:tcBorders>
+              <w:top w:val="single" w:space="0" w:color="D3D3D3"/>
+              <w:bottom w:val="single" w:space="0" w:color="D3D3D3"/>
+              <w:start w:val="single" w:space="0" w:color="D3D3D3"/>
+              <w:end w:val="single" w:space="0" w:color="D3D3D3"/>
+            </w:tcBorders>
+          </w:tcPr>
+          <w:p>
+            <w:pPr>
+              <w:spacing w:before="0" w:after="60"/>
+              <w:keepNext/>
+              <w:jc w:val="start"/>
+            </w:pPr>
+            <w:r>
+              <w:rPr>
+                <w:rFonts w:ascii="Calibri" w:hAnsi="Calibri"/>
+                <w:sz w:val="20"/>
+              </w:rPr>
+              <w:t xml:space="default">Accepts Medicare assignment</w:t>
+            </w:r>
+          </w:p>
+        </w:tc>
+        <w:tc>
+          <w:tcPr>
+            <w:tcBorders>
+              <w:top w:val="single" w:space="0" w:color="D3D3D3"/>
+              <w:bottom w:val="single" w:space="0" w:color="D3D3D3"/>
+              <w:start w:val="single" w:space="0" w:color="D3D3D3"/>
+              <w:end w:val="single" w:space="0" w:color="D3D3D3"/>
+            </w:tcBorders>
+          </w:tcPr>
+          <w:p>
+            <w:pPr>
+              <w:spacing w:before="0" w:after="60"/>
+              <w:keepNext/>
+              <w:jc w:val="end"/>
+            </w:pPr>
+            <w:r>
+              <w:rPr>
+                <w:rFonts w:ascii="Calibri" w:hAnsi="Calibri"/>
+                <w:sz w:val="20"/>
+              </w:rPr>
+              <w:t xml:space="default">4,451</w:t>
+            </w:r>
+          </w:p>
+        </w:tc>
+        <w:tc>
+          <w:tcPr>
+            <w:tcBorders>
+              <w:top w:val="single" w:space="0" w:color="D3D3D3"/>
+              <w:bottom w:val="single" w:space="0" w:color="D3D3D3"/>
+              <w:start w:val="single" w:space="0" w:color="D3D3D3"/>
+              <w:end w:val="single" w:space="0" w:color="D3D3D3"/>
+            </w:tcBorders>
+          </w:tcPr>
+          <w:p>
+            <w:pPr>
+              <w:spacing w:before="0" w:after="60"/>
+              <w:keepNext/>
+              <w:jc w:val="end"/>
+            </w:pPr>
+            <w:r>
+              <w:rPr>
+                <w:rFonts w:ascii="Calibri" w:hAnsi="Calibri"/>
+                <w:sz w:val="20"/>
+              </w:rPr>
+              <w:t xml:space="default">91.4</w:t>
+            </w:r>
+          </w:p>
+        </w:tc>
+      </w:tr>
+      <w:tr>
+        <w:trPr>
+          <w:cantSplit/>
+        </w:trPr>
+        <w:tc>
+          <w:tcPr>
+            <w:tcBorders>
+              <w:top w:val="single" w:space="0" w:color="D3D3D3"/>
+              <w:bottom w:val="single" w:space="0" w:color="D3D3D3"/>
+              <w:start w:val="single" w:space="0" w:color="D3D3D3"/>
+              <w:end w:val="single" w:space="0" w:color="D3D3D3"/>
+            </w:tcBorders>
+          </w:tcPr>
+          <w:p>
+            <w:pPr>
+              <w:spacing w:before="0" w:after="60"/>
+              <w:keepNext/>
+              <w:jc w:val="start"/>
+            </w:pPr>
+            <w:r>
+              <w:rPr>
+                <w:rFonts w:ascii="Calibri" w:hAnsi="Calibri"/>
+                <w:sz w:val="20"/>
+              </w:rPr>
+              <w:t xml:space="default">May accept assignment (non-participating)</w:t>
+            </w:r>
+          </w:p>
+        </w:tc>
+        <w:tc>
+          <w:tcPr>
+            <w:tcBorders>
+              <w:top w:val="single" w:space="0" w:color="D3D3D3"/>
+              <w:bottom w:val="single" w:space="0" w:color="D3D3D3"/>
+              <w:start w:val="single" w:space="0" w:color="D3D3D3"/>
+              <w:end w:val="single" w:space="0" w:color="D3D3D3"/>
+            </w:tcBorders>
+          </w:tcPr>
+          <w:p>
+            <w:pPr>
+              <w:spacing w:before="0" w:after="60"/>
+              <w:keepNext/>
+              <w:jc w:val="end"/>
+            </w:pPr>
+            <w:r>
+              <w:rPr>
+                <w:rFonts w:ascii="Calibri" w:hAnsi="Calibri"/>
+                <w:sz w:val="20"/>
+              </w:rPr>
+              <w:t xml:space="default">419</w:t>
+            </w:r>
+          </w:p>
+        </w:tc>
+        <w:tc>
+          <w:tcPr>
+            <w:tcBorders>
+              <w:top w:val="single" w:space="0" w:color="D3D3D3"/>
+              <w:bottom w:val="single" w:space="0" w:color="D3D3D3"/>
+              <w:start w:val="single" w:space="0" w:color="D3D3D3"/>
+              <w:end w:val="single" w:space="0" w:color="D3D3D3"/>
+            </w:tcBorders>
+          </w:tcPr>
+          <w:p>
+            <w:pPr>
+              <w:spacing w:before="0" w:after="60"/>
+              <w:keepNext/>
+              <w:jc w:val="end"/>
+            </w:pPr>
+            <w:r>
+              <w:rPr>
+                <w:rFonts w:ascii="Calibri" w:hAnsi="Calibri"/>
+                <w:sz w:val="20"/>
+              </w:rPr>
+              <w:t xml:space="default">8.6</w:t>
+            </w:r>
+          </w:p>
+        </w:tc>
+      </w:tr>
+      <w:tr>
+        <w:trPr>
+          <w:cantSplit/>
+        </w:trPr>
+        <w:tc>
+          <w:tcPr>
+            <w:tcBorders>
+              <w:top w:val="single" w:space="0" w:color="D3D3D3"/>
+              <w:bottom w:val="single" w:space="0" w:color="D3D3D3"/>
+              <w:start w:val="single" w:space="0" w:color="D3D3D3"/>
+              <w:end w:val="single" w:space="0" w:color="D3D3D3"/>
+            </w:tcBorders>
+          </w:tcPr>
+          <w:p>
+            <w:pPr>
+              <w:spacing w:before="0" w:after="60"/>
+              <w:keepNext/>
+              <w:jc w:val="start"/>
+            </w:pPr>
+            <w:r>
+              <w:rPr>
+                <w:rFonts w:ascii="Calibri" w:hAnsi="Calibri"/>
+                <w:sz w:val="20"/>
+              </w:rPr>
+              <w:t xml:space="default">Unknown / not recorded</w:t>
+            </w:r>
+          </w:p>
+        </w:tc>
+        <w:tc>
+          <w:tcPr>
+            <w:tcBorders>
+              <w:top w:val="single" w:space="0" w:color="D3D3D3"/>
+              <w:bottom w:val="single" w:space="0" w:color="D3D3D3"/>
+              <w:start w:val="single" w:space="0" w:color="D3D3D3"/>
+              <w:end w:val="single" w:space="0" w:color="D3D3D3"/>
+            </w:tcBorders>
+          </w:tcPr>
+          <w:p>
+            <w:pPr>
+              <w:spacing w:before="0" w:after="60"/>
+              <w:keepNext/>
+              <w:jc w:val="end"/>
+            </w:pPr>
+            <w:r>
+              <w:rPr>
+                <w:rFonts w:ascii="Calibri" w:hAnsi="Calibri"/>
+                <w:sz w:val="20"/>
+              </w:rPr>
+              <w:t xml:space="default">7,050</w:t>
             </w:r>
           </w:p>
         </w:tc>

--- a/docs/table1_midwives_gt.docx
+++ b/docs/table1_midwives_gt.docx
@@ -66,7 +66,7 @@
           <w:sz w:val="20"/>
           <w:color w:val="333333"/>
         </w:rPr>
-        <w:t xml:space="default">11,920 ACTIVE primary-linked midwives · built 2026-08-10 20:01:23</w:t>
+        <w:t xml:space="default">11,920 ACTIVE primary-linked midwives · built 2026-08-10 20:09:20</w:t>
       </w:r>
     </w:p>
     <w:tbl xmlns:w="http://schemas.openxmlformats.org/wordprocessingml/2006/main" xmlns:wp="http://schemas.openxmlformats.org/drawingml/2006/wordprocessingDrawing" xmlns:r="http://schemas.openxmlformats.org/officeDocument/2006/relationships" xmlns:w14="http://schemas.microsoft.com/office/word/2010/wordml">
@@ -3660,6 +3660,963 @@
                 <w:sz w:val="20"/>
               </w:rPr>
               <w:t xml:space="default">201</w:t>
+            </w:r>
+          </w:p>
+        </w:tc>
+        <w:tc>
+          <w:tcPr>
+            <w:tcBorders>
+              <w:top w:val="single" w:space="0" w:color="D3D3D3"/>
+              <w:bottom w:val="single" w:space="0" w:color="D3D3D3"/>
+              <w:start w:val="single" w:space="0" w:color="D3D3D3"/>
+              <w:end w:val="single" w:space="0" w:color="D3D3D3"/>
+            </w:tcBorders>
+          </w:tcPr>
+          <w:p>
+            <w:pPr>
+              <w:spacing w:before="0" w:after="60"/>
+              <w:keepNext/>
+              <w:jc w:val="end"/>
+            </w:pPr>
+            <w:r>
+              <w:rPr>
+                <w:rFonts w:ascii="Calibri" w:hAnsi="Calibri"/>
+                <w:sz w:val="20"/>
+              </w:rPr>
+              <w:t xml:space="default">—</w:t>
+            </w:r>
+          </w:p>
+        </w:tc>
+      </w:tr>
+      <w:tr>
+        <w:trPr>
+          <w:cantSplit/>
+        </w:trPr>
+        <w:tc>
+          <w:tcPr>
+            <w:tcBorders>
+              <w:top w:val="single" w:sz="16" w:space="0" w:color="D3D3D3"/>
+              <w:bottom w:val="single" w:sz="16" w:space="0" w:color="D3D3D3"/>
+              <w:start w:val="single" w:space="0" w:color="D3D3D3"/>
+              <w:end w:val="single" w:space="0" w:color="D3D3D3"/>
+            </w:tcBorders>
+            <w:tcMar>
+              <w:top w:w="25" w:type="dxa"/>
+            </w:tcMar>
+            <w:gridSpan w:val="3"/>
+          </w:tcPr>
+          <w:p>
+            <w:pPr>
+              <w:spacing w:before="0" w:after="60"/>
+              <w:keepNext/>
+            </w:pPr>
+            <w:r>
+              <w:rPr>
+                <w:rFonts w:ascii="Calibri" w:hAnsi="Calibri"/>
+                <w:sz w:val="20"/>
+                <w:b w:val="true"/>
+              </w:rPr>
+              <w:t xml:space="default">Training institution (CMS DAC + Healthgrades)</w:t>
+            </w:r>
+          </w:p>
+        </w:tc>
+      </w:tr>
+      <w:tr>
+        <w:trPr>
+          <w:cantSplit/>
+        </w:trPr>
+        <w:tc>
+          <w:tcPr>
+            <w:tcBorders>
+              <w:top w:val="single" w:space="0" w:color="D3D3D3"/>
+              <w:bottom w:val="single" w:space="0" w:color="D3D3D3"/>
+              <w:start w:val="single" w:space="0" w:color="D3D3D3"/>
+              <w:end w:val="single" w:space="0" w:color="D3D3D3"/>
+            </w:tcBorders>
+          </w:tcPr>
+          <w:p>
+            <w:pPr>
+              <w:spacing w:before="0" w:after="60"/>
+              <w:keepNext/>
+              <w:jc w:val="start"/>
+            </w:pPr>
+            <w:r>
+              <w:rPr>
+                <w:rFonts w:ascii="Calibri" w:hAnsi="Calibri"/>
+                <w:sz w:val="20"/>
+              </w:rPr>
+              <w:t xml:space="default">GEORGETOWN UNIVERSITY</w:t>
+            </w:r>
+          </w:p>
+        </w:tc>
+        <w:tc>
+          <w:tcPr>
+            <w:tcBorders>
+              <w:top w:val="single" w:space="0" w:color="D3D3D3"/>
+              <w:bottom w:val="single" w:space="0" w:color="D3D3D3"/>
+              <w:start w:val="single" w:space="0" w:color="D3D3D3"/>
+              <w:end w:val="single" w:space="0" w:color="D3D3D3"/>
+            </w:tcBorders>
+          </w:tcPr>
+          <w:p>
+            <w:pPr>
+              <w:spacing w:before="0" w:after="60"/>
+              <w:keepNext/>
+              <w:jc w:val="end"/>
+            </w:pPr>
+            <w:r>
+              <w:rPr>
+                <w:rFonts w:ascii="Calibri" w:hAnsi="Calibri"/>
+                <w:sz w:val="20"/>
+              </w:rPr>
+              <w:t xml:space="default">94</w:t>
+            </w:r>
+          </w:p>
+        </w:tc>
+        <w:tc>
+          <w:tcPr>
+            <w:tcBorders>
+              <w:top w:val="single" w:space="0" w:color="D3D3D3"/>
+              <w:bottom w:val="single" w:space="0" w:color="D3D3D3"/>
+              <w:start w:val="single" w:space="0" w:color="D3D3D3"/>
+              <w:end w:val="single" w:space="0" w:color="D3D3D3"/>
+            </w:tcBorders>
+          </w:tcPr>
+          <w:p>
+            <w:pPr>
+              <w:spacing w:before="0" w:after="60"/>
+              <w:keepNext/>
+              <w:jc w:val="end"/>
+            </w:pPr>
+            <w:r>
+              <w:rPr>
+                <w:rFonts w:ascii="Calibri" w:hAnsi="Calibri"/>
+                <w:sz w:val="20"/>
+              </w:rPr>
+              <w:t xml:space="default">7.7</w:t>
+            </w:r>
+          </w:p>
+        </w:tc>
+      </w:tr>
+      <w:tr>
+        <w:trPr>
+          <w:cantSplit/>
+        </w:trPr>
+        <w:tc>
+          <w:tcPr>
+            <w:tcBorders>
+              <w:top w:val="single" w:space="0" w:color="D3D3D3"/>
+              <w:bottom w:val="single" w:space="0" w:color="D3D3D3"/>
+              <w:start w:val="single" w:space="0" w:color="D3D3D3"/>
+              <w:end w:val="single" w:space="0" w:color="D3D3D3"/>
+            </w:tcBorders>
+          </w:tcPr>
+          <w:p>
+            <w:pPr>
+              <w:spacing w:before="0" w:after="60"/>
+              <w:keepNext/>
+              <w:jc w:val="start"/>
+            </w:pPr>
+            <w:r>
+              <w:rPr>
+                <w:rFonts w:ascii="Calibri" w:hAnsi="Calibri"/>
+                <w:sz w:val="20"/>
+              </w:rPr>
+              <w:t xml:space="default">UNIVERSITY OF CINCINNATI</w:t>
+            </w:r>
+          </w:p>
+        </w:tc>
+        <w:tc>
+          <w:tcPr>
+            <w:tcBorders>
+              <w:top w:val="single" w:space="0" w:color="D3D3D3"/>
+              <w:bottom w:val="single" w:space="0" w:color="D3D3D3"/>
+              <w:start w:val="single" w:space="0" w:color="D3D3D3"/>
+              <w:end w:val="single" w:space="0" w:color="D3D3D3"/>
+            </w:tcBorders>
+          </w:tcPr>
+          <w:p>
+            <w:pPr>
+              <w:spacing w:before="0" w:after="60"/>
+              <w:keepNext/>
+              <w:jc w:val="end"/>
+            </w:pPr>
+            <w:r>
+              <w:rPr>
+                <w:rFonts w:ascii="Calibri" w:hAnsi="Calibri"/>
+                <w:sz w:val="20"/>
+              </w:rPr>
+              <w:t xml:space="default">66</w:t>
+            </w:r>
+          </w:p>
+        </w:tc>
+        <w:tc>
+          <w:tcPr>
+            <w:tcBorders>
+              <w:top w:val="single" w:space="0" w:color="D3D3D3"/>
+              <w:bottom w:val="single" w:space="0" w:color="D3D3D3"/>
+              <w:start w:val="single" w:space="0" w:color="D3D3D3"/>
+              <w:end w:val="single" w:space="0" w:color="D3D3D3"/>
+            </w:tcBorders>
+          </w:tcPr>
+          <w:p>
+            <w:pPr>
+              <w:spacing w:before="0" w:after="60"/>
+              <w:keepNext/>
+              <w:jc w:val="end"/>
+            </w:pPr>
+            <w:r>
+              <w:rPr>
+                <w:rFonts w:ascii="Calibri" w:hAnsi="Calibri"/>
+                <w:sz w:val="20"/>
+              </w:rPr>
+              <w:t xml:space="default">5.4</w:t>
+            </w:r>
+          </w:p>
+        </w:tc>
+      </w:tr>
+      <w:tr>
+        <w:trPr>
+          <w:cantSplit/>
+        </w:trPr>
+        <w:tc>
+          <w:tcPr>
+            <w:tcBorders>
+              <w:top w:val="single" w:space="0" w:color="D3D3D3"/>
+              <w:bottom w:val="single" w:space="0" w:color="D3D3D3"/>
+              <w:start w:val="single" w:space="0" w:color="D3D3D3"/>
+              <w:end w:val="single" w:space="0" w:color="D3D3D3"/>
+            </w:tcBorders>
+          </w:tcPr>
+          <w:p>
+            <w:pPr>
+              <w:spacing w:before="0" w:after="60"/>
+              <w:keepNext/>
+              <w:jc w:val="start"/>
+            </w:pPr>
+            <w:r>
+              <w:rPr>
+                <w:rFonts w:ascii="Calibri" w:hAnsi="Calibri"/>
+                <w:sz w:val="20"/>
+              </w:rPr>
+              <w:t xml:space="default">YALE UNIVERSITY</w:t>
+            </w:r>
+          </w:p>
+        </w:tc>
+        <w:tc>
+          <w:tcPr>
+            <w:tcBorders>
+              <w:top w:val="single" w:space="0" w:color="D3D3D3"/>
+              <w:bottom w:val="single" w:space="0" w:color="D3D3D3"/>
+              <w:start w:val="single" w:space="0" w:color="D3D3D3"/>
+              <w:end w:val="single" w:space="0" w:color="D3D3D3"/>
+            </w:tcBorders>
+          </w:tcPr>
+          <w:p>
+            <w:pPr>
+              <w:spacing w:before="0" w:after="60"/>
+              <w:keepNext/>
+              <w:jc w:val="end"/>
+            </w:pPr>
+            <w:r>
+              <w:rPr>
+                <w:rFonts w:ascii="Calibri" w:hAnsi="Calibri"/>
+                <w:sz w:val="20"/>
+              </w:rPr>
+              <w:t xml:space="default">53</w:t>
+            </w:r>
+          </w:p>
+        </w:tc>
+        <w:tc>
+          <w:tcPr>
+            <w:tcBorders>
+              <w:top w:val="single" w:space="0" w:color="D3D3D3"/>
+              <w:bottom w:val="single" w:space="0" w:color="D3D3D3"/>
+              <w:start w:val="single" w:space="0" w:color="D3D3D3"/>
+              <w:end w:val="single" w:space="0" w:color="D3D3D3"/>
+            </w:tcBorders>
+          </w:tcPr>
+          <w:p>
+            <w:pPr>
+              <w:spacing w:before="0" w:after="60"/>
+              <w:keepNext/>
+              <w:jc w:val="end"/>
+            </w:pPr>
+            <w:r>
+              <w:rPr>
+                <w:rFonts w:ascii="Calibri" w:hAnsi="Calibri"/>
+                <w:sz w:val="20"/>
+              </w:rPr>
+              <w:t xml:space="default">4.3</w:t>
+            </w:r>
+          </w:p>
+        </w:tc>
+      </w:tr>
+      <w:tr>
+        <w:trPr>
+          <w:cantSplit/>
+        </w:trPr>
+        <w:tc>
+          <w:tcPr>
+            <w:tcBorders>
+              <w:top w:val="single" w:space="0" w:color="D3D3D3"/>
+              <w:bottom w:val="single" w:space="0" w:color="D3D3D3"/>
+              <w:start w:val="single" w:space="0" w:color="D3D3D3"/>
+              <w:end w:val="single" w:space="0" w:color="D3D3D3"/>
+            </w:tcBorders>
+          </w:tcPr>
+          <w:p>
+            <w:pPr>
+              <w:spacing w:before="0" w:after="60"/>
+              <w:keepNext/>
+              <w:jc w:val="start"/>
+            </w:pPr>
+            <w:r>
+              <w:rPr>
+                <w:rFonts w:ascii="Calibri" w:hAnsi="Calibri"/>
+                <w:sz w:val="20"/>
+              </w:rPr>
+              <w:t xml:space="default">VANDERBILT UNIVERSITY</w:t>
+            </w:r>
+          </w:p>
+        </w:tc>
+        <w:tc>
+          <w:tcPr>
+            <w:tcBorders>
+              <w:top w:val="single" w:space="0" w:color="D3D3D3"/>
+              <w:bottom w:val="single" w:space="0" w:color="D3D3D3"/>
+              <w:start w:val="single" w:space="0" w:color="D3D3D3"/>
+              <w:end w:val="single" w:space="0" w:color="D3D3D3"/>
+            </w:tcBorders>
+          </w:tcPr>
+          <w:p>
+            <w:pPr>
+              <w:spacing w:before="0" w:after="60"/>
+              <w:keepNext/>
+              <w:jc w:val="end"/>
+            </w:pPr>
+            <w:r>
+              <w:rPr>
+                <w:rFonts w:ascii="Calibri" w:hAnsi="Calibri"/>
+                <w:sz w:val="20"/>
+              </w:rPr>
+              <w:t xml:space="default">52</w:t>
+            </w:r>
+          </w:p>
+        </w:tc>
+        <w:tc>
+          <w:tcPr>
+            <w:tcBorders>
+              <w:top w:val="single" w:space="0" w:color="D3D3D3"/>
+              <w:bottom w:val="single" w:space="0" w:color="D3D3D3"/>
+              <w:start w:val="single" w:space="0" w:color="D3D3D3"/>
+              <w:end w:val="single" w:space="0" w:color="D3D3D3"/>
+            </w:tcBorders>
+          </w:tcPr>
+          <w:p>
+            <w:pPr>
+              <w:spacing w:before="0" w:after="60"/>
+              <w:keepNext/>
+              <w:jc w:val="end"/>
+            </w:pPr>
+            <w:r>
+              <w:rPr>
+                <w:rFonts w:ascii="Calibri" w:hAnsi="Calibri"/>
+                <w:sz w:val="20"/>
+              </w:rPr>
+              <w:t xml:space="default">4.2</w:t>
+            </w:r>
+          </w:p>
+        </w:tc>
+      </w:tr>
+      <w:tr>
+        <w:trPr>
+          <w:cantSplit/>
+        </w:trPr>
+        <w:tc>
+          <w:tcPr>
+            <w:tcBorders>
+              <w:top w:val="single" w:space="0" w:color="D3D3D3"/>
+              <w:bottom w:val="single" w:space="0" w:color="D3D3D3"/>
+              <w:start w:val="single" w:space="0" w:color="D3D3D3"/>
+              <w:end w:val="single" w:space="0" w:color="D3D3D3"/>
+            </w:tcBorders>
+          </w:tcPr>
+          <w:p>
+            <w:pPr>
+              <w:spacing w:before="0" w:after="60"/>
+              <w:keepNext/>
+              <w:jc w:val="start"/>
+            </w:pPr>
+            <w:r>
+              <w:rPr>
+                <w:rFonts w:ascii="Calibri" w:hAnsi="Calibri"/>
+                <w:sz w:val="20"/>
+              </w:rPr>
+              <w:t xml:space="default">FRONTIER NURSING UNIVERSITY</w:t>
+            </w:r>
+          </w:p>
+        </w:tc>
+        <w:tc>
+          <w:tcPr>
+            <w:tcBorders>
+              <w:top w:val="single" w:space="0" w:color="D3D3D3"/>
+              <w:bottom w:val="single" w:space="0" w:color="D3D3D3"/>
+              <w:start w:val="single" w:space="0" w:color="D3D3D3"/>
+              <w:end w:val="single" w:space="0" w:color="D3D3D3"/>
+            </w:tcBorders>
+          </w:tcPr>
+          <w:p>
+            <w:pPr>
+              <w:spacing w:before="0" w:after="60"/>
+              <w:keepNext/>
+              <w:jc w:val="end"/>
+            </w:pPr>
+            <w:r>
+              <w:rPr>
+                <w:rFonts w:ascii="Calibri" w:hAnsi="Calibri"/>
+                <w:sz w:val="20"/>
+              </w:rPr>
+              <w:t xml:space="default">46</w:t>
+            </w:r>
+          </w:p>
+        </w:tc>
+        <w:tc>
+          <w:tcPr>
+            <w:tcBorders>
+              <w:top w:val="single" w:space="0" w:color="D3D3D3"/>
+              <w:bottom w:val="single" w:space="0" w:color="D3D3D3"/>
+              <w:start w:val="single" w:space="0" w:color="D3D3D3"/>
+              <w:end w:val="single" w:space="0" w:color="D3D3D3"/>
+            </w:tcBorders>
+          </w:tcPr>
+          <w:p>
+            <w:pPr>
+              <w:spacing w:before="0" w:after="60"/>
+              <w:keepNext/>
+              <w:jc w:val="end"/>
+            </w:pPr>
+            <w:r>
+              <w:rPr>
+                <w:rFonts w:ascii="Calibri" w:hAnsi="Calibri"/>
+                <w:sz w:val="20"/>
+              </w:rPr>
+              <w:t xml:space="default">3.7</w:t>
+            </w:r>
+          </w:p>
+        </w:tc>
+      </w:tr>
+      <w:tr>
+        <w:trPr>
+          <w:cantSplit/>
+        </w:trPr>
+        <w:tc>
+          <w:tcPr>
+            <w:tcBorders>
+              <w:top w:val="single" w:space="0" w:color="D3D3D3"/>
+              <w:bottom w:val="single" w:space="0" w:color="D3D3D3"/>
+              <w:start w:val="single" w:space="0" w:color="D3D3D3"/>
+              <w:end w:val="single" w:space="0" w:color="D3D3D3"/>
+            </w:tcBorders>
+          </w:tcPr>
+          <w:p>
+            <w:pPr>
+              <w:spacing w:before="0" w:after="60"/>
+              <w:keepNext/>
+              <w:jc w:val="start"/>
+            </w:pPr>
+            <w:r>
+              <w:rPr>
+                <w:rFonts w:ascii="Calibri" w:hAnsi="Calibri"/>
+                <w:sz w:val="20"/>
+              </w:rPr>
+              <w:t xml:space="default">EMORY UNIVERSITY</w:t>
+            </w:r>
+          </w:p>
+        </w:tc>
+        <w:tc>
+          <w:tcPr>
+            <w:tcBorders>
+              <w:top w:val="single" w:space="0" w:color="D3D3D3"/>
+              <w:bottom w:val="single" w:space="0" w:color="D3D3D3"/>
+              <w:start w:val="single" w:space="0" w:color="D3D3D3"/>
+              <w:end w:val="single" w:space="0" w:color="D3D3D3"/>
+            </w:tcBorders>
+          </w:tcPr>
+          <w:p>
+            <w:pPr>
+              <w:spacing w:before="0" w:after="60"/>
+              <w:keepNext/>
+              <w:jc w:val="end"/>
+            </w:pPr>
+            <w:r>
+              <w:rPr>
+                <w:rFonts w:ascii="Calibri" w:hAnsi="Calibri"/>
+                <w:sz w:val="20"/>
+              </w:rPr>
+              <w:t xml:space="default">40</w:t>
+            </w:r>
+          </w:p>
+        </w:tc>
+        <w:tc>
+          <w:tcPr>
+            <w:tcBorders>
+              <w:top w:val="single" w:space="0" w:color="D3D3D3"/>
+              <w:bottom w:val="single" w:space="0" w:color="D3D3D3"/>
+              <w:start w:val="single" w:space="0" w:color="D3D3D3"/>
+              <w:end w:val="single" w:space="0" w:color="D3D3D3"/>
+            </w:tcBorders>
+          </w:tcPr>
+          <w:p>
+            <w:pPr>
+              <w:spacing w:before="0" w:after="60"/>
+              <w:keepNext/>
+              <w:jc w:val="end"/>
+            </w:pPr>
+            <w:r>
+              <w:rPr>
+                <w:rFonts w:ascii="Calibri" w:hAnsi="Calibri"/>
+                <w:sz w:val="20"/>
+              </w:rPr>
+              <w:t xml:space="default">3.3</w:t>
+            </w:r>
+          </w:p>
+        </w:tc>
+      </w:tr>
+      <w:tr>
+        <w:trPr>
+          <w:cantSplit/>
+        </w:trPr>
+        <w:tc>
+          <w:tcPr>
+            <w:tcBorders>
+              <w:top w:val="single" w:space="0" w:color="D3D3D3"/>
+              <w:bottom w:val="single" w:space="0" w:color="D3D3D3"/>
+              <w:start w:val="single" w:space="0" w:color="D3D3D3"/>
+              <w:end w:val="single" w:space="0" w:color="D3D3D3"/>
+            </w:tcBorders>
+          </w:tcPr>
+          <w:p>
+            <w:pPr>
+              <w:spacing w:before="0" w:after="60"/>
+              <w:keepNext/>
+              <w:jc w:val="start"/>
+            </w:pPr>
+            <w:r>
+              <w:rPr>
+                <w:rFonts w:ascii="Calibri" w:hAnsi="Calibri"/>
+                <w:sz w:val="20"/>
+              </w:rPr>
+              <w:t xml:space="default">UNIVERSITY OF ILLINOIS</w:t>
+            </w:r>
+          </w:p>
+        </w:tc>
+        <w:tc>
+          <w:tcPr>
+            <w:tcBorders>
+              <w:top w:val="single" w:space="0" w:color="D3D3D3"/>
+              <w:bottom w:val="single" w:space="0" w:color="D3D3D3"/>
+              <w:start w:val="single" w:space="0" w:color="D3D3D3"/>
+              <w:end w:val="single" w:space="0" w:color="D3D3D3"/>
+            </w:tcBorders>
+          </w:tcPr>
+          <w:p>
+            <w:pPr>
+              <w:spacing w:before="0" w:after="60"/>
+              <w:keepNext/>
+              <w:jc w:val="end"/>
+            </w:pPr>
+            <w:r>
+              <w:rPr>
+                <w:rFonts w:ascii="Calibri" w:hAnsi="Calibri"/>
+                <w:sz w:val="20"/>
+              </w:rPr>
+              <w:t xml:space="default">35</w:t>
+            </w:r>
+          </w:p>
+        </w:tc>
+        <w:tc>
+          <w:tcPr>
+            <w:tcBorders>
+              <w:top w:val="single" w:space="0" w:color="D3D3D3"/>
+              <w:bottom w:val="single" w:space="0" w:color="D3D3D3"/>
+              <w:start w:val="single" w:space="0" w:color="D3D3D3"/>
+              <w:end w:val="single" w:space="0" w:color="D3D3D3"/>
+            </w:tcBorders>
+          </w:tcPr>
+          <w:p>
+            <w:pPr>
+              <w:spacing w:before="0" w:after="60"/>
+              <w:keepNext/>
+              <w:jc w:val="end"/>
+            </w:pPr>
+            <w:r>
+              <w:rPr>
+                <w:rFonts w:ascii="Calibri" w:hAnsi="Calibri"/>
+                <w:sz w:val="20"/>
+              </w:rPr>
+              <w:t xml:space="default">2.9</w:t>
+            </w:r>
+          </w:p>
+        </w:tc>
+      </w:tr>
+      <w:tr>
+        <w:trPr>
+          <w:cantSplit/>
+        </w:trPr>
+        <w:tc>
+          <w:tcPr>
+            <w:tcBorders>
+              <w:top w:val="single" w:space="0" w:color="D3D3D3"/>
+              <w:bottom w:val="single" w:space="0" w:color="D3D3D3"/>
+              <w:start w:val="single" w:space="0" w:color="D3D3D3"/>
+              <w:end w:val="single" w:space="0" w:color="D3D3D3"/>
+            </w:tcBorders>
+          </w:tcPr>
+          <w:p>
+            <w:pPr>
+              <w:spacing w:before="0" w:after="60"/>
+              <w:keepNext/>
+              <w:jc w:val="start"/>
+            </w:pPr>
+            <w:r>
+              <w:rPr>
+                <w:rFonts w:ascii="Calibri" w:hAnsi="Calibri"/>
+                <w:sz w:val="20"/>
+              </w:rPr>
+              <w:t xml:space="default">STATE UNIVERSITY OF NEW YORK DOWNSTATE MEDICAL CENTER</w:t>
+            </w:r>
+          </w:p>
+        </w:tc>
+        <w:tc>
+          <w:tcPr>
+            <w:tcBorders>
+              <w:top w:val="single" w:space="0" w:color="D3D3D3"/>
+              <w:bottom w:val="single" w:space="0" w:color="D3D3D3"/>
+              <w:start w:val="single" w:space="0" w:color="D3D3D3"/>
+              <w:end w:val="single" w:space="0" w:color="D3D3D3"/>
+            </w:tcBorders>
+          </w:tcPr>
+          <w:p>
+            <w:pPr>
+              <w:spacing w:before="0" w:after="60"/>
+              <w:keepNext/>
+              <w:jc w:val="end"/>
+            </w:pPr>
+            <w:r>
+              <w:rPr>
+                <w:rFonts w:ascii="Calibri" w:hAnsi="Calibri"/>
+                <w:sz w:val="20"/>
+              </w:rPr>
+              <w:t xml:space="default">32</w:t>
+            </w:r>
+          </w:p>
+        </w:tc>
+        <w:tc>
+          <w:tcPr>
+            <w:tcBorders>
+              <w:top w:val="single" w:space="0" w:color="D3D3D3"/>
+              <w:bottom w:val="single" w:space="0" w:color="D3D3D3"/>
+              <w:start w:val="single" w:space="0" w:color="D3D3D3"/>
+              <w:end w:val="single" w:space="0" w:color="D3D3D3"/>
+            </w:tcBorders>
+          </w:tcPr>
+          <w:p>
+            <w:pPr>
+              <w:spacing w:before="0" w:after="60"/>
+              <w:keepNext/>
+              <w:jc w:val="end"/>
+            </w:pPr>
+            <w:r>
+              <w:rPr>
+                <w:rFonts w:ascii="Calibri" w:hAnsi="Calibri"/>
+                <w:sz w:val="20"/>
+              </w:rPr>
+              <w:t xml:space="default">2.6</w:t>
+            </w:r>
+          </w:p>
+        </w:tc>
+      </w:tr>
+      <w:tr>
+        <w:trPr>
+          <w:cantSplit/>
+        </w:trPr>
+        <w:tc>
+          <w:tcPr>
+            <w:tcBorders>
+              <w:top w:val="single" w:space="0" w:color="D3D3D3"/>
+              <w:bottom w:val="single" w:space="0" w:color="D3D3D3"/>
+              <w:start w:val="single" w:space="0" w:color="D3D3D3"/>
+              <w:end w:val="single" w:space="0" w:color="D3D3D3"/>
+            </w:tcBorders>
+          </w:tcPr>
+          <w:p>
+            <w:pPr>
+              <w:spacing w:before="0" w:after="60"/>
+              <w:keepNext/>
+              <w:jc w:val="start"/>
+            </w:pPr>
+            <w:r>
+              <w:rPr>
+                <w:rFonts w:ascii="Calibri" w:hAnsi="Calibri"/>
+                <w:sz w:val="20"/>
+              </w:rPr>
+              <w:t xml:space="default">OREGON HEALTH SCIENCES UNIVERSITY</w:t>
+            </w:r>
+          </w:p>
+        </w:tc>
+        <w:tc>
+          <w:tcPr>
+            <w:tcBorders>
+              <w:top w:val="single" w:space="0" w:color="D3D3D3"/>
+              <w:bottom w:val="single" w:space="0" w:color="D3D3D3"/>
+              <w:start w:val="single" w:space="0" w:color="D3D3D3"/>
+              <w:end w:val="single" w:space="0" w:color="D3D3D3"/>
+            </w:tcBorders>
+          </w:tcPr>
+          <w:p>
+            <w:pPr>
+              <w:spacing w:before="0" w:after="60"/>
+              <w:keepNext/>
+              <w:jc w:val="end"/>
+            </w:pPr>
+            <w:r>
+              <w:rPr>
+                <w:rFonts w:ascii="Calibri" w:hAnsi="Calibri"/>
+                <w:sz w:val="20"/>
+              </w:rPr>
+              <w:t xml:space="default">26</w:t>
+            </w:r>
+          </w:p>
+        </w:tc>
+        <w:tc>
+          <w:tcPr>
+            <w:tcBorders>
+              <w:top w:val="single" w:space="0" w:color="D3D3D3"/>
+              <w:bottom w:val="single" w:space="0" w:color="D3D3D3"/>
+              <w:start w:val="single" w:space="0" w:color="D3D3D3"/>
+              <w:end w:val="single" w:space="0" w:color="D3D3D3"/>
+            </w:tcBorders>
+          </w:tcPr>
+          <w:p>
+            <w:pPr>
+              <w:spacing w:before="0" w:after="60"/>
+              <w:keepNext/>
+              <w:jc w:val="end"/>
+            </w:pPr>
+            <w:r>
+              <w:rPr>
+                <w:rFonts w:ascii="Calibri" w:hAnsi="Calibri"/>
+                <w:sz w:val="20"/>
+              </w:rPr>
+              <w:t xml:space="default">2.1</w:t>
+            </w:r>
+          </w:p>
+        </w:tc>
+      </w:tr>
+      <w:tr>
+        <w:trPr>
+          <w:cantSplit/>
+        </w:trPr>
+        <w:tc>
+          <w:tcPr>
+            <w:tcBorders>
+              <w:top w:val="single" w:space="0" w:color="D3D3D3"/>
+              <w:bottom w:val="single" w:space="0" w:color="D3D3D3"/>
+              <w:start w:val="single" w:space="0" w:color="D3D3D3"/>
+              <w:end w:val="single" w:space="0" w:color="D3D3D3"/>
+            </w:tcBorders>
+          </w:tcPr>
+          <w:p>
+            <w:pPr>
+              <w:spacing w:before="0" w:after="60"/>
+              <w:keepNext/>
+              <w:jc w:val="start"/>
+            </w:pPr>
+            <w:r>
+              <w:rPr>
+                <w:rFonts w:ascii="Calibri" w:hAnsi="Calibri"/>
+                <w:sz w:val="20"/>
+              </w:rPr>
+              <w:t xml:space="default">STATE UNIVERSITY OF NEW YORK AT STONY BROOK</w:t>
+            </w:r>
+          </w:p>
+        </w:tc>
+        <w:tc>
+          <w:tcPr>
+            <w:tcBorders>
+              <w:top w:val="single" w:space="0" w:color="D3D3D3"/>
+              <w:bottom w:val="single" w:space="0" w:color="D3D3D3"/>
+              <w:start w:val="single" w:space="0" w:color="D3D3D3"/>
+              <w:end w:val="single" w:space="0" w:color="D3D3D3"/>
+            </w:tcBorders>
+          </w:tcPr>
+          <w:p>
+            <w:pPr>
+              <w:spacing w:before="0" w:after="60"/>
+              <w:keepNext/>
+              <w:jc w:val="end"/>
+            </w:pPr>
+            <w:r>
+              <w:rPr>
+                <w:rFonts w:ascii="Calibri" w:hAnsi="Calibri"/>
+                <w:sz w:val="20"/>
+              </w:rPr>
+              <w:t xml:space="default">25</w:t>
+            </w:r>
+          </w:p>
+        </w:tc>
+        <w:tc>
+          <w:tcPr>
+            <w:tcBorders>
+              <w:top w:val="single" w:space="0" w:color="D3D3D3"/>
+              <w:bottom w:val="single" w:space="0" w:color="D3D3D3"/>
+              <w:start w:val="single" w:space="0" w:color="D3D3D3"/>
+              <w:end w:val="single" w:space="0" w:color="D3D3D3"/>
+            </w:tcBorders>
+          </w:tcPr>
+          <w:p>
+            <w:pPr>
+              <w:spacing w:before="0" w:after="60"/>
+              <w:keepNext/>
+              <w:jc w:val="end"/>
+            </w:pPr>
+            <w:r>
+              <w:rPr>
+                <w:rFonts w:ascii="Calibri" w:hAnsi="Calibri"/>
+                <w:sz w:val="20"/>
+              </w:rPr>
+              <w:t xml:space="default">2.0</w:t>
+            </w:r>
+          </w:p>
+        </w:tc>
+      </w:tr>
+      <w:tr>
+        <w:trPr>
+          <w:cantSplit/>
+        </w:trPr>
+        <w:tc>
+          <w:tcPr>
+            <w:tcBorders>
+              <w:top w:val="single" w:space="0" w:color="D3D3D3"/>
+              <w:bottom w:val="single" w:space="0" w:color="D3D3D3"/>
+              <w:start w:val="single" w:space="0" w:color="D3D3D3"/>
+              <w:end w:val="single" w:space="0" w:color="D3D3D3"/>
+            </w:tcBorders>
+          </w:tcPr>
+          <w:p>
+            <w:pPr>
+              <w:spacing w:before="0" w:after="60"/>
+              <w:keepNext/>
+              <w:jc w:val="start"/>
+            </w:pPr>
+            <w:r>
+              <w:rPr>
+                <w:rFonts w:ascii="Calibri" w:hAnsi="Calibri"/>
+                <w:sz w:val="20"/>
+              </w:rPr>
+              <w:t xml:space="default">Other named institution</w:t>
+            </w:r>
+          </w:p>
+        </w:tc>
+        <w:tc>
+          <w:tcPr>
+            <w:tcBorders>
+              <w:top w:val="single" w:space="0" w:color="D3D3D3"/>
+              <w:bottom w:val="single" w:space="0" w:color="D3D3D3"/>
+              <w:start w:val="single" w:space="0" w:color="D3D3D3"/>
+              <w:end w:val="single" w:space="0" w:color="D3D3D3"/>
+            </w:tcBorders>
+          </w:tcPr>
+          <w:p>
+            <w:pPr>
+              <w:spacing w:before="0" w:after="60"/>
+              <w:keepNext/>
+              <w:jc w:val="end"/>
+            </w:pPr>
+            <w:r>
+              <w:rPr>
+                <w:rFonts w:ascii="Calibri" w:hAnsi="Calibri"/>
+                <w:sz w:val="20"/>
+              </w:rPr>
+              <w:t xml:space="default">759</w:t>
+            </w:r>
+          </w:p>
+        </w:tc>
+        <w:tc>
+          <w:tcPr>
+            <w:tcBorders>
+              <w:top w:val="single" w:space="0" w:color="D3D3D3"/>
+              <w:bottom w:val="single" w:space="0" w:color="D3D3D3"/>
+              <w:start w:val="single" w:space="0" w:color="D3D3D3"/>
+              <w:end w:val="single" w:space="0" w:color="D3D3D3"/>
+            </w:tcBorders>
+          </w:tcPr>
+          <w:p>
+            <w:pPr>
+              <w:spacing w:before="0" w:after="60"/>
+              <w:keepNext/>
+              <w:jc w:val="end"/>
+            </w:pPr>
+            <w:r>
+              <w:rPr>
+                <w:rFonts w:ascii="Calibri" w:hAnsi="Calibri"/>
+                <w:sz w:val="20"/>
+              </w:rPr>
+              <w:t xml:space="default">61.8</w:t>
+            </w:r>
+          </w:p>
+        </w:tc>
+      </w:tr>
+      <w:tr>
+        <w:trPr>
+          <w:cantSplit/>
+        </w:trPr>
+        <w:tc>
+          <w:tcPr>
+            <w:tcBorders>
+              <w:top w:val="single" w:space="0" w:color="D3D3D3"/>
+              <w:bottom w:val="single" w:space="0" w:color="D3D3D3"/>
+              <w:start w:val="single" w:space="0" w:color="D3D3D3"/>
+              <w:end w:val="single" w:space="0" w:color="D3D3D3"/>
+            </w:tcBorders>
+          </w:tcPr>
+          <w:p>
+            <w:pPr>
+              <w:spacing w:before="0" w:after="60"/>
+              <w:keepNext/>
+              <w:jc w:val="start"/>
+            </w:pPr>
+            <w:r>
+              <w:rPr>
+                <w:rFonts w:ascii="Calibri" w:hAnsi="Calibri"/>
+                <w:sz w:val="20"/>
+              </w:rPr>
+              <w:t xml:space="default">Unknown / not recorded</w:t>
+            </w:r>
+          </w:p>
+        </w:tc>
+        <w:tc>
+          <w:tcPr>
+            <w:tcBorders>
+              <w:top w:val="single" w:space="0" w:color="D3D3D3"/>
+              <w:bottom w:val="single" w:space="0" w:color="D3D3D3"/>
+              <w:start w:val="single" w:space="0" w:color="D3D3D3"/>
+              <w:end w:val="single" w:space="0" w:color="D3D3D3"/>
+            </w:tcBorders>
+          </w:tcPr>
+          <w:p>
+            <w:pPr>
+              <w:spacing w:before="0" w:after="60"/>
+              <w:keepNext/>
+              <w:jc w:val="end"/>
+            </w:pPr>
+            <w:r>
+              <w:rPr>
+                <w:rFonts w:ascii="Calibri" w:hAnsi="Calibri"/>
+                <w:sz w:val="20"/>
+              </w:rPr>
+              <w:t xml:space="default">10,692</w:t>
             </w:r>
           </w:p>
         </w:tc>

--- a/docs/table1_midwives_gt.docx
+++ b/docs/table1_midwives_gt.docx
@@ -66,7 +66,7 @@
           <w:sz w:val="20"/>
           <w:color w:val="333333"/>
         </w:rPr>
-        <w:t xml:space="default">11,920 ACTIVE primary-linked midwives · built 2026-08-10 20:09:20</w:t>
+        <w:t xml:space="default">11,920 ACTIVE primary-linked midwives · built 2026-08-10 20:17:39</w:t>
       </w:r>
     </w:p>
     <w:tbl xmlns:w="http://schemas.openxmlformats.org/wordprocessingml/2006/main" xmlns:wp="http://schemas.openxmlformats.org/drawingml/2006/wordprocessingDrawing" xmlns:r="http://schemas.openxmlformats.org/officeDocument/2006/relationships" xmlns:w14="http://schemas.microsoft.com/office/word/2010/wordml">
@@ -4284,7 +4284,7 @@
                 <w:rFonts w:ascii="Calibri" w:hAnsi="Calibri"/>
                 <w:sz w:val="20"/>
               </w:rPr>
-              <w:t xml:space="default">STATE UNIVERSITY OF NEW YORK DOWNSTATE MEDICAL CENTER</w:t>
+              <w:t xml:space="default">STATE UNIVERSITY OF NEW YORK DOWNSTATE</w:t>
             </w:r>
           </w:p>
         </w:tc>

--- a/docs/table1_midwives_gt.docx
+++ b/docs/table1_midwives_gt.docx
@@ -66,7 +66,7 @@
           <w:sz w:val="20"/>
           <w:color w:val="333333"/>
         </w:rPr>
-        <w:t xml:space="default">11,920 ACTIVE primary-linked midwives · built 2026-08-10 20:17:39</w:t>
+        <w:t xml:space="default">11,920 ACTIVE primary-linked midwives · built 2026-08-10 20:27:03</w:t>
       </w:r>
     </w:p>
     <w:tbl xmlns:w="http://schemas.openxmlformats.org/wordprocessingml/2006/main" xmlns:wp="http://schemas.openxmlformats.org/drawingml/2006/wordprocessingDrawing" xmlns:r="http://schemas.openxmlformats.org/officeDocument/2006/relationships" xmlns:w14="http://schemas.microsoft.com/office/word/2010/wordml">
@@ -3745,7 +3745,7 @@
                 <w:rFonts w:ascii="Calibri" w:hAnsi="Calibri"/>
                 <w:sz w:val="20"/>
               </w:rPr>
-              <w:t xml:space="default">GEORGETOWN UNIVERSITY</w:t>
+              <w:t xml:space="default">Georgetown University</w:t>
             </w:r>
           </w:p>
         </w:tc>
@@ -3822,7 +3822,7 @@
                 <w:rFonts w:ascii="Calibri" w:hAnsi="Calibri"/>
                 <w:sz w:val="20"/>
               </w:rPr>
-              <w:t xml:space="default">UNIVERSITY OF CINCINNATI</w:t>
+              <w:t xml:space="default">University of Cincinnati</w:t>
             </w:r>
           </w:p>
         </w:tc>
@@ -3899,7 +3899,7 @@
                 <w:rFonts w:ascii="Calibri" w:hAnsi="Calibri"/>
                 <w:sz w:val="20"/>
               </w:rPr>
-              <w:t xml:space="default">YALE UNIVERSITY</w:t>
+              <w:t xml:space="default">Yale University</w:t>
             </w:r>
           </w:p>
         </w:tc>
@@ -3976,7 +3976,7 @@
                 <w:rFonts w:ascii="Calibri" w:hAnsi="Calibri"/>
                 <w:sz w:val="20"/>
               </w:rPr>
-              <w:t xml:space="default">VANDERBILT UNIVERSITY</w:t>
+              <w:t xml:space="default">Vanderbilt University</w:t>
             </w:r>
           </w:p>
         </w:tc>
@@ -4053,7 +4053,7 @@
                 <w:rFonts w:ascii="Calibri" w:hAnsi="Calibri"/>
                 <w:sz w:val="20"/>
               </w:rPr>
-              <w:t xml:space="default">FRONTIER NURSING UNIVERSITY</w:t>
+              <w:t xml:space="default">Frontier Nursing University</w:t>
             </w:r>
           </w:p>
         </w:tc>
@@ -4130,7 +4130,7 @@
                 <w:rFonts w:ascii="Calibri" w:hAnsi="Calibri"/>
                 <w:sz w:val="20"/>
               </w:rPr>
-              <w:t xml:space="default">EMORY UNIVERSITY</w:t>
+              <w:t xml:space="default">Emory University</w:t>
             </w:r>
           </w:p>
         </w:tc>
@@ -4207,7 +4207,7 @@
                 <w:rFonts w:ascii="Calibri" w:hAnsi="Calibri"/>
                 <w:sz w:val="20"/>
               </w:rPr>
-              <w:t xml:space="default">UNIVERSITY OF ILLINOIS</w:t>
+              <w:t xml:space="default">University of Illinois</w:t>
             </w:r>
           </w:p>
         </w:tc>
@@ -4284,7 +4284,7 @@
                 <w:rFonts w:ascii="Calibri" w:hAnsi="Calibri"/>
                 <w:sz w:val="20"/>
               </w:rPr>
-              <w:t xml:space="default">STATE UNIVERSITY OF NEW YORK DOWNSTATE</w:t>
+              <w:t xml:space="default">State University of New York Downstate</w:t>
             </w:r>
           </w:p>
         </w:tc>
@@ -4361,7 +4361,7 @@
                 <w:rFonts w:ascii="Calibri" w:hAnsi="Calibri"/>
                 <w:sz w:val="20"/>
               </w:rPr>
-              <w:t xml:space="default">OREGON HEALTH SCIENCES UNIVERSITY</w:t>
+              <w:t xml:space="default">Oregon Health Sciences University</w:t>
             </w:r>
           </w:p>
         </w:tc>
@@ -4438,7 +4438,7 @@
                 <w:rFonts w:ascii="Calibri" w:hAnsi="Calibri"/>
                 <w:sz w:val="20"/>
               </w:rPr>
-              <w:t xml:space="default">STATE UNIVERSITY OF NEW YORK AT STONY BROOK</w:t>
+              <w:t xml:space="default">State University of New York at Stony Brook</w:t>
             </w:r>
           </w:p>
         </w:tc>

--- a/docs/table1_midwives_gt.docx
+++ b/docs/table1_midwives_gt.docx
@@ -66,7 +66,7 @@
           <w:sz w:val="20"/>
           <w:color w:val="333333"/>
         </w:rPr>
-        <w:t xml:space="default">11,920 ACTIVE primary-linked midwives · built 2026-08-10 20:27:03</w:t>
+        <w:t xml:space="default">11,920 ACTIVE primary-linked midwives · built 2026-08-10 20:30:49</w:t>
       </w:r>
     </w:p>
     <w:tbl xmlns:w="http://schemas.openxmlformats.org/wordprocessingml/2006/main" xmlns:wp="http://schemas.openxmlformats.org/drawingml/2006/wordprocessingDrawing" xmlns:r="http://schemas.openxmlformats.org/officeDocument/2006/relationships" xmlns:w14="http://schemas.microsoft.com/office/word/2010/wordml">
@@ -973,7 +973,7 @@
                 <w:rFonts w:ascii="Calibri" w:hAnsi="Calibri"/>
                 <w:sz w:val="20"/>
               </w:rPr>
-              <w:t xml:space="default">Unknown / not recorded</w:t>
+              <w:t xml:space="default">No taxonomy recorded in NPPES</w:t>
             </w:r>
           </w:p>
         </w:tc>
@@ -1314,7 +1314,7 @@
                 <w:rFonts w:ascii="Calibri" w:hAnsi="Calibri"/>
                 <w:sz w:val="20"/>
               </w:rPr>
-              <w:t xml:space="default">Unknown / not recorded</w:t>
+              <w:t xml:space="default">Sex not recorded in NPPES</w:t>
             </w:r>
           </w:p>
         </w:tc>
@@ -3294,7 +3294,7 @@
                 <w:rFonts w:ascii="Calibri" w:hAnsi="Calibri"/>
                 <w:sz w:val="20"/>
               </w:rPr>
-              <w:t xml:space="default">Unknown / not recorded</w:t>
+              <w:t xml:space="default">State not mappable to an ACOG district</w:t>
             </w:r>
           </w:p>
         </w:tc>
@@ -3635,7 +3635,7 @@
                 <w:rFonts w:ascii="Calibri" w:hAnsi="Calibri"/>
                 <w:sz w:val="20"/>
               </w:rPr>
-              <w:t xml:space="default">Unknown / not recorded</w:t>
+              <w:t xml:space="default">County not resolved (no RUCC code)</w:t>
             </w:r>
           </w:p>
         </w:tc>
@@ -4592,7 +4592,7 @@
                 <w:rFonts w:ascii="Calibri" w:hAnsi="Calibri"/>
                 <w:sz w:val="20"/>
               </w:rPr>
-              <w:t xml:space="default">Unknown / not recorded</w:t>
+              <w:t xml:space="default">No school named by CMS DAC or Healthgrades</w:t>
             </w:r>
           </w:p>
         </w:tc>
@@ -5164,7 +5164,7 @@
                 <w:rFonts w:ascii="Calibri" w:hAnsi="Calibri"/>
                 <w:sz w:val="20"/>
               </w:rPr>
-              <w:t xml:space="default">Unknown / not recorded</w:t>
+              <w:t xml:space="default">Not enrolled in Medicare (absent from CMS DAC)</w:t>
             </w:r>
           </w:p>
         </w:tc>
@@ -5582,7 +5582,7 @@
                 <w:rFonts w:ascii="Calibri" w:hAnsi="Calibri"/>
                 <w:sz w:val="20"/>
               </w:rPr>
-              <w:t xml:space="default">Unknown / not recorded</w:t>
+              <w:t xml:space="default">Not enrolled in Medicare (absent from CMS DAC)</w:t>
             </w:r>
           </w:p>
         </w:tc>
@@ -5846,7 +5846,7 @@
                 <w:rFonts w:ascii="Calibri" w:hAnsi="Calibri"/>
                 <w:sz w:val="20"/>
               </w:rPr>
-              <w:t xml:space="default">Unknown / not recorded</w:t>
+              <w:t xml:space="default">Not enrolled in Medicare (absent from CMS DAC)</w:t>
             </w:r>
           </w:p>
         </w:tc>
@@ -6264,7 +6264,7 @@
                 <w:rFonts w:ascii="Calibri" w:hAnsi="Calibri"/>
                 <w:sz w:val="20"/>
               </w:rPr>
-              <w:t xml:space="default">Unknown / not recorded</w:t>
+              <w:t xml:space="default">No geocoded practice location</w:t>
             </w:r>
           </w:p>
         </w:tc>
@@ -7089,7 +7089,7 @@
                 <w:rFonts w:ascii="Calibri" w:hAnsi="Calibri"/>
                 <w:sz w:val="20"/>
               </w:rPr>
-              <w:t xml:space="default">Unknown / not recorded</w:t>
+              <w:t xml:space="default">No public Healthgrades profile</w:t>
             </w:r>
           </w:p>
         </w:tc>
@@ -7353,7 +7353,7 @@
                 <w:rFonts w:ascii="Calibri" w:hAnsi="Calibri"/>
                 <w:sz w:val="20"/>
               </w:rPr>
-              <w:t xml:space="default">Unknown / not recorded</w:t>
+              <w:t xml:space="default">No public Healthgrades profile</w:t>
             </w:r>
           </w:p>
         </w:tc>
